--- a/app/templates/contrato_template.docx
+++ b/app/templates/contrato_template.docx
@@ -3,48 +3,158 @@
 <w:document xmlns:wpc="http://schemas.microsoft.com/office/word/2010/wordprocessingCanvas" xmlns:cx="http://schemas.microsoft.com/office/drawing/2014/chartex" xmlns:cx1="http://schemas.microsoft.com/office/drawing/2015/9/8/chartex" xmlns:cx2="http://schemas.microsoft.com/office/drawing/2015/10/21/chartex" xmlns:cx3="http://schemas.microsoft.com/office/drawing/2016/5/9/chartex" xmlns:cx4="http://schemas.microsoft.com/office/drawing/2016/5/10/chartex" xmlns:cx5="http://schemas.microsoft.com/office/drawing/2016/5/11/chartex" xmlns:cx6="http://schemas.microsoft.com/office/drawing/2016/5/12/chartex" xmlns:cx7="http://schemas.microsoft.com/office/drawing/2016/5/13/chartex" xmlns:cx8="http://schemas.microsoft.com/office/drawing/2016/5/14/chartex" xmlns:mc="http://schemas.openxmlformats.org/markup-compatibility/2006" xmlns:aink="http://schemas.microsoft.com/office/drawing/2016/ink" xmlns:am3d="http://schemas.microsoft.com/office/drawing/2017/model3d" xmlns:o="urn:schemas-microsoft-com:office:office" xmlns:r="http://schemas.openxmlformats.org/officeDocument/2006/relationships" xmlns:m="http://schemas.openxmlformats.org/officeDocument/2006/math" xmlns:v="urn:schemas-microsoft-com:vml" xmlns:wp14="http://schemas.microsoft.com/office/word/2010/wordprocessingDrawing" xmlns:wp="http://schemas.openxmlformats.org/drawingml/2006/wordprocessingDrawing" xmlns:w10="urn:schemas-microsoft-com:office:word" xmlns:w="http://schemas.openxmlformats.org/wordprocessingml/2006/main" xmlns:w14="http://schemas.microsoft.com/office/word/2010/wordml" xmlns:w15="http://schemas.microsoft.com/office/word/2012/wordml" xmlns:w16cex="http://schemas.microsoft.com/office/word/2018/wordml/cex" xmlns:w16cid="http://schemas.microsoft.com/office/word/2016/wordml/cid" xmlns:w16="http://schemas.microsoft.com/office/word/2018/wordml" xmlns:w16sdtdh="http://schemas.microsoft.com/office/word/2020/wordml/sdtdatahash" xmlns:w16se="http://schemas.microsoft.com/office/word/2015/wordml/symex" xmlns:wpg="http://schemas.microsoft.com/office/word/2010/wordprocessingGroup" xmlns:wpi="http://schemas.microsoft.com/office/word/2010/wordprocessingInk" xmlns:wne="http://schemas.microsoft.com/office/word/2006/wordml" xmlns:wps="http://schemas.microsoft.com/office/word/2010/wordprocessingShape" mc:Ignorable="w14 w15 w16se w16cid w16 w16cex w16sdtdh wp14">
   <w:body>
     <w:p>
-      <w:r>
-        <w:t xml:space="preserve">Contrato de </w:t>
-      </w:r>
       <w:proofErr w:type="gramStart"/>
       <w:r>
-        <w:t>{{ nombre</w:t>
+        <w:t>{{</w:t>
+      </w:r>
+      <w:r>
+        <w:t xml:space="preserve">  </w:t>
       </w:r>
       <w:proofErr w:type="gramEnd"/>
       <w:r>
+        <w:t>nombres</w:t>
+      </w:r>
+      <w:r>
+        <w:t xml:space="preserve">  </w:t>
+      </w:r>
+      <w:r>
+        <w:t>}} {{</w:t>
+      </w:r>
+      <w:r>
+        <w:t xml:space="preserve">  </w:t>
+      </w:r>
+      <w:r>
+        <w:t>apellidos</w:t>
+      </w:r>
+      <w:r>
+        <w:t xml:space="preserve">  </w:t>
+      </w:r>
+      <w:r>
+        <w:t>}}</w:t>
+      </w:r>
+    </w:p>
+    <w:p>
+      <w:proofErr w:type="gramStart"/>
+      <w:r>
+        <w:t>{{</w:t>
+      </w:r>
+      <w:r>
+        <w:t xml:space="preserve">  </w:t>
+      </w:r>
+      <w:proofErr w:type="spellStart"/>
+      <w:proofErr w:type="gramEnd"/>
+      <w:r>
+        <w:t>numero_documento</w:t>
+      </w:r>
+      <w:proofErr w:type="spellEnd"/>
+      <w:r>
+        <w:t xml:space="preserve">  </w:t>
+      </w:r>
+      <w:r>
+        <w:t>}}</w:t>
+      </w:r>
+    </w:p>
+    <w:p>
+      <w:proofErr w:type="gramStart"/>
+      <w:r>
+        <w:t xml:space="preserve">{{ </w:t>
+      </w:r>
+      <w:r>
+        <w:t xml:space="preserve"> </w:t>
+      </w:r>
+      <w:proofErr w:type="spellStart"/>
+      <w:proofErr w:type="gramEnd"/>
+      <w:r>
+        <w:t>numero_contrato</w:t>
+      </w:r>
+      <w:proofErr w:type="spellEnd"/>
+      <w:r>
+        <w:t xml:space="preserve"> </w:t>
+      </w:r>
+      <w:r>
         <w:t xml:space="preserve"> }}</w:t>
       </w:r>
-      <w:r>
-        <w:br/>
-        <w:t>Documento: {{ documento }}</w:t>
-      </w:r>
-      <w:r>
-        <w:br/>
-        <w:t xml:space="preserve">Fecha inicio: {{ </w:t>
+    </w:p>
+    <w:p>
+      <w:proofErr w:type="gramStart"/>
+      <w:r>
+        <w:t xml:space="preserve">{{ </w:t>
+      </w:r>
+      <w:r>
+        <w:t xml:space="preserve"> </w:t>
       </w:r>
       <w:proofErr w:type="spellStart"/>
+      <w:proofErr w:type="gramEnd"/>
       <w:r>
         <w:t>fecha_inicio</w:t>
       </w:r>
       <w:proofErr w:type="spellEnd"/>
       <w:r>
+        <w:t xml:space="preserve"> </w:t>
+      </w:r>
+      <w:r>
         <w:t xml:space="preserve"> }}</w:t>
       </w:r>
-      <w:r>
-        <w:br/>
-        <w:t xml:space="preserve">Fecha fin: {{ </w:t>
+    </w:p>
+    <w:p>
+      <w:proofErr w:type="gramStart"/>
+      <w:r>
+        <w:t xml:space="preserve">{{ </w:t>
+      </w:r>
+      <w:r>
+        <w:t xml:space="preserve"> </w:t>
       </w:r>
       <w:proofErr w:type="spellStart"/>
+      <w:proofErr w:type="gramEnd"/>
       <w:r>
         <w:t>fecha_fin</w:t>
       </w:r>
       <w:proofErr w:type="spellEnd"/>
       <w:r>
+        <w:t xml:space="preserve"> </w:t>
+      </w:r>
+      <w:r>
         <w:t xml:space="preserve"> }}</w:t>
       </w:r>
-      <w:r>
-        <w:br/>
-        <w:t>Valor: {{ valor }}</w:t>
+    </w:p>
+    <w:p>
+      <w:proofErr w:type="gramStart"/>
+      <w:r>
+        <w:t xml:space="preserve">{{ </w:t>
+      </w:r>
+      <w:r>
+        <w:t xml:space="preserve"> </w:t>
+      </w:r>
+      <w:proofErr w:type="spellStart"/>
+      <w:proofErr w:type="gramEnd"/>
+      <w:r>
+        <w:t>valor_contrato</w:t>
+      </w:r>
+      <w:proofErr w:type="spellEnd"/>
+      <w:r>
+        <w:t xml:space="preserve"> </w:t>
+      </w:r>
+      <w:r>
+        <w:t xml:space="preserve"> }}</w:t>
+      </w:r>
+    </w:p>
+    <w:p>
+      <w:proofErr w:type="gramStart"/>
+      <w:r>
+        <w:t xml:space="preserve">{{ </w:t>
+      </w:r>
+      <w:r>
+        <w:t xml:space="preserve"> </w:t>
+      </w:r>
+      <w:proofErr w:type="gramEnd"/>
+      <w:r>
+        <w:t>estado</w:t>
+      </w:r>
+      <w:r>
+        <w:t xml:space="preserve"> </w:t>
+      </w:r>
+      <w:r>
+        <w:t xml:space="preserve"> }}</w:t>
       </w:r>
     </w:p>
     <w:sectPr>

--- a/app/templates/contrato_template.docx
+++ b/app/templates/contrato_template.docx
@@ -33,14 +33,8 @@
           <w:p>
             <w:pPr>
               <w:jc w:val="center"/>
-              <w:rPr>
-                <w:color w:val="FFFFFF" w:themeColor="background1"/>
-              </w:rPr>
             </w:pPr>
             <w:r>
-              <w:rPr>
-                <w:color w:val="FFFFFF" w:themeColor="background1"/>
-              </w:rPr>
               <w:t>PROCESO</w:t>
             </w:r>
           </w:p>
@@ -86,9 +80,6 @@
               <w:jc w:val="center"/>
             </w:pPr>
             <w:r>
-              <w:rPr>
-                <w:color w:val="FFFFFF" w:themeColor="background1"/>
-              </w:rPr>
               <w:t>NOMBRE DEL FORMATO</w:t>
             </w:r>
           </w:p>
@@ -134,9 +125,6 @@
               <w:jc w:val="center"/>
             </w:pPr>
             <w:r>
-              <w:rPr>
-                <w:color w:val="FFFFFF" w:themeColor="background1"/>
-              </w:rPr>
               <w:t>CLASIFICACIÓN DE LA INFORMACIÓN</w:t>
             </w:r>
           </w:p>
@@ -223,6 +211,13 @@
                 <w:bCs/>
               </w:rPr>
             </w:pPr>
+            <w:r>
+              <w:rPr>
+                <w:b/>
+                <w:bCs/>
+              </w:rPr>
+              <w:t>x</w:t>
+            </w:r>
           </w:p>
         </w:tc>
         <w:tc>
@@ -282,180 +277,6 @@
           <w:b/>
           <w:bCs/>
           <w:spacing w:val="2"/>
-        </w:rPr>
-      </w:pPr>
-      <w:r>
-        <w:rPr>
-          <w:rFonts w:cs="Calibri"/>
-          <w:b/>
-          <w:bCs/>
-        </w:rPr>
-        <w:br w:type="page"/>
-      </w:r>
-    </w:p>
-    <w:tbl>
-      <w:tblPr>
-        <w:tblStyle w:val="Tabladecuadrcula4"/>
-        <w:tblpPr w:leftFromText="142" w:rightFromText="142" w:vertAnchor="text" w:horzAnchor="margin" w:tblpY="1"/>
-        <w:tblW w:w="5004" w:type="pct"/>
-        <w:tblLook w:val="04A0" w:firstRow="1" w:lastRow="0" w:firstColumn="1" w:lastColumn="0" w:noHBand="0" w:noVBand="1"/>
-      </w:tblPr>
-      <w:tblGrid>
-        <w:gridCol w:w="2544"/>
-        <w:gridCol w:w="585"/>
-        <w:gridCol w:w="2533"/>
-        <w:gridCol w:w="600"/>
-        <w:gridCol w:w="2520"/>
-        <w:gridCol w:w="611"/>
-        <w:gridCol w:w="9"/>
-      </w:tblGrid>
-      <w:tr>
-        <w:trPr>
-          <w:cnfStyle w:val="100000000000" w:firstRow="1" w:lastRow="0" w:firstColumn="0" w:lastColumn="0" w:oddVBand="0" w:evenVBand="0" w:oddHBand="0" w:evenHBand="0" w:firstRowFirstColumn="0" w:firstRowLastColumn="0" w:lastRowFirstColumn="0" w:lastRowLastColumn="0"/>
-          <w:trHeight w:val="477"/>
-        </w:trPr>
-        <w:tc>
-          <w:tcPr>
-            <w:cnfStyle w:val="001000000000" w:firstRow="0" w:lastRow="0" w:firstColumn="1" w:lastColumn="0" w:oddVBand="0" w:evenVBand="0" w:oddHBand="0" w:evenHBand="0" w:firstRowFirstColumn="0" w:firstRowLastColumn="0" w:lastRowFirstColumn="0" w:lastRowLastColumn="0"/>
-            <w:tcW w:w="5000" w:type="pct"/>
-            <w:gridSpan w:val="7"/>
-            <w:vAlign w:val="center"/>
-          </w:tcPr>
-          <w:p>
-            <w:pPr>
-              <w:jc w:val="center"/>
-            </w:pPr>
-            <w:r>
-              <w:rPr>
-                <w:color w:val="FFFFFF" w:themeColor="background1"/>
-              </w:rPr>
-              <w:lastRenderedPageBreak/>
-              <w:t>CLASIFICACIÓN DE LA INFORMACIÓN</w:t>
-            </w:r>
-          </w:p>
-        </w:tc>
-      </w:tr>
-      <w:tr>
-        <w:trPr>
-          <w:gridAfter w:val="1"/>
-          <w:cnfStyle w:val="000000100000" w:firstRow="0" w:lastRow="0" w:firstColumn="0" w:lastColumn="0" w:oddVBand="0" w:evenVBand="0" w:oddHBand="1" w:evenHBand="0" w:firstRowFirstColumn="0" w:firstRowLastColumn="0" w:lastRowFirstColumn="0" w:lastRowLastColumn="0"/>
-          <w:wAfter w:w="4" w:type="pct"/>
-          <w:trHeight w:val="477"/>
-        </w:trPr>
-        <w:tc>
-          <w:tcPr>
-            <w:cnfStyle w:val="001000000000" w:firstRow="0" w:lastRow="0" w:firstColumn="1" w:lastColumn="0" w:oddVBand="0" w:evenVBand="0" w:oddHBand="0" w:evenHBand="0" w:firstRowFirstColumn="0" w:firstRowLastColumn="0" w:lastRowFirstColumn="0" w:lastRowLastColumn="0"/>
-            <w:tcW w:w="1353" w:type="pct"/>
-            <w:shd w:val="clear" w:color="auto" w:fill="FFFFFF" w:themeFill="background1"/>
-            <w:vAlign w:val="center"/>
-          </w:tcPr>
-          <w:p>
-            <w:pPr>
-              <w:rPr>
-                <w:b w:val="0"/>
-                <w:bCs w:val="0"/>
-              </w:rPr>
-            </w:pPr>
-            <w:r>
-              <w:rPr>
-                <w:b w:val="0"/>
-                <w:bCs w:val="0"/>
-              </w:rPr>
-              <w:t>Pública</w:t>
-            </w:r>
-          </w:p>
-        </w:tc>
-        <w:tc>
-          <w:tcPr>
-            <w:tcW w:w="311" w:type="pct"/>
-            <w:shd w:val="clear" w:color="auto" w:fill="FFFFFF" w:themeFill="background1"/>
-            <w:vAlign w:val="center"/>
-          </w:tcPr>
-          <w:p>
-            <w:pPr>
-              <w:jc w:val="center"/>
-              <w:cnfStyle w:val="000000100000" w:firstRow="0" w:lastRow="0" w:firstColumn="0" w:lastColumn="0" w:oddVBand="0" w:evenVBand="0" w:oddHBand="1" w:evenHBand="0" w:firstRowFirstColumn="0" w:firstRowLastColumn="0" w:lastRowFirstColumn="0" w:lastRowLastColumn="0"/>
-              <w:rPr>
-                <w:b/>
-                <w:bCs/>
-              </w:rPr>
-            </w:pPr>
-          </w:p>
-        </w:tc>
-        <w:tc>
-          <w:tcPr>
-            <w:tcW w:w="1347" w:type="pct"/>
-            <w:shd w:val="clear" w:color="auto" w:fill="FFFFFF" w:themeFill="background1"/>
-            <w:vAlign w:val="center"/>
-          </w:tcPr>
-          <w:p>
-            <w:pPr>
-              <w:cnfStyle w:val="000000100000" w:firstRow="0" w:lastRow="0" w:firstColumn="0" w:lastColumn="0" w:oddVBand="0" w:evenVBand="0" w:oddHBand="1" w:evenHBand="0" w:firstRowFirstColumn="0" w:firstRowLastColumn="0" w:lastRowFirstColumn="0" w:lastRowLastColumn="0"/>
-              <w:rPr>
-                <w:b/>
-                <w:bCs/>
-              </w:rPr>
-            </w:pPr>
-            <w:r>
-              <w:t>Pública Clasificada</w:t>
-            </w:r>
-          </w:p>
-        </w:tc>
-        <w:tc>
-          <w:tcPr>
-            <w:tcW w:w="319" w:type="pct"/>
-            <w:shd w:val="clear" w:color="auto" w:fill="FFFFFF" w:themeFill="background1"/>
-            <w:vAlign w:val="center"/>
-          </w:tcPr>
-          <w:p>
-            <w:pPr>
-              <w:jc w:val="center"/>
-              <w:cnfStyle w:val="000000100000" w:firstRow="0" w:lastRow="0" w:firstColumn="0" w:lastColumn="0" w:oddVBand="0" w:evenVBand="0" w:oddHBand="1" w:evenHBand="0" w:firstRowFirstColumn="0" w:firstRowLastColumn="0" w:lastRowFirstColumn="0" w:lastRowLastColumn="0"/>
-              <w:rPr>
-                <w:b/>
-                <w:bCs/>
-              </w:rPr>
-            </w:pPr>
-          </w:p>
-        </w:tc>
-        <w:tc>
-          <w:tcPr>
-            <w:tcW w:w="1340" w:type="pct"/>
-            <w:shd w:val="clear" w:color="auto" w:fill="FFFFFF" w:themeFill="background1"/>
-            <w:vAlign w:val="center"/>
-          </w:tcPr>
-          <w:p>
-            <w:pPr>
-              <w:cnfStyle w:val="000000100000" w:firstRow="0" w:lastRow="0" w:firstColumn="0" w:lastColumn="0" w:oddVBand="0" w:evenVBand="0" w:oddHBand="1" w:evenHBand="0" w:firstRowFirstColumn="0" w:firstRowLastColumn="0" w:lastRowFirstColumn="0" w:lastRowLastColumn="0"/>
-              <w:rPr>
-                <w:b/>
-                <w:bCs/>
-              </w:rPr>
-            </w:pPr>
-            <w:r>
-              <w:t>Pública Reservada</w:t>
-            </w:r>
-          </w:p>
-        </w:tc>
-        <w:tc>
-          <w:tcPr>
-            <w:tcW w:w="325" w:type="pct"/>
-            <w:shd w:val="clear" w:color="auto" w:fill="FFFFFF" w:themeFill="background1"/>
-            <w:vAlign w:val="center"/>
-          </w:tcPr>
-          <w:p>
-            <w:pPr>
-              <w:jc w:val="center"/>
-              <w:cnfStyle w:val="000000100000" w:firstRow="0" w:lastRow="0" w:firstColumn="0" w:lastColumn="0" w:oddVBand="0" w:evenVBand="0" w:oddHBand="1" w:evenHBand="0" w:firstRowFirstColumn="0" w:firstRowLastColumn="0" w:lastRowFirstColumn="0" w:lastRowLastColumn="0"/>
-            </w:pPr>
-          </w:p>
-        </w:tc>
-      </w:tr>
-    </w:tbl>
-    <w:p>
-      <w:pPr>
-        <w:rPr>
-          <w:lang w:val="es-ES" w:eastAsia="es-ES"/>
         </w:rPr>
       </w:pPr>
     </w:p>
@@ -526,7 +347,6 @@
         <w:rPr>
           <w:rFonts w:cs="Calibri"/>
           <w:bCs/>
-          <w:color w:val="000000"/>
         </w:rPr>
       </w:pPr>
     </w:p>
@@ -539,22 +359,14 @@
         <w:ind w:right="6"/>
         <w:rPr>
           <w:rFonts w:cs="Calibri"/>
-          <w:color w:val="000000"/>
         </w:rPr>
       </w:pPr>
       <w:bookmarkStart w:id="0" w:name="_Hlk167875027"/>
       <w:r>
         <w:rPr>
           <w:rFonts w:cs="Calibri"/>
-          <w:color w:val="000000"/>
         </w:rPr>
-        <w:t xml:space="preserve">En mi calidad de supervisor del </w:t>
-      </w:r>
-      <w:r>
-        <w:rPr>
-          <w:rFonts w:cs="Calibri"/>
-        </w:rPr>
-        <w:t xml:space="preserve">contrato </w:t>
+        <w:t xml:space="preserve">En mi calidad de supervisor del contrato </w:t>
       </w:r>
       <w:r>
         <w:rPr>
@@ -565,63 +377,54 @@
       <w:r>
         <w:rPr>
           <w:rFonts w:cs="Calibri"/>
-          <w:color w:val="000000"/>
         </w:rPr>
         <w:t xml:space="preserve">me permito presentar </w:t>
       </w:r>
       <w:r>
         <w:rPr>
           <w:rFonts w:cs="Calibri"/>
-          <w:color w:val="000000"/>
         </w:rPr>
         <w:t xml:space="preserve">el </w:t>
       </w:r>
       <w:r>
         <w:rPr>
           <w:rFonts w:cs="Calibri"/>
-          <w:color w:val="000000"/>
         </w:rPr>
         <w:t>informe final</w:t>
       </w:r>
       <w:r>
         <w:rPr>
           <w:rFonts w:cs="Calibri"/>
-          <w:color w:val="000000"/>
         </w:rPr>
         <w:t xml:space="preserve"> del mismo</w:t>
       </w:r>
       <w:r>
         <w:rPr>
           <w:rFonts w:cs="Calibri"/>
-          <w:color w:val="000000"/>
         </w:rPr>
         <w:t xml:space="preserve">, de acuerdo con </w:t>
       </w:r>
       <w:r>
         <w:rPr>
           <w:rFonts w:cs="Calibri"/>
-          <w:color w:val="000000"/>
         </w:rPr>
         <w:t xml:space="preserve">la </w:t>
       </w:r>
       <w:r>
         <w:rPr>
           <w:rFonts w:cs="Calibri"/>
-          <w:color w:val="000000"/>
         </w:rPr>
         <w:t>siguiente</w:t>
       </w:r>
       <w:r>
         <w:rPr>
           <w:rFonts w:cs="Calibri"/>
-          <w:color w:val="000000"/>
         </w:rPr>
         <w:t xml:space="preserve"> información</w:t>
       </w:r>
       <w:r>
         <w:rPr>
           <w:rFonts w:cs="Calibri"/>
-          <w:color w:val="000000"/>
         </w:rPr>
         <w:t>:</w:t>
       </w:r>
@@ -632,7 +435,6 @@
         <w:rPr>
           <w:rStyle w:val="Nmerodepgina"/>
           <w:rFonts w:cs="Calibri"/>
-          <w:color w:val="auto"/>
         </w:rPr>
       </w:pPr>
     </w:p>
@@ -650,7 +452,6 @@
           <w:rStyle w:val="Nmerodepgina"/>
           <w:rFonts w:cs="Calibri"/>
           <w:bCs/>
-          <w:color w:val="auto"/>
         </w:rPr>
       </w:pPr>
     </w:p>
@@ -677,7 +478,6 @@
                 <w:rStyle w:val="Nmerodepgina"/>
                 <w:rFonts w:cs="Calibri"/>
                 <w:b/>
-                <w:color w:val="auto"/>
               </w:rPr>
             </w:pPr>
             <w:r>
@@ -685,7 +485,6 @@
                 <w:rStyle w:val="Nmerodepgina"/>
                 <w:rFonts w:cs="Calibri"/>
                 <w:b/>
-                <w:color w:val="auto"/>
               </w:rPr>
               <w:t>C</w:t>
             </w:r>
@@ -693,7 +492,6 @@
               <w:rPr>
                 <w:rStyle w:val="Nmerodepgina"/>
                 <w:rFonts w:cs="Calibri"/>
-                <w:color w:val="auto"/>
               </w:rPr>
               <w:t>ONTRATANTE</w:t>
             </w:r>
@@ -711,7 +509,6 @@
                 <w:rStyle w:val="Nmerodepgina"/>
                 <w:rFonts w:cs="Calibri"/>
                 <w:b/>
-                <w:color w:val="C00000"/>
               </w:rPr>
             </w:pPr>
             <w:r>
@@ -736,7 +533,6 @@
               <w:rPr>
                 <w:rFonts w:eastAsia="Times New Roman" w:cs="Calibri"/>
                 <w:b/>
-                <w:color w:val="auto"/>
                 <w:lang w:val="es-ES" w:eastAsia="es-ES"/>
               </w:rPr>
             </w:pPr>
@@ -744,7 +540,6 @@
               <w:rPr>
                 <w:rFonts w:eastAsia="MS Mincho" w:cs="Calibri"/>
                 <w:b/>
-                <w:color w:val="auto"/>
                 <w:lang w:val="es-ES" w:eastAsia="es-ES"/>
               </w:rPr>
               <w:t xml:space="preserve">TIPO DE </w:t>
@@ -753,7 +548,6 @@
               <w:rPr>
                 <w:rFonts w:eastAsia="MS Mincho" w:cs="Calibri"/>
                 <w:b/>
-                <w:color w:val="auto"/>
                 <w:lang w:val="es-ES" w:eastAsia="es-ES"/>
               </w:rPr>
               <w:t>CONTRATO</w:t>
@@ -771,7 +565,6 @@
               <w:rPr>
                 <w:rFonts w:asciiTheme="majorHAnsi" w:eastAsia="Arial" w:hAnsiTheme="majorHAnsi" w:cs="Arial"/>
                 <w:bCs/>
-                <w:color w:val="C00000"/>
                 <w:lang w:eastAsia="es-CO" w:bidi="es-CO"/>
               </w:rPr>
             </w:pPr>
@@ -798,7 +591,6 @@
               <w:rPr>
                 <w:rFonts w:eastAsia="Times New Roman" w:cs="Calibri"/>
                 <w:b/>
-                <w:color w:val="auto"/>
                 <w:lang w:val="es-ES" w:eastAsia="es-ES"/>
               </w:rPr>
             </w:pPr>
@@ -870,7 +662,6 @@
               <w:rPr>
                 <w:rFonts w:eastAsia="MS Mincho" w:cs="Calibri"/>
                 <w:b/>
-                <w:color w:val="auto"/>
                 <w:lang w:val="es-ES" w:eastAsia="es-ES"/>
               </w:rPr>
             </w:pPr>
@@ -878,7 +669,6 @@
               <w:rPr>
                 <w:rFonts w:eastAsia="MS Mincho" w:cs="Calibri"/>
                 <w:b/>
-                <w:color w:val="auto"/>
                 <w:lang w:val="es-ES" w:eastAsia="es-ES"/>
               </w:rPr>
               <w:t>OBJETO</w:t>
@@ -896,7 +686,6 @@
               <w:rPr>
                 <w:rFonts w:eastAsia="Times New Roman" w:cs="Calibri"/>
                 <w:b/>
-                <w:color w:val="C00000"/>
                 <w:lang w:val="es-ES" w:eastAsia="es-ES"/>
               </w:rPr>
             </w:pPr>
@@ -915,7 +704,6 @@
               <w:rPr>
                 <w:rFonts w:eastAsia="Times New Roman" w:cs="Calibri"/>
                 <w:b/>
-                <w:color w:val="auto"/>
                 <w:lang w:val="es-ES" w:eastAsia="es-ES"/>
               </w:rPr>
             </w:pPr>
@@ -923,7 +711,6 @@
               <w:rPr>
                 <w:rFonts w:eastAsia="MS Mincho" w:cs="Calibri"/>
                 <w:b/>
-                <w:color w:val="auto"/>
                 <w:lang w:val="es-ES" w:eastAsia="es-ES"/>
               </w:rPr>
               <w:t xml:space="preserve">FECHA DE SUSCRIPCIÓN DEL </w:t>
@@ -932,7 +719,6 @@
               <w:rPr>
                 <w:rFonts w:eastAsia="MS Mincho" w:cs="Calibri"/>
                 <w:b/>
-                <w:color w:val="auto"/>
                 <w:lang w:val="es-ES" w:eastAsia="es-ES"/>
               </w:rPr>
               <w:t>NEGOCIO JURÍDICO</w:t>
@@ -992,7 +778,6 @@
               <w:rPr>
                 <w:rFonts w:eastAsia="Times New Roman" w:cs="Calibri"/>
                 <w:b/>
-                <w:color w:val="auto"/>
                 <w:lang w:val="es-ES" w:eastAsia="es-ES"/>
               </w:rPr>
             </w:pPr>
@@ -1000,7 +785,6 @@
               <w:rPr>
                 <w:rFonts w:eastAsia="Times New Roman" w:cs="Calibri"/>
                 <w:b/>
-                <w:color w:val="auto"/>
                 <w:lang w:val="es-ES" w:eastAsia="es-ES"/>
               </w:rPr>
               <w:t>FECHA DE INICIO</w:t>
@@ -1060,14 +844,12 @@
               <w:rPr>
                 <w:rFonts w:asciiTheme="majorHAnsi" w:hAnsiTheme="majorHAnsi" w:cstheme="majorHAnsi"/>
                 <w:b/>
-                <w:color w:val="auto"/>
               </w:rPr>
             </w:pPr>
             <w:r>
               <w:rPr>
                 <w:rFonts w:eastAsia="Times New Roman" w:cs="Calibri"/>
                 <w:b/>
-                <w:color w:val="auto"/>
                 <w:lang w:val="es-ES" w:eastAsia="es-ES"/>
               </w:rPr>
               <w:t>PLAZO INICIAL</w:t>
@@ -1109,14 +891,12 @@
               <w:rPr>
                 <w:rFonts w:asciiTheme="majorHAnsi" w:hAnsiTheme="majorHAnsi" w:cstheme="majorHAnsi"/>
                 <w:b/>
-                <w:color w:val="auto"/>
               </w:rPr>
             </w:pPr>
             <w:r>
               <w:rPr>
                 <w:rFonts w:eastAsia="Times New Roman" w:cs="Calibri"/>
                 <w:b/>
-                <w:color w:val="auto"/>
                 <w:lang w:val="es-ES" w:eastAsia="es-ES"/>
               </w:rPr>
               <w:t>FECHA DE TERMINACIÓN INICIAL</w:t>
@@ -1174,7 +954,6 @@
               <w:rPr>
                 <w:rFonts w:eastAsia="Times New Roman" w:cs="Calibri"/>
                 <w:b/>
-                <w:color w:val="auto"/>
                 <w:lang w:val="es-ES" w:eastAsia="es-ES"/>
               </w:rPr>
             </w:pPr>
@@ -1182,7 +961,6 @@
               <w:rPr>
                 <w:rFonts w:asciiTheme="majorHAnsi" w:hAnsiTheme="majorHAnsi" w:cstheme="majorHAnsi"/>
                 <w:b/>
-                <w:color w:val="auto"/>
               </w:rPr>
               <w:t>RAZÓN SOCIAL</w:t>
             </w:r>
@@ -1225,14 +1003,12 @@
               <w:rPr>
                 <w:rFonts w:asciiTheme="majorHAnsi" w:hAnsiTheme="majorHAnsi" w:cstheme="majorHAnsi"/>
                 <w:b/>
-                <w:color w:val="auto"/>
               </w:rPr>
             </w:pPr>
             <w:r>
               <w:rPr>
                 <w:rFonts w:asciiTheme="majorHAnsi" w:hAnsiTheme="majorHAnsi" w:cstheme="majorHAnsi"/>
                 <w:b/>
-                <w:color w:val="auto"/>
               </w:rPr>
               <w:t>CC o NIT</w:t>
             </w:r>
@@ -1275,7 +1051,6 @@
               <w:rPr>
                 <w:rFonts w:eastAsia="Times New Roman" w:cs="Calibri"/>
                 <w:b/>
-                <w:color w:val="auto"/>
                 <w:lang w:val="es-ES" w:eastAsia="es-ES"/>
               </w:rPr>
             </w:pPr>
@@ -1283,7 +1058,6 @@
               <w:rPr>
                 <w:rFonts w:eastAsia="Times New Roman" w:cs="Calibri"/>
                 <w:b/>
-                <w:color w:val="auto"/>
                 <w:lang w:val="es-ES" w:eastAsia="es-ES"/>
               </w:rPr>
               <w:t>NOMBRE DEL REPRESENTANTE LEGAL</w:t>
@@ -1302,7 +1076,6 @@
                 <w:rStyle w:val="Nmerodepgina"/>
                 <w:rFonts w:cs="Calibri"/>
                 <w:b/>
-                <w:color w:val="C00000"/>
               </w:rPr>
             </w:pPr>
             <w:r>
@@ -1327,7 +1100,6 @@
               <w:rPr>
                 <w:rFonts w:eastAsia="Times New Roman" w:cs="Calibri"/>
                 <w:b/>
-                <w:color w:val="auto"/>
                 <w:lang w:val="es-ES" w:eastAsia="es-ES"/>
               </w:rPr>
             </w:pPr>
@@ -1335,7 +1107,6 @@
               <w:rPr>
                 <w:rFonts w:eastAsia="Times New Roman" w:cs="Calibri"/>
                 <w:b/>
-                <w:color w:val="auto"/>
                 <w:lang w:val="es-ES" w:eastAsia="es-ES"/>
               </w:rPr>
               <w:t xml:space="preserve">NÚMERO DE IDENTIFICACIÓN DEL REPRESENTANTE LEGAL </w:t>
@@ -1354,7 +1125,6 @@
                 <w:rStyle w:val="Nmerodepgina"/>
                 <w:rFonts w:cs="Calibri"/>
                 <w:b/>
-                <w:color w:val="C00000"/>
               </w:rPr>
             </w:pPr>
             <w:r>
@@ -1379,7 +1149,6 @@
               <w:rPr>
                 <w:rFonts w:eastAsia="Times New Roman" w:cs="Calibri"/>
                 <w:b/>
-                <w:color w:val="auto"/>
                 <w:lang w:val="es-ES" w:eastAsia="es-ES"/>
               </w:rPr>
             </w:pPr>
@@ -1387,7 +1156,6 @@
               <w:rPr>
                 <w:rFonts w:asciiTheme="majorHAnsi" w:hAnsiTheme="majorHAnsi" w:cstheme="majorHAnsi"/>
                 <w:b/>
-                <w:color w:val="auto"/>
               </w:rPr>
               <w:t>LUGAR DE EJECUCIÓN</w:t>
             </w:r>
@@ -1405,7 +1173,6 @@
                 <w:rStyle w:val="Nmerodepgina"/>
                 <w:rFonts w:cs="Calibri"/>
                 <w:b/>
-                <w:color w:val="C00000"/>
               </w:rPr>
             </w:pPr>
           </w:p>
@@ -1423,7 +1190,6 @@
               <w:rPr>
                 <w:rFonts w:eastAsia="Times New Roman" w:cs="Calibri"/>
                 <w:b/>
-                <w:color w:val="auto"/>
                 <w:lang w:val="es-ES" w:eastAsia="es-ES"/>
               </w:rPr>
             </w:pPr>
@@ -1431,7 +1197,6 @@
               <w:rPr>
                 <w:rFonts w:eastAsia="Times New Roman" w:cs="Calibri"/>
                 <w:b/>
-                <w:color w:val="auto"/>
                 <w:lang w:val="es-ES" w:eastAsia="es-ES"/>
               </w:rPr>
               <w:t xml:space="preserve">VALOR INICIAL </w:t>
@@ -1492,7 +1257,6 @@
               <w:rPr>
                 <w:rFonts w:eastAsia="Times New Roman" w:cs="Calibri"/>
                 <w:b/>
-                <w:color w:val="auto"/>
                 <w:lang w:val="es-ES" w:eastAsia="es-ES"/>
               </w:rPr>
             </w:pPr>
@@ -1500,7 +1264,6 @@
               <w:rPr>
                 <w:rFonts w:cs="Calibri"/>
                 <w:b/>
-                <w:color w:val="auto"/>
                 <w:spacing w:val="-3"/>
               </w:rPr>
               <w:t>FORMA DE PAGO</w:t>
@@ -1555,14 +1318,12 @@
                 <w:rStyle w:val="Nmerodepgina"/>
                 <w:rFonts w:cs="Calibri"/>
                 <w:b/>
-                <w:color w:val="auto"/>
               </w:rPr>
             </w:pPr>
             <w:r>
               <w:rPr>
                 <w:rFonts w:eastAsia="Times New Roman" w:cs="Calibri"/>
                 <w:b/>
-                <w:color w:val="auto"/>
                 <w:lang w:val="es-ES" w:eastAsia="es-ES"/>
               </w:rPr>
               <w:t>CERTIFICADO DE DISPONIBILIDAD PRESUPUESTAL</w:t>
@@ -1627,16 +1388,15 @@
                 <w:rStyle w:val="Nmerodepgina"/>
                 <w:rFonts w:cs="Calibri"/>
                 <w:b/>
-                <w:color w:val="auto"/>
               </w:rPr>
             </w:pPr>
             <w:r>
               <w:rPr>
                 <w:rFonts w:eastAsia="MS Mincho" w:cs="Calibri"/>
                 <w:b/>
-                <w:color w:val="auto"/>
                 <w:lang w:val="es-ES" w:eastAsia="es-ES"/>
               </w:rPr>
+              <w:lastRenderedPageBreak/>
               <w:t>CERTIFICADO DE REGISTRO PRESUPUESTAL</w:t>
             </w:r>
           </w:p>
@@ -1698,7 +1458,6 @@
               <w:rPr>
                 <w:rFonts w:eastAsia="MS Mincho" w:cs="Calibri"/>
                 <w:b/>
-                <w:color w:val="auto"/>
                 <w:lang w:val="es-ES" w:eastAsia="es-ES"/>
               </w:rPr>
             </w:pPr>
@@ -1706,7 +1465,6 @@
               <w:rPr>
                 <w:rFonts w:eastAsia="Times New Roman" w:cs="Calibri"/>
                 <w:b/>
-                <w:color w:val="auto"/>
                 <w:lang w:val="es-ES" w:eastAsia="es-ES"/>
               </w:rPr>
               <w:t xml:space="preserve">VALOR FINAL DEL </w:t>
@@ -1715,7 +1473,6 @@
               <w:rPr>
                 <w:rFonts w:eastAsia="Times New Roman" w:cs="Calibri"/>
                 <w:b/>
-                <w:color w:val="auto"/>
                 <w:lang w:val="es-ES" w:eastAsia="es-ES"/>
               </w:rPr>
               <w:t>NEGOCIO JURÍDICO</w:t>
@@ -1773,7 +1530,6 @@
               <w:rPr>
                 <w:rFonts w:eastAsia="MS Mincho" w:cs="Calibri"/>
                 <w:b/>
-                <w:color w:val="auto"/>
                 <w:lang w:val="es-ES" w:eastAsia="es-ES"/>
               </w:rPr>
             </w:pPr>
@@ -1781,7 +1537,6 @@
               <w:rPr>
                 <w:rFonts w:eastAsia="Times New Roman" w:cs="Calibri"/>
                 <w:b/>
-                <w:color w:val="auto"/>
                 <w:lang w:val="es-ES" w:eastAsia="es-ES"/>
               </w:rPr>
               <w:t>FECHA DE TERMINACIÓN FINAL</w:t>
@@ -1839,7 +1594,6 @@
               <w:rPr>
                 <w:rFonts w:eastAsia="MS Mincho" w:cs="Calibri"/>
                 <w:b/>
-                <w:color w:val="auto"/>
                 <w:lang w:val="es-ES" w:eastAsia="es-ES"/>
               </w:rPr>
             </w:pPr>
@@ -1847,7 +1601,6 @@
               <w:rPr>
                 <w:rFonts w:eastAsia="Times New Roman" w:cs="Calibri"/>
                 <w:b/>
-                <w:color w:val="auto"/>
                 <w:lang w:val="es-ES" w:eastAsia="es-ES"/>
               </w:rPr>
               <w:t>FECHA DE TERMINACIÓN ANTICIPADA (Sí aplica)</w:t>
@@ -1919,7 +1672,6 @@
               <w:rPr>
                 <w:rFonts w:eastAsia="MS Mincho" w:cs="Calibri"/>
                 <w:b/>
-                <w:color w:val="auto"/>
                 <w:lang w:val="es-ES" w:eastAsia="es-ES"/>
               </w:rPr>
             </w:pPr>
@@ -1927,7 +1679,6 @@
               <w:rPr>
                 <w:rFonts w:eastAsia="Times New Roman" w:cs="Calibri"/>
                 <w:b/>
-                <w:color w:val="auto"/>
                 <w:lang w:val="es-ES" w:eastAsia="es-ES"/>
               </w:rPr>
               <w:t>VALOR TOTAL PAGADO</w:t>
@@ -1987,7 +1738,6 @@
               <w:rPr>
                 <w:rFonts w:eastAsia="MS Mincho" w:cs="Calibri"/>
                 <w:b/>
-                <w:color w:val="auto"/>
                 <w:lang w:val="es-ES" w:eastAsia="es-ES"/>
               </w:rPr>
             </w:pPr>
@@ -1995,10 +1745,8 @@
               <w:rPr>
                 <w:rFonts w:eastAsia="Times New Roman" w:cs="Calibri"/>
                 <w:b/>
-                <w:color w:val="auto"/>
                 <w:lang w:val="es-ES" w:eastAsia="es-ES"/>
               </w:rPr>
-              <w:lastRenderedPageBreak/>
               <w:t>VALOR TOTAL EJECUTADO</w:t>
             </w:r>
           </w:p>
@@ -2013,43 +1761,40 @@
               <w:spacing w:after="0" w:line="240" w:lineRule="auto"/>
               <w:rPr>
                 <w:rFonts w:asciiTheme="majorHAnsi" w:eastAsia="Arial" w:hAnsiTheme="majorHAnsi" w:cs="Arial"/>
-                <w:color w:val="C00000"/>
                 <w:lang w:eastAsia="es-CO" w:bidi="es-CO"/>
               </w:rPr>
             </w:pPr>
+            <w:proofErr w:type="gramStart"/>
+            <w:r>
+              <w:rPr>
+                <w:rFonts w:asciiTheme="majorHAnsi" w:eastAsia="Arial" w:hAnsiTheme="majorHAnsi" w:cs="Arial"/>
+                <w:lang w:eastAsia="es-CO" w:bidi="es-CO"/>
+              </w:rPr>
+              <w:t xml:space="preserve">{{ </w:t>
+            </w:r>
             <w:proofErr w:type="spellStart"/>
             <w:r>
               <w:rPr>
                 <w:rFonts w:asciiTheme="majorHAnsi" w:eastAsia="Arial" w:hAnsiTheme="majorHAnsi" w:cs="Arial"/>
-                <w:color w:val="C00000"/>
                 <w:lang w:eastAsia="es-CO" w:bidi="es-CO"/>
               </w:rPr>
-              <w:t>ncluya</w:t>
+              <w:t>valor</w:t>
+            </w:r>
+            <w:proofErr w:type="gramEnd"/>
+            <w:r>
+              <w:rPr>
+                <w:rFonts w:asciiTheme="majorHAnsi" w:eastAsia="Arial" w:hAnsiTheme="majorHAnsi" w:cs="Arial"/>
+                <w:lang w:eastAsia="es-CO" w:bidi="es-CO"/>
+              </w:rPr>
+              <w:t>_contrato</w:t>
             </w:r>
             <w:proofErr w:type="spellEnd"/>
             <w:r>
               <w:rPr>
                 <w:rFonts w:asciiTheme="majorHAnsi" w:eastAsia="Arial" w:hAnsiTheme="majorHAnsi" w:cs="Arial"/>
-                <w:color w:val="C00000"/>
                 <w:lang w:eastAsia="es-CO" w:bidi="es-CO"/>
               </w:rPr>
-              <w:t xml:space="preserve"> el valor total ejecutado del </w:t>
-            </w:r>
-            <w:r>
-              <w:rPr>
-                <w:rFonts w:asciiTheme="majorHAnsi" w:eastAsia="Arial" w:hAnsiTheme="majorHAnsi" w:cs="Arial"/>
-                <w:color w:val="C00000"/>
-                <w:lang w:eastAsia="es-CO" w:bidi="es-CO"/>
-              </w:rPr>
-              <w:t>negocio jurídico</w:t>
-            </w:r>
-            <w:r>
-              <w:rPr>
-                <w:rFonts w:asciiTheme="majorHAnsi" w:eastAsia="Arial" w:hAnsiTheme="majorHAnsi" w:cs="Arial"/>
-                <w:color w:val="C00000"/>
-                <w:lang w:eastAsia="es-CO" w:bidi="es-CO"/>
-              </w:rPr>
-              <w:t>. Puede ser diferente al valor pagado</w:t>
+              <w:t xml:space="preserve">  }}</w:t>
             </w:r>
           </w:p>
         </w:tc>
@@ -2066,7 +1811,6 @@
               <w:rPr>
                 <w:rFonts w:eastAsia="MS Mincho" w:cs="Calibri"/>
                 <w:b/>
-                <w:color w:val="auto"/>
                 <w:lang w:val="es-ES" w:eastAsia="es-ES"/>
               </w:rPr>
             </w:pPr>
@@ -2074,7 +1818,6 @@
               <w:rPr>
                 <w:rFonts w:eastAsia="Times New Roman" w:cs="Calibri"/>
                 <w:b/>
-                <w:color w:val="auto"/>
                 <w:lang w:val="es-ES" w:eastAsia="es-ES"/>
               </w:rPr>
               <w:t>SUPERVISOR</w:t>
@@ -2091,7 +1834,6 @@
               <w:spacing w:after="0" w:line="240" w:lineRule="auto"/>
               <w:rPr>
                 <w:rFonts w:asciiTheme="majorHAnsi" w:eastAsia="Arial" w:hAnsiTheme="majorHAnsi" w:cs="Arial"/>
-                <w:color w:val="C00000"/>
                 <w:lang w:eastAsia="es-CO" w:bidi="es-CO"/>
               </w:rPr>
             </w:pPr>
@@ -2099,16 +1841,21 @@
             <w:r>
               <w:rPr>
                 <w:rFonts w:asciiTheme="majorHAnsi" w:eastAsia="Arial" w:hAnsiTheme="majorHAnsi" w:cs="Arial"/>
-                <w:color w:val="C00000"/>
                 <w:lang w:eastAsia="es-CO" w:bidi="es-CO"/>
               </w:rPr>
-              <w:t>{{ supervisor</w:t>
+              <w:t xml:space="preserve">{{ </w:t>
+            </w:r>
+            <w:r>
+              <w:rPr>
+                <w:rFonts w:asciiTheme="majorHAnsi" w:eastAsia="Arial" w:hAnsiTheme="majorHAnsi" w:cs="Arial"/>
+                <w:lang w:eastAsia="es-CO" w:bidi="es-CO"/>
+              </w:rPr>
+              <w:t>supervisor</w:t>
             </w:r>
             <w:proofErr w:type="gramEnd"/>
             <w:r>
               <w:rPr>
                 <w:rFonts w:asciiTheme="majorHAnsi" w:eastAsia="Arial" w:hAnsiTheme="majorHAnsi" w:cs="Arial"/>
-                <w:color w:val="C00000"/>
                 <w:lang w:eastAsia="es-CO" w:bidi="es-CO"/>
               </w:rPr>
               <w:t xml:space="preserve">  }}</w:t>
@@ -2128,7 +1875,6 @@
               <w:rPr>
                 <w:rFonts w:eastAsia="MS Mincho" w:cs="Calibri"/>
                 <w:b/>
-                <w:color w:val="auto"/>
                 <w:lang w:val="es-ES" w:eastAsia="es-ES"/>
               </w:rPr>
             </w:pPr>
@@ -2136,7 +1882,6 @@
               <w:rPr>
                 <w:rFonts w:eastAsia="Times New Roman" w:cs="Calibri"/>
                 <w:b/>
-                <w:color w:val="auto"/>
                 <w:lang w:val="es-ES" w:eastAsia="es-ES"/>
               </w:rPr>
               <w:t>APOYO A LA SUPERVISIÓN</w:t>
@@ -2153,741 +1898,15 @@
               <w:spacing w:after="0" w:line="240" w:lineRule="auto"/>
               <w:rPr>
                 <w:rFonts w:asciiTheme="majorHAnsi" w:eastAsia="Arial" w:hAnsiTheme="majorHAnsi" w:cs="Arial"/>
-                <w:color w:val="C00000"/>
                 <w:lang w:eastAsia="es-CO" w:bidi="es-CO"/>
               </w:rPr>
             </w:pPr>
             <w:r>
               <w:rPr>
                 <w:rFonts w:asciiTheme="majorHAnsi" w:eastAsia="Arial" w:hAnsiTheme="majorHAnsi" w:cs="Arial"/>
-                <w:color w:val="C00000"/>
                 <w:lang w:eastAsia="es-CO" w:bidi="es-CO"/>
               </w:rPr>
-              <w:t>[</w:t>
-            </w:r>
-            <w:proofErr w:type="spellStart"/>
-            <w:r>
-              <w:rPr>
-                <w:rFonts w:asciiTheme="majorHAnsi" w:eastAsia="Arial" w:hAnsiTheme="majorHAnsi" w:cs="Arial"/>
-                <w:color w:val="C00000"/>
-                <w:lang w:eastAsia="es-CO" w:bidi="es-CO"/>
-              </w:rPr>
-              <w:t>ncluya</w:t>
-            </w:r>
-            <w:proofErr w:type="spellEnd"/>
-            <w:r>
-              <w:rPr>
-                <w:rFonts w:asciiTheme="majorHAnsi" w:eastAsia="Arial" w:hAnsiTheme="majorHAnsi" w:cs="Arial"/>
-                <w:color w:val="C00000"/>
-                <w:lang w:eastAsia="es-CO" w:bidi="es-CO"/>
-              </w:rPr>
-              <w:t xml:space="preserve"> el nombre de la persona que apoyó la supervisión</w:t>
-            </w:r>
-            <w:r>
-              <w:rPr>
-                <w:rFonts w:asciiTheme="majorHAnsi" w:eastAsia="Arial" w:hAnsiTheme="majorHAnsi" w:cs="Arial"/>
-                <w:color w:val="C00000"/>
-                <w:lang w:eastAsia="es-CO" w:bidi="es-CO"/>
-              </w:rPr>
-              <w:t>.</w:t>
-            </w:r>
-            <w:r>
-              <w:rPr>
-                <w:rFonts w:eastAsia="Arial" w:cs="Arial"/>
-                <w:color w:val="C00000"/>
-                <w:lang w:eastAsia="es-CO" w:bidi="es-CO"/>
-              </w:rPr>
-              <w:t xml:space="preserve"> </w:t>
-            </w:r>
-            <w:r>
-              <w:rPr>
-                <w:rFonts w:asciiTheme="majorHAnsi" w:eastAsia="Arial" w:hAnsiTheme="majorHAnsi" w:cs="Arial"/>
-                <w:color w:val="C00000"/>
-                <w:lang w:eastAsia="es-CO" w:bidi="es-CO"/>
-              </w:rPr>
-              <w:t>Si no se asignó apoyo, digite “No aplica”</w:t>
-            </w:r>
-          </w:p>
-        </w:tc>
-      </w:tr>
-      <w:tr>
-        <w:tc>
-          <w:tcPr>
-            <w:tcW w:w="1808" w:type="pct"/>
-            <w:shd w:val="clear" w:color="auto" w:fill="D9D9D9" w:themeFill="background1" w:themeFillShade="D9"/>
-            <w:vAlign w:val="center"/>
-          </w:tcPr>
-          <w:p>
-            <w:pPr>
-              <w:spacing w:after="0" w:line="240" w:lineRule="auto"/>
-              <w:rPr>
-                <w:rStyle w:val="Nmerodepgina"/>
-                <w:rFonts w:cs="Calibri"/>
-                <w:b/>
-                <w:color w:val="auto"/>
-              </w:rPr>
-            </w:pPr>
-            <w:r>
-              <w:rPr>
-                <w:rFonts w:eastAsia="Times New Roman" w:cs="Calibri"/>
-                <w:b/>
-                <w:color w:val="auto"/>
-                <w:lang w:val="es-ES" w:eastAsia="es-ES"/>
-              </w:rPr>
-              <w:t>M</w:t>
-            </w:r>
-            <w:r>
-              <w:rPr>
-                <w:rFonts w:eastAsia="Times New Roman"/>
-                <w:b/>
-                <w:color w:val="auto"/>
-                <w:lang w:val="es-ES" w:eastAsia="es-ES"/>
-              </w:rPr>
-              <w:t xml:space="preserve">ODIFICACIÓN NRO. </w:t>
-            </w:r>
-            <w:r>
-              <w:rPr>
-                <w:rFonts w:eastAsia="Times New Roman"/>
-                <w:b/>
-                <w:color w:val="C00000"/>
-                <w:lang w:val="es-ES" w:eastAsia="es-ES"/>
-              </w:rPr>
-              <w:t>[</w:t>
-            </w:r>
-            <w:r>
-              <w:rPr>
-                <w:rFonts w:eastAsia="Times New Roman"/>
-                <w:b/>
-                <w:color w:val="C00000"/>
-                <w:lang w:val="es-ES" w:eastAsia="es-ES"/>
-              </w:rPr>
-              <w:t>Incluya el número de la modificación]</w:t>
-            </w:r>
-          </w:p>
-        </w:tc>
-        <w:tc>
-          <w:tcPr>
-            <w:tcW w:w="3192" w:type="pct"/>
-            <w:shd w:val="clear" w:color="auto" w:fill="D9D9D9" w:themeFill="background1" w:themeFillShade="D9"/>
-            <w:vAlign w:val="center"/>
-          </w:tcPr>
-          <w:p>
-            <w:pPr>
-              <w:tabs>
-                <w:tab w:val="center" w:pos="4560"/>
-              </w:tabs>
-              <w:spacing w:after="0" w:line="240" w:lineRule="auto"/>
-              <w:ind w:right="6"/>
-              <w:rPr>
-                <w:rFonts w:eastAsia="Times New Roman" w:cs="Calibri"/>
-                <w:color w:val="C00000"/>
-                <w:lang w:val="es-ES" w:eastAsia="es-ES"/>
-              </w:rPr>
-            </w:pPr>
-            <w:r>
-              <w:rPr>
-                <w:rFonts w:eastAsia="Times New Roman" w:cs="Calibri"/>
-                <w:color w:val="C00000"/>
-                <w:lang w:val="es-ES" w:eastAsia="es-ES"/>
-              </w:rPr>
-              <w:t>[Incluya:</w:t>
-            </w:r>
-          </w:p>
-          <w:p>
-            <w:pPr>
-              <w:tabs>
-                <w:tab w:val="center" w:pos="4560"/>
-              </w:tabs>
-              <w:spacing w:after="0" w:line="240" w:lineRule="auto"/>
-              <w:ind w:right="6"/>
-              <w:rPr>
-                <w:rFonts w:eastAsia="Times New Roman" w:cs="Calibri"/>
-                <w:color w:val="C00000"/>
-                <w:lang w:val="es-ES" w:eastAsia="es-ES"/>
-              </w:rPr>
-            </w:pPr>
-            <w:r>
-              <w:rPr>
-                <w:rFonts w:eastAsia="Times New Roman" w:cs="Calibri"/>
-                <w:color w:val="C00000"/>
-                <w:lang w:val="es-ES" w:eastAsia="es-ES"/>
-              </w:rPr>
-              <w:t>Fecha de la suscripción</w:t>
-            </w:r>
-          </w:p>
-          <w:p>
-            <w:pPr>
-              <w:spacing w:after="0" w:line="240" w:lineRule="auto"/>
-              <w:rPr>
-                <w:rFonts w:eastAsia="Times New Roman" w:cs="Calibri"/>
-                <w:color w:val="C00000"/>
-                <w:lang w:val="es-ES" w:eastAsia="es-ES"/>
-              </w:rPr>
-            </w:pPr>
-            <w:r>
-              <w:rPr>
-                <w:rFonts w:eastAsia="Times New Roman" w:cs="Calibri"/>
-                <w:color w:val="C00000"/>
-                <w:lang w:val="es-ES" w:eastAsia="es-ES"/>
-              </w:rPr>
-              <w:t xml:space="preserve">Fecha de </w:t>
-            </w:r>
-            <w:r>
-              <w:rPr>
-                <w:rFonts w:eastAsia="Times New Roman" w:cs="Calibri"/>
-                <w:color w:val="C00000"/>
-                <w:lang w:val="es-ES" w:eastAsia="es-ES"/>
-              </w:rPr>
-              <w:t xml:space="preserve">aprobación </w:t>
-            </w:r>
-            <w:r>
-              <w:rPr>
-                <w:rFonts w:eastAsia="Times New Roman" w:cs="Calibri"/>
-                <w:color w:val="C00000"/>
-                <w:lang w:val="es-ES" w:eastAsia="es-ES"/>
-              </w:rPr>
-              <w:t>de pólizas</w:t>
-            </w:r>
-          </w:p>
-          <w:p>
-            <w:pPr>
-              <w:spacing w:after="0" w:line="240" w:lineRule="auto"/>
-              <w:rPr>
-                <w:rStyle w:val="Nmerodepgina"/>
-                <w:rFonts w:cs="Calibri"/>
-                <w:b/>
-                <w:color w:val="C00000"/>
-              </w:rPr>
-            </w:pPr>
-            <w:r>
-              <w:rPr>
-                <w:rFonts w:eastAsia="Times New Roman" w:cs="Calibri"/>
-                <w:color w:val="C00000"/>
-                <w:lang w:val="es-ES" w:eastAsia="es-ES"/>
-              </w:rPr>
-              <w:t xml:space="preserve">Relacione lo que se </w:t>
-            </w:r>
-            <w:r>
-              <w:rPr>
-                <w:rFonts w:eastAsia="Times New Roman" w:cs="Calibri"/>
-                <w:color w:val="C00000"/>
-                <w:lang w:val="es-ES" w:eastAsia="es-ES"/>
-              </w:rPr>
-              <w:t>modificó, aclaró o eliminó</w:t>
-            </w:r>
-            <w:r>
-              <w:rPr>
-                <w:rFonts w:eastAsia="Times New Roman" w:cs="Calibri"/>
-                <w:color w:val="C00000"/>
-                <w:lang w:val="es-ES" w:eastAsia="es-ES"/>
-              </w:rPr>
-              <w:t>]</w:t>
-            </w:r>
-          </w:p>
-        </w:tc>
-      </w:tr>
-      <w:tr>
-        <w:tc>
-          <w:tcPr>
-            <w:tcW w:w="1808" w:type="pct"/>
-            <w:shd w:val="clear" w:color="auto" w:fill="D9D9D9" w:themeFill="background1" w:themeFillShade="D9"/>
-            <w:vAlign w:val="center"/>
-          </w:tcPr>
-          <w:p>
-            <w:pPr>
-              <w:spacing w:after="0" w:line="240" w:lineRule="auto"/>
-              <w:rPr>
-                <w:rStyle w:val="Nmerodepgina"/>
-                <w:rFonts w:cs="Calibri"/>
-                <w:b/>
-                <w:color w:val="auto"/>
-              </w:rPr>
-            </w:pPr>
-            <w:r>
-              <w:rPr>
-                <w:rFonts w:eastAsia="Times New Roman" w:cs="Calibri"/>
-                <w:b/>
-                <w:color w:val="auto"/>
-                <w:lang w:val="es-ES" w:eastAsia="es-ES"/>
-              </w:rPr>
-              <w:t xml:space="preserve">CDP QUE RESPALDA EL </w:t>
-            </w:r>
-            <w:r>
-              <w:rPr>
-                <w:rFonts w:eastAsia="Times New Roman" w:cs="Calibri"/>
-                <w:b/>
-                <w:color w:val="auto"/>
-                <w:lang w:val="es-ES" w:eastAsia="es-ES"/>
-              </w:rPr>
-              <w:t>MODIFICATORIO</w:t>
-            </w:r>
-          </w:p>
-        </w:tc>
-        <w:tc>
-          <w:tcPr>
-            <w:tcW w:w="3192" w:type="pct"/>
-            <w:shd w:val="clear" w:color="auto" w:fill="D9D9D9" w:themeFill="background1" w:themeFillShade="D9"/>
-            <w:vAlign w:val="center"/>
-          </w:tcPr>
-          <w:p>
-            <w:pPr>
-              <w:spacing w:after="0" w:line="240" w:lineRule="auto"/>
-              <w:rPr>
-                <w:rStyle w:val="Nmerodepgina"/>
-                <w:rFonts w:cs="Calibri"/>
-                <w:b/>
-                <w:color w:val="C00000"/>
-              </w:rPr>
-            </w:pPr>
-            <w:proofErr w:type="spellStart"/>
-            <w:r>
-              <w:rPr>
-                <w:rFonts w:asciiTheme="majorHAnsi" w:eastAsia="Arial" w:hAnsiTheme="majorHAnsi" w:cs="Arial"/>
-                <w:color w:val="C00000"/>
-                <w:lang w:eastAsia="es-CO" w:bidi="es-CO"/>
-              </w:rPr>
-              <w:t>ncluya</w:t>
-            </w:r>
-            <w:proofErr w:type="spellEnd"/>
-            <w:r>
-              <w:rPr>
-                <w:rFonts w:asciiTheme="majorHAnsi" w:eastAsia="Arial" w:hAnsiTheme="majorHAnsi" w:cs="Arial"/>
-                <w:color w:val="C00000"/>
-                <w:lang w:eastAsia="es-CO" w:bidi="es-CO"/>
-              </w:rPr>
-              <w:t xml:space="preserve"> el número del CDP que ampara el modificatorio</w:t>
-            </w:r>
-          </w:p>
-        </w:tc>
-      </w:tr>
-      <w:tr>
-        <w:tc>
-          <w:tcPr>
-            <w:tcW w:w="1808" w:type="pct"/>
-            <w:shd w:val="clear" w:color="auto" w:fill="D9D9D9" w:themeFill="background1" w:themeFillShade="D9"/>
-            <w:vAlign w:val="center"/>
-          </w:tcPr>
-          <w:p>
-            <w:pPr>
-              <w:spacing w:after="0" w:line="240" w:lineRule="auto"/>
-              <w:rPr>
-                <w:rStyle w:val="Nmerodepgina"/>
-                <w:rFonts w:cs="Calibri"/>
-                <w:b/>
-                <w:color w:val="auto"/>
-              </w:rPr>
-            </w:pPr>
-            <w:r>
-              <w:rPr>
-                <w:rFonts w:eastAsia="Times New Roman" w:cs="Calibri"/>
-                <w:b/>
-                <w:color w:val="auto"/>
-                <w:lang w:val="es-ES" w:eastAsia="es-ES"/>
-              </w:rPr>
-              <w:t>C</w:t>
-            </w:r>
-            <w:r>
-              <w:rPr>
-                <w:rFonts w:eastAsia="Times New Roman" w:cs="Calibri"/>
-                <w:b/>
-                <w:color w:val="auto"/>
-                <w:lang w:val="es-ES" w:eastAsia="es-ES"/>
-              </w:rPr>
-              <w:t>R</w:t>
-            </w:r>
-            <w:r>
-              <w:rPr>
-                <w:rFonts w:eastAsia="Times New Roman" w:cs="Calibri"/>
-                <w:b/>
-                <w:color w:val="auto"/>
-                <w:lang w:val="es-ES" w:eastAsia="es-ES"/>
-              </w:rPr>
-              <w:t xml:space="preserve">P QUE RESPALDA EL </w:t>
-            </w:r>
-            <w:r>
-              <w:rPr>
-                <w:rFonts w:eastAsia="Times New Roman" w:cs="Calibri"/>
-                <w:b/>
-                <w:color w:val="auto"/>
-                <w:lang w:val="es-ES" w:eastAsia="es-ES"/>
-              </w:rPr>
-              <w:t>MODIFICATORIO</w:t>
-            </w:r>
-          </w:p>
-        </w:tc>
-        <w:tc>
-          <w:tcPr>
-            <w:tcW w:w="3192" w:type="pct"/>
-            <w:shd w:val="clear" w:color="auto" w:fill="D9D9D9" w:themeFill="background1" w:themeFillShade="D9"/>
-            <w:vAlign w:val="center"/>
-          </w:tcPr>
-          <w:p>
-            <w:pPr>
-              <w:spacing w:after="0" w:line="240" w:lineRule="auto"/>
-              <w:rPr>
-                <w:rStyle w:val="Nmerodepgina"/>
-                <w:rFonts w:cs="Calibri"/>
-                <w:b/>
-                <w:color w:val="C00000"/>
-              </w:rPr>
-            </w:pPr>
-            <w:proofErr w:type="spellStart"/>
-            <w:r>
-              <w:rPr>
-                <w:rFonts w:asciiTheme="majorHAnsi" w:eastAsia="Arial" w:hAnsiTheme="majorHAnsi" w:cs="Arial"/>
-                <w:color w:val="C00000"/>
-                <w:lang w:eastAsia="es-CO" w:bidi="es-CO"/>
-              </w:rPr>
-              <w:t>ncluya</w:t>
-            </w:r>
-            <w:proofErr w:type="spellEnd"/>
-            <w:r>
-              <w:rPr>
-                <w:rFonts w:asciiTheme="majorHAnsi" w:eastAsia="Arial" w:hAnsiTheme="majorHAnsi" w:cs="Arial"/>
-                <w:color w:val="C00000"/>
-                <w:lang w:eastAsia="es-CO" w:bidi="es-CO"/>
-              </w:rPr>
-              <w:t xml:space="preserve"> el número del CRP que ampara el modificatorio</w:t>
-            </w:r>
-          </w:p>
-        </w:tc>
-      </w:tr>
-      <w:tr>
-        <w:tc>
-          <w:tcPr>
-            <w:tcW w:w="1808" w:type="pct"/>
-            <w:shd w:val="clear" w:color="auto" w:fill="D9D9D9" w:themeFill="background1" w:themeFillShade="D9"/>
-            <w:vAlign w:val="center"/>
-          </w:tcPr>
-          <w:p>
-            <w:pPr>
-              <w:spacing w:after="0" w:line="240" w:lineRule="auto"/>
-              <w:rPr>
-                <w:rStyle w:val="Nmerodepgina"/>
-                <w:rFonts w:cs="Calibri"/>
-                <w:b/>
-                <w:color w:val="auto"/>
-              </w:rPr>
-            </w:pPr>
-            <w:r>
-              <w:rPr>
-                <w:rFonts w:eastAsia="Times New Roman" w:cs="Calibri"/>
-                <w:b/>
-                <w:color w:val="auto"/>
-                <w:lang w:val="es-ES" w:eastAsia="es-ES"/>
-              </w:rPr>
-              <w:t>SUSPENSIÓN</w:t>
-            </w:r>
-          </w:p>
-        </w:tc>
-        <w:tc>
-          <w:tcPr>
-            <w:tcW w:w="3192" w:type="pct"/>
-            <w:shd w:val="clear" w:color="auto" w:fill="D9D9D9" w:themeFill="background1" w:themeFillShade="D9"/>
-            <w:vAlign w:val="center"/>
-          </w:tcPr>
-          <w:p>
-            <w:pPr>
-              <w:tabs>
-                <w:tab w:val="center" w:pos="4560"/>
-              </w:tabs>
-              <w:spacing w:after="0" w:line="240" w:lineRule="auto"/>
-              <w:ind w:right="6"/>
-              <w:rPr>
-                <w:rFonts w:eastAsia="Times New Roman" w:cs="Calibri"/>
-                <w:color w:val="C00000"/>
-                <w:lang w:val="es-ES" w:eastAsia="es-ES"/>
-              </w:rPr>
-            </w:pPr>
-            <w:r>
-              <w:rPr>
-                <w:rFonts w:eastAsia="Times New Roman" w:cs="Calibri"/>
-                <w:color w:val="C00000"/>
-                <w:lang w:val="es-ES" w:eastAsia="es-ES"/>
-              </w:rPr>
-              <w:t>Incluya:</w:t>
-            </w:r>
-          </w:p>
-          <w:p>
-            <w:pPr>
-              <w:tabs>
-                <w:tab w:val="center" w:pos="4560"/>
-              </w:tabs>
-              <w:spacing w:after="0" w:line="240" w:lineRule="auto"/>
-              <w:ind w:right="6"/>
-              <w:rPr>
-                <w:rFonts w:eastAsia="Times New Roman" w:cs="Calibri"/>
-                <w:color w:val="C00000"/>
-                <w:lang w:val="es-ES" w:eastAsia="es-ES"/>
-              </w:rPr>
-            </w:pPr>
-            <w:r>
-              <w:rPr>
-                <w:rFonts w:eastAsia="Times New Roman" w:cs="Calibri"/>
-                <w:color w:val="C00000"/>
-                <w:lang w:val="es-ES" w:eastAsia="es-ES"/>
-              </w:rPr>
-              <w:t>Fecha de suscripción</w:t>
-            </w:r>
-          </w:p>
-          <w:p>
-            <w:pPr>
-              <w:spacing w:after="0" w:line="240" w:lineRule="auto"/>
-              <w:rPr>
-                <w:rStyle w:val="Nmerodepgina"/>
-                <w:rFonts w:cs="Calibri"/>
-                <w:b/>
-                <w:color w:val="C00000"/>
-              </w:rPr>
-            </w:pPr>
-            <w:r>
-              <w:rPr>
-                <w:rFonts w:eastAsia="Times New Roman" w:cs="Calibri"/>
-                <w:color w:val="C00000"/>
-                <w:lang w:val="es-ES" w:eastAsia="es-ES"/>
-              </w:rPr>
-              <w:t xml:space="preserve">El </w:t>
-            </w:r>
-            <w:r>
-              <w:rPr>
-                <w:rFonts w:eastAsia="Times New Roman" w:cs="Calibri"/>
-                <w:color w:val="C00000"/>
-                <w:lang w:val="es-ES" w:eastAsia="es-ES"/>
-              </w:rPr>
-              <w:t>período de suspensión y re</w:t>
-            </w:r>
-            <w:r>
-              <w:rPr>
-                <w:rFonts w:eastAsia="Times New Roman" w:cs="Calibri"/>
-                <w:color w:val="C00000"/>
-                <w:lang w:val="es-ES" w:eastAsia="es-ES"/>
-              </w:rPr>
-              <w:t>anudación</w:t>
-            </w:r>
-          </w:p>
-        </w:tc>
-      </w:tr>
-      <w:tr>
-        <w:tc>
-          <w:tcPr>
-            <w:tcW w:w="1808" w:type="pct"/>
-            <w:shd w:val="clear" w:color="auto" w:fill="D9D9D9" w:themeFill="background1" w:themeFillShade="D9"/>
-            <w:vAlign w:val="center"/>
-          </w:tcPr>
-          <w:p>
-            <w:pPr>
-              <w:spacing w:after="0" w:line="240" w:lineRule="auto"/>
-              <w:rPr>
-                <w:rStyle w:val="Nmerodepgina"/>
-                <w:rFonts w:cs="Calibri"/>
-                <w:b/>
-                <w:color w:val="auto"/>
-              </w:rPr>
-            </w:pPr>
-            <w:r>
-              <w:rPr>
-                <w:rFonts w:eastAsia="Times New Roman" w:cs="Calibri"/>
-                <w:b/>
-                <w:color w:val="auto"/>
-                <w:lang w:val="es-ES" w:eastAsia="es-ES"/>
-              </w:rPr>
-              <w:t>CESIÓN DE CONTRATO</w:t>
-            </w:r>
-          </w:p>
-        </w:tc>
-        <w:tc>
-          <w:tcPr>
-            <w:tcW w:w="3192" w:type="pct"/>
-            <w:shd w:val="clear" w:color="auto" w:fill="D9D9D9" w:themeFill="background1" w:themeFillShade="D9"/>
-            <w:vAlign w:val="center"/>
-          </w:tcPr>
-          <w:p>
-            <w:pPr>
-              <w:tabs>
-                <w:tab w:val="center" w:pos="4560"/>
-              </w:tabs>
-              <w:spacing w:after="0" w:line="240" w:lineRule="auto"/>
-              <w:ind w:right="6"/>
-              <w:rPr>
-                <w:rFonts w:eastAsia="Times New Roman" w:cs="Calibri"/>
-                <w:color w:val="C00000"/>
-                <w:lang w:val="es-ES" w:eastAsia="es-ES"/>
-              </w:rPr>
-            </w:pPr>
-            <w:proofErr w:type="spellStart"/>
-            <w:r>
-              <w:rPr>
-                <w:rFonts w:eastAsia="Times New Roman" w:cs="Calibri"/>
-                <w:color w:val="C00000"/>
-                <w:lang w:val="es-ES" w:eastAsia="es-ES"/>
-              </w:rPr>
-              <w:t>ncluya</w:t>
-            </w:r>
-            <w:proofErr w:type="spellEnd"/>
-            <w:r>
-              <w:rPr>
-                <w:rFonts w:eastAsia="Times New Roman" w:cs="Calibri"/>
-                <w:color w:val="C00000"/>
-                <w:lang w:val="es-ES" w:eastAsia="es-ES"/>
-              </w:rPr>
-              <w:t>:</w:t>
-            </w:r>
-          </w:p>
-          <w:p>
-            <w:pPr>
-              <w:spacing w:after="0" w:line="240" w:lineRule="auto"/>
-              <w:rPr>
-                <w:rFonts w:eastAsia="Times New Roman" w:cs="Calibri"/>
-                <w:color w:val="C00000"/>
-                <w:lang w:val="es-ES" w:eastAsia="es-ES"/>
-              </w:rPr>
-            </w:pPr>
-            <w:r>
-              <w:rPr>
-                <w:rFonts w:eastAsia="Times New Roman" w:cs="Calibri"/>
-                <w:color w:val="C00000"/>
-                <w:lang w:val="es-ES" w:eastAsia="es-ES"/>
-              </w:rPr>
-              <w:t>Nombre del cedente</w:t>
-            </w:r>
-          </w:p>
-          <w:p>
-            <w:pPr>
-              <w:spacing w:after="0" w:line="240" w:lineRule="auto"/>
-              <w:rPr>
-                <w:rStyle w:val="Nmerodepgina"/>
-                <w:rFonts w:eastAsia="Times New Roman" w:cs="Calibri"/>
-                <w:color w:val="C00000"/>
-                <w:lang w:val="es-ES" w:eastAsia="es-ES"/>
-              </w:rPr>
-            </w:pPr>
-            <w:r>
-              <w:rPr>
-                <w:rFonts w:eastAsia="Times New Roman" w:cs="Calibri"/>
-                <w:color w:val="C00000"/>
-                <w:lang w:val="es-ES" w:eastAsia="es-ES"/>
-              </w:rPr>
-              <w:t>Nombre del cesionario</w:t>
-            </w:r>
-          </w:p>
-        </w:tc>
-      </w:tr>
-      <w:tr>
-        <w:tc>
-          <w:tcPr>
-            <w:tcW w:w="1808" w:type="pct"/>
-            <w:shd w:val="clear" w:color="auto" w:fill="D9D9D9" w:themeFill="background1" w:themeFillShade="D9"/>
-            <w:vAlign w:val="center"/>
-          </w:tcPr>
-          <w:p>
-            <w:pPr>
-              <w:spacing w:after="0" w:line="240" w:lineRule="auto"/>
-              <w:rPr>
-                <w:rStyle w:val="Nmerodepgina"/>
-                <w:rFonts w:cs="Calibri"/>
-                <w:b/>
-                <w:color w:val="auto"/>
-              </w:rPr>
-            </w:pPr>
-            <w:r>
-              <w:rPr>
-                <w:rFonts w:eastAsia="Times New Roman" w:cs="Calibri"/>
-                <w:b/>
-                <w:color w:val="auto"/>
-                <w:lang w:val="es-ES" w:eastAsia="es-ES"/>
-              </w:rPr>
-              <w:t>FECHA DE SUSCRIPCIÓN DE LA CESIÓN</w:t>
-            </w:r>
-          </w:p>
-        </w:tc>
-        <w:tc>
-          <w:tcPr>
-            <w:tcW w:w="3192" w:type="pct"/>
-            <w:shd w:val="clear" w:color="auto" w:fill="D9D9D9" w:themeFill="background1" w:themeFillShade="D9"/>
-            <w:vAlign w:val="center"/>
-          </w:tcPr>
-          <w:p>
-            <w:pPr>
-              <w:spacing w:after="0" w:line="240" w:lineRule="auto"/>
-              <w:rPr>
-                <w:rStyle w:val="Nmerodepgina"/>
-                <w:rFonts w:cs="Calibri"/>
-                <w:b/>
-                <w:color w:val="C00000"/>
-              </w:rPr>
-            </w:pPr>
-            <w:r>
-              <w:rPr>
-                <w:rFonts w:asciiTheme="majorHAnsi" w:eastAsia="Arial" w:hAnsiTheme="majorHAnsi" w:cs="Arial"/>
-                <w:color w:val="C00000"/>
-                <w:lang w:eastAsia="es-CO" w:bidi="es-CO"/>
-              </w:rPr>
-              <w:t>Incluya la fecha de suscripción de la cesión</w:t>
-            </w:r>
-          </w:p>
-        </w:tc>
-      </w:tr>
-      <w:tr>
-        <w:tc>
-          <w:tcPr>
-            <w:tcW w:w="1808" w:type="pct"/>
-            <w:shd w:val="clear" w:color="auto" w:fill="D9D9D9" w:themeFill="background1" w:themeFillShade="D9"/>
-            <w:vAlign w:val="center"/>
-          </w:tcPr>
-          <w:p>
-            <w:pPr>
-              <w:spacing w:after="0" w:line="240" w:lineRule="auto"/>
-              <w:rPr>
-                <w:rStyle w:val="Nmerodepgina"/>
-                <w:rFonts w:cs="Calibri"/>
-                <w:b/>
-                <w:color w:val="auto"/>
-              </w:rPr>
-            </w:pPr>
-            <w:r>
-              <w:rPr>
-                <w:rFonts w:eastAsia="Times New Roman" w:cs="Calibri"/>
-                <w:b/>
-                <w:color w:val="auto"/>
-                <w:lang w:val="es-ES" w:eastAsia="es-ES"/>
-              </w:rPr>
-              <w:t>FECHA DE INICIO DE LA CESIÓN</w:t>
-            </w:r>
-          </w:p>
-        </w:tc>
-        <w:tc>
-          <w:tcPr>
-            <w:tcW w:w="3192" w:type="pct"/>
-            <w:shd w:val="clear" w:color="auto" w:fill="D9D9D9" w:themeFill="background1" w:themeFillShade="D9"/>
-            <w:vAlign w:val="center"/>
-          </w:tcPr>
-          <w:p>
-            <w:pPr>
-              <w:spacing w:after="0" w:line="240" w:lineRule="auto"/>
-              <w:rPr>
-                <w:rStyle w:val="Nmerodepgina"/>
-                <w:rFonts w:cs="Calibri"/>
-                <w:b/>
-                <w:color w:val="C00000"/>
-              </w:rPr>
-            </w:pPr>
-            <w:proofErr w:type="spellStart"/>
-            <w:r>
-              <w:rPr>
-                <w:rFonts w:asciiTheme="majorHAnsi" w:eastAsia="Arial" w:hAnsiTheme="majorHAnsi" w:cs="Arial"/>
-                <w:color w:val="C00000"/>
-                <w:lang w:eastAsia="es-CO" w:bidi="es-CO"/>
-              </w:rPr>
-              <w:t>ncluya</w:t>
-            </w:r>
-            <w:proofErr w:type="spellEnd"/>
-            <w:r>
-              <w:rPr>
-                <w:rFonts w:asciiTheme="majorHAnsi" w:eastAsia="Arial" w:hAnsiTheme="majorHAnsi" w:cs="Arial"/>
-                <w:color w:val="C00000"/>
-                <w:lang w:eastAsia="es-CO" w:bidi="es-CO"/>
-              </w:rPr>
-              <w:t xml:space="preserve"> la fecha de inicio de la cesión</w:t>
+              <w:t>No aplica</w:t>
             </w:r>
           </w:p>
         </w:tc>
@@ -2899,126 +1918,8 @@
           <w:rStyle w:val="Nmerodepgina"/>
           <w:rFonts w:cs="Calibri"/>
           <w:bCs/>
-          <w:color w:val="auto"/>
         </w:rPr>
       </w:pPr>
-    </w:p>
-    <w:p>
-      <w:pPr>
-        <w:widowControl w:val="0"/>
-        <w:adjustRightInd w:val="0"/>
-        <w:ind w:right="6"/>
-      </w:pPr>
-      <w:r>
-        <w:rPr>
-          <w:rFonts w:eastAsia="Times New Roman" w:cs="Calibri"/>
-          <w:b/>
-          <w:bCs/>
-          <w:color w:val="C00000"/>
-          <w:highlight w:val="cyan"/>
-          <w:lang w:val="es-ES" w:eastAsia="es-ES"/>
-        </w:rPr>
-        <w:t xml:space="preserve">NOTA INTERNA. La parte de la tabla resaltada en color gris puede ser ajustada según la ejecución que haya </w:t>
-      </w:r>
-      <w:r>
-        <w:rPr>
-          <w:rFonts w:eastAsia="Times New Roman" w:cs="Calibri"/>
-          <w:b/>
-          <w:bCs/>
-          <w:color w:val="C00000"/>
-          <w:highlight w:val="cyan"/>
-          <w:lang w:val="es-ES" w:eastAsia="es-ES"/>
-        </w:rPr>
-        <w:t xml:space="preserve">tenido el </w:t>
-      </w:r>
-      <w:r>
-        <w:rPr>
-          <w:rFonts w:eastAsia="Times New Roman" w:cs="Calibri"/>
-          <w:b/>
-          <w:bCs/>
-          <w:color w:val="C00000"/>
-          <w:highlight w:val="cyan"/>
-          <w:lang w:val="es-ES" w:eastAsia="es-ES"/>
-        </w:rPr>
-        <w:t>negocio jurídico</w:t>
-      </w:r>
-      <w:r>
-        <w:rPr>
-          <w:rFonts w:eastAsia="Times New Roman" w:cs="Calibri"/>
-          <w:b/>
-          <w:bCs/>
-          <w:color w:val="C00000"/>
-          <w:highlight w:val="cyan"/>
-          <w:lang w:val="es-ES" w:eastAsia="es-ES"/>
-        </w:rPr>
-        <w:t xml:space="preserve">. En caso </w:t>
-      </w:r>
-      <w:r>
-        <w:rPr>
-          <w:rFonts w:eastAsia="Times New Roman" w:cs="Calibri"/>
-          <w:b/>
-          <w:bCs/>
-          <w:color w:val="C00000"/>
-          <w:highlight w:val="cyan"/>
-          <w:lang w:val="es-ES" w:eastAsia="es-ES"/>
-        </w:rPr>
-        <w:t>que se hayan suscrito varias modificaciones</w:t>
-      </w:r>
-      <w:r>
-        <w:rPr>
-          <w:rStyle w:val="normaltextrun"/>
-          <w:rFonts w:asciiTheme="majorHAnsi" w:hAnsiTheme="majorHAnsi" w:cstheme="majorHAnsi"/>
-          <w:b/>
-          <w:bCs/>
-          <w:color w:val="C00000"/>
-          <w:highlight w:val="cyan"/>
-        </w:rPr>
-        <w:t xml:space="preserve"> se deben relacionar </w:t>
-      </w:r>
-      <w:r>
-        <w:rPr>
-          <w:rStyle w:val="normaltextrun"/>
-          <w:rFonts w:asciiTheme="majorHAnsi" w:hAnsiTheme="majorHAnsi" w:cstheme="majorHAnsi"/>
-          <w:b/>
-          <w:bCs/>
-          <w:color w:val="C00000"/>
-          <w:highlight w:val="cyan"/>
-        </w:rPr>
-        <w:t>cada una de ellas</w:t>
-      </w:r>
-      <w:r>
-        <w:rPr>
-          <w:rStyle w:val="normaltextrun"/>
-          <w:rFonts w:asciiTheme="majorHAnsi" w:hAnsiTheme="majorHAnsi" w:cstheme="majorHAnsi"/>
-          <w:b/>
-          <w:bCs/>
-          <w:color w:val="C00000"/>
-          <w:highlight w:val="cyan"/>
-        </w:rPr>
-        <w:t xml:space="preserve">. Si no se suscribió ninguna, se debe </w:t>
-      </w:r>
-      <w:r>
-        <w:rPr>
-          <w:rStyle w:val="normaltextrun"/>
-          <w:rFonts w:asciiTheme="majorHAnsi" w:hAnsiTheme="majorHAnsi" w:cstheme="majorHAnsi"/>
-          <w:b/>
-          <w:bCs/>
-          <w:color w:val="C00000"/>
-          <w:highlight w:val="cyan"/>
-        </w:rPr>
-        <w:t>suprimir la información</w:t>
-      </w:r>
-      <w:r>
-        <w:rPr>
-          <w:rStyle w:val="normaltextrun"/>
-          <w:rFonts w:asciiTheme="majorHAnsi" w:hAnsiTheme="majorHAnsi" w:cstheme="majorHAnsi"/>
-          <w:b/>
-          <w:bCs/>
-          <w:color w:val="C00000"/>
-          <w:highlight w:val="cyan"/>
-        </w:rPr>
-        <w:t>.</w:t>
-      </w:r>
     </w:p>
     <w:p>
       <w:pPr>
@@ -3026,17 +1927,6 @@
           <w:rStyle w:val="Nmerodepgina"/>
           <w:rFonts w:cs="Calibri"/>
           <w:bCs/>
-          <w:color w:val="auto"/>
-        </w:rPr>
-      </w:pPr>
-    </w:p>
-    <w:p>
-      <w:pPr>
-        <w:rPr>
-          <w:rStyle w:val="Nmerodepgina"/>
-          <w:rFonts w:cs="Calibri"/>
-          <w:bCs/>
-          <w:color w:val="auto"/>
         </w:rPr>
       </w:pPr>
     </w:p>
@@ -3079,11 +1969,13 @@
         <w:ind w:left="567" w:hanging="567"/>
         <w:rPr>
           <w:b w:val="0"/>
+          <w:color w:val="000000" w:themeColor="text1"/>
           <w:lang w:val="es-ES" w:eastAsia="es-ES"/>
         </w:rPr>
       </w:pPr>
       <w:r>
         <w:rPr>
+          <w:color w:val="000000" w:themeColor="text1"/>
           <w:lang w:val="es-ES" w:eastAsia="es-ES"/>
         </w:rPr>
         <w:t>Obligaciones</w:t>
@@ -3127,7 +2019,6 @@
       <w:r>
         <w:rPr>
           <w:rFonts w:cs="Calibri"/>
-          <w:color w:val="C00000"/>
         </w:rPr>
         <w:t>seleccionar: del contrato / la orden</w:t>
       </w:r>
@@ -3145,7 +2036,6 @@
           <w:rStyle w:val="Nmerodepgina"/>
           <w:rFonts w:cs="Calibri"/>
           <w:bCs/>
-          <w:color w:val="auto"/>
         </w:rPr>
       </w:pPr>
     </w:p>
@@ -3175,7 +2065,6 @@
                 <w:rFonts w:eastAsia="Times New Roman" w:cs="Calibri"/>
                 <w:b/>
                 <w:bCs/>
-                <w:color w:val="C00000"/>
                 <w:lang w:val="es-ES" w:eastAsia="es-ES"/>
               </w:rPr>
             </w:pPr>
@@ -3184,7 +2073,6 @@
                 <w:rFonts w:eastAsia="Times New Roman" w:cs="Calibri"/>
                 <w:b/>
                 <w:bCs/>
-                <w:color w:val="C00000"/>
                 <w:lang w:val="es-ES" w:eastAsia="es-ES"/>
               </w:rPr>
               <w:t>OBLIGACIONES</w:t>
@@ -3198,7 +2086,6 @@
                 <w:rStyle w:val="Nmerodepgina"/>
                 <w:rFonts w:eastAsia="Times New Roman" w:cs="Calibri"/>
                 <w:bCs/>
-                <w:color w:val="C00000"/>
                 <w:lang w:val="es-ES" w:eastAsia="es-ES"/>
               </w:rPr>
             </w:pPr>
@@ -3206,7 +2093,6 @@
               <w:rPr>
                 <w:rFonts w:eastAsia="Times New Roman" w:cs="Calibri"/>
                 <w:bCs/>
-                <w:color w:val="C00000"/>
                 <w:lang w:val="es-ES" w:eastAsia="es-ES"/>
               </w:rPr>
               <w:t>[Incluya todas las obligaciones contractuales]</w:t>
@@ -3227,7 +2113,6 @@
                 <w:rFonts w:eastAsia="Times New Roman" w:cs="Calibri"/>
                 <w:b/>
                 <w:bCs/>
-                <w:color w:val="C00000"/>
                 <w:lang w:val="es-ES" w:eastAsia="es-ES"/>
               </w:rPr>
             </w:pPr>
@@ -3236,7 +2121,6 @@
                 <w:rFonts w:eastAsia="Times New Roman" w:cs="Calibri"/>
                 <w:b/>
                 <w:bCs/>
-                <w:color w:val="C00000"/>
                 <w:lang w:val="es-ES" w:eastAsia="es-ES"/>
               </w:rPr>
               <w:t>¿CUMPLIÓ?</w:t>
@@ -3251,14 +2135,12 @@
                 <w:rFonts w:eastAsia="Times New Roman" w:cs="Calibri"/>
                 <w:b/>
                 <w:bCs/>
-                <w:color w:val="C00000"/>
                 <w:lang w:val="es-ES" w:eastAsia="es-CO"/>
               </w:rPr>
             </w:pPr>
             <w:r>
               <w:rPr>
                 <w:rFonts w:eastAsia="Times New Roman" w:cs="Calibri"/>
-                <w:color w:val="C00000"/>
                 <w:lang w:val="es-ES" w:eastAsia="es-CO"/>
               </w:rPr>
               <w:t xml:space="preserve">[Seleccione: </w:t>
@@ -3268,7 +2150,6 @@
                 <w:rFonts w:eastAsia="Times New Roman" w:cs="Calibri"/>
                 <w:b/>
                 <w:bCs/>
-                <w:color w:val="C00000"/>
                 <w:lang w:val="es-ES" w:eastAsia="es-CO"/>
               </w:rPr>
               <w:t>SI / NO / Parcialmente / No se requirió el cumplimiento]</w:t>
@@ -3288,14 +2169,12 @@
               <w:rPr>
                 <w:rFonts w:asciiTheme="majorHAnsi" w:hAnsiTheme="majorHAnsi" w:cstheme="majorHAnsi"/>
                 <w:b/>
-                <w:color w:val="C00000"/>
               </w:rPr>
             </w:pPr>
             <w:r>
               <w:rPr>
                 <w:rFonts w:asciiTheme="majorHAnsi" w:hAnsiTheme="majorHAnsi" w:cstheme="majorHAnsi"/>
                 <w:b/>
-                <w:color w:val="C00000"/>
               </w:rPr>
               <w:t>PRODUCTO O EVIDENCIA</w:t>
             </w:r>
@@ -3308,14 +2187,12 @@
                 <w:rStyle w:val="Nmerodepgina"/>
                 <w:rFonts w:asciiTheme="majorHAnsi" w:hAnsiTheme="majorHAnsi" w:cstheme="majorHAnsi"/>
                 <w:bCs/>
-                <w:color w:val="C00000"/>
               </w:rPr>
             </w:pPr>
             <w:r>
               <w:rPr>
                 <w:rFonts w:asciiTheme="majorHAnsi" w:hAnsiTheme="majorHAnsi" w:cstheme="majorHAnsi"/>
                 <w:bCs/>
-                <w:color w:val="C00000"/>
               </w:rPr>
               <w:t>[Referir la ubicación de los soportes de las actividades desarrolladas para cumplir cada obligación específica durante el periodo del informe]</w:t>
             </w:r>
@@ -3401,7 +2278,6 @@
                 <w:rFonts w:asciiTheme="majorHAnsi" w:hAnsiTheme="majorHAnsi" w:cstheme="majorHAnsi"/>
                 <w:b/>
               </w:rPr>
-              <w:lastRenderedPageBreak/>
               <w:t>2.</w:t>
             </w:r>
           </w:p>
@@ -3615,7 +2491,6 @@
           <w:rStyle w:val="Nmerodepgina"/>
           <w:rFonts w:cs="Calibri"/>
           <w:bCs/>
-          <w:color w:val="auto"/>
         </w:rPr>
       </w:pPr>
     </w:p>
@@ -3625,7 +2500,6 @@
           <w:rStyle w:val="Nmerodepgina"/>
           <w:rFonts w:cs="Calibri"/>
           <w:bCs/>
-          <w:color w:val="auto"/>
         </w:rPr>
       </w:pPr>
     </w:p>
@@ -3661,11 +2535,13 @@
         <w:ind w:left="567" w:hanging="567"/>
         <w:rPr>
           <w:b w:val="0"/>
+          <w:color w:val="000000" w:themeColor="text1"/>
           <w:lang w:val="es-ES" w:eastAsia="es-ES"/>
         </w:rPr>
       </w:pPr>
       <w:r>
         <w:rPr>
+          <w:color w:val="000000" w:themeColor="text1"/>
           <w:lang w:val="es-ES" w:eastAsia="es-ES"/>
         </w:rPr>
         <w:t>Garantías contractuales</w:t>
@@ -3711,1521 +2587,15 @@
         </w:rPr>
       </w:pPr>
     </w:p>
-    <w:p>
-      <w:pPr>
-        <w:widowControl w:val="0"/>
-        <w:adjustRightInd w:val="0"/>
-        <w:ind w:right="6"/>
-      </w:pPr>
-      <w:r>
-        <w:rPr>
-          <w:rFonts w:eastAsia="Times New Roman" w:cs="Calibri"/>
-          <w:b/>
-          <w:bCs/>
-          <w:color w:val="C00000"/>
-          <w:highlight w:val="cyan"/>
-          <w:lang w:val="es-ES" w:eastAsia="es-ES"/>
-        </w:rPr>
-        <w:t xml:space="preserve">NOTA INTERNA. </w:t>
-      </w:r>
-      <w:r>
-        <w:rPr>
-          <w:rStyle w:val="normaltextrun"/>
-          <w:rFonts w:asciiTheme="majorHAnsi" w:hAnsiTheme="majorHAnsi" w:cstheme="majorHAnsi"/>
-          <w:b/>
-          <w:bCs/>
-          <w:color w:val="C00000"/>
-          <w:highlight w:val="cyan"/>
-        </w:rPr>
-        <w:t>Se deben señalar las garantías tal y como aparecen en el contrato</w:t>
-      </w:r>
-      <w:r>
-        <w:rPr>
-          <w:rStyle w:val="normaltextrun"/>
-          <w:rFonts w:asciiTheme="majorHAnsi" w:hAnsiTheme="majorHAnsi" w:cstheme="majorHAnsi"/>
-          <w:b/>
-          <w:bCs/>
-          <w:color w:val="C00000"/>
-          <w:highlight w:val="cyan"/>
-        </w:rPr>
-        <w:t xml:space="preserve">. </w:t>
-      </w:r>
-      <w:r>
-        <w:rPr>
-          <w:rStyle w:val="normaltextrun"/>
-          <w:rFonts w:asciiTheme="majorHAnsi" w:hAnsiTheme="majorHAnsi" w:cstheme="majorHAnsi"/>
-          <w:b/>
-          <w:bCs/>
-          <w:color w:val="C00000"/>
-          <w:highlight w:val="cyan"/>
-        </w:rPr>
-        <w:t xml:space="preserve">Es </w:t>
-      </w:r>
-      <w:r>
-        <w:rPr>
-          <w:rStyle w:val="normaltextrun"/>
-          <w:rFonts w:asciiTheme="majorHAnsi" w:hAnsiTheme="majorHAnsi" w:cstheme="majorHAnsi"/>
-          <w:b/>
-          <w:bCs/>
-          <w:color w:val="C00000"/>
-          <w:highlight w:val="cyan"/>
-        </w:rPr>
-        <w:t>procedente adicionar o suprimir filas según los amparos acreditados</w:t>
-      </w:r>
-      <w:r>
-        <w:rPr>
-          <w:rStyle w:val="normaltextrun"/>
-          <w:rFonts w:asciiTheme="majorHAnsi" w:hAnsiTheme="majorHAnsi" w:cstheme="majorHAnsi"/>
-          <w:b/>
-          <w:bCs/>
-          <w:color w:val="C00000"/>
-          <w:highlight w:val="cyan"/>
-        </w:rPr>
-        <w:t>.</w:t>
-      </w:r>
-    </w:p>
     <w:p/>
-    <w:tbl>
-      <w:tblPr>
-        <w:tblStyle w:val="TableGrid1"/>
-        <w:tblW w:w="5000" w:type="pct"/>
-        <w:tblLook w:val="04A0" w:firstRow="1" w:lastRow="0" w:firstColumn="1" w:lastColumn="0" w:noHBand="0" w:noVBand="1"/>
-      </w:tblPr>
-      <w:tblGrid>
-        <w:gridCol w:w="2711"/>
-        <w:gridCol w:w="2559"/>
-        <w:gridCol w:w="1909"/>
-        <w:gridCol w:w="2215"/>
-      </w:tblGrid>
-      <w:tr>
-        <w:trPr>
-          <w:trHeight w:val="106"/>
-          <w:tblHeader/>
-        </w:trPr>
-        <w:tc>
-          <w:tcPr>
-            <w:tcW w:w="5000" w:type="pct"/>
-            <w:gridSpan w:val="4"/>
-            <w:shd w:val="clear" w:color="auto" w:fill="D9D9D9" w:themeFill="background1" w:themeFillShade="D9"/>
-            <w:vAlign w:val="center"/>
-          </w:tcPr>
-          <w:p>
-            <w:pPr>
-              <w:pStyle w:val="Textoindependiente"/>
-              <w:spacing w:after="0" w:line="276" w:lineRule="auto"/>
-              <w:ind w:right="6"/>
-              <w:jc w:val="center"/>
-              <w:rPr>
-                <w:rFonts w:asciiTheme="majorHAnsi" w:hAnsiTheme="majorHAnsi" w:cstheme="majorHAnsi"/>
-                <w:b/>
-                <w:bCs/>
-              </w:rPr>
-            </w:pPr>
-            <w:r>
-              <w:rPr>
-                <w:rFonts w:asciiTheme="majorHAnsi" w:hAnsiTheme="majorHAnsi" w:cstheme="majorHAnsi"/>
-                <w:b/>
-                <w:bCs/>
-              </w:rPr>
-              <w:t>GARANTÍA ÚNICA DE CUMPLIMIENTO</w:t>
-            </w:r>
-            <w:r>
-              <w:rPr>
-                <w:rFonts w:asciiTheme="majorHAnsi" w:hAnsiTheme="majorHAnsi" w:cstheme="majorHAnsi"/>
-                <w:b/>
-                <w:bCs/>
-              </w:rPr>
-              <w:t xml:space="preserve"> </w:t>
-            </w:r>
-          </w:p>
-        </w:tc>
-      </w:tr>
-      <w:tr>
-        <w:trPr>
-          <w:trHeight w:val="106"/>
-        </w:trPr>
-        <w:tc>
-          <w:tcPr>
-            <w:tcW w:w="1443" w:type="pct"/>
-            <w:vAlign w:val="center"/>
-          </w:tcPr>
-          <w:p>
-            <w:pPr>
-              <w:pStyle w:val="Textoindependiente"/>
-              <w:spacing w:after="0" w:line="276" w:lineRule="auto"/>
-              <w:ind w:right="6"/>
-              <w:rPr>
-                <w:rFonts w:asciiTheme="majorHAnsi" w:hAnsiTheme="majorHAnsi" w:cstheme="majorHAnsi"/>
-                <w:b/>
-              </w:rPr>
-            </w:pPr>
-            <w:r>
-              <w:rPr>
-                <w:rFonts w:asciiTheme="majorHAnsi" w:hAnsiTheme="majorHAnsi" w:cstheme="majorHAnsi"/>
-                <w:b/>
-              </w:rPr>
-              <w:t>ASEGURADORA</w:t>
-            </w:r>
-          </w:p>
-        </w:tc>
-        <w:tc>
-          <w:tcPr>
-            <w:tcW w:w="3557" w:type="pct"/>
-            <w:gridSpan w:val="3"/>
-            <w:vAlign w:val="center"/>
-          </w:tcPr>
-          <w:p>
-            <w:pPr>
-              <w:pStyle w:val="Textoindependiente"/>
-              <w:spacing w:after="0" w:line="276" w:lineRule="auto"/>
-              <w:ind w:right="6"/>
-              <w:rPr>
-                <w:rFonts w:asciiTheme="majorHAnsi" w:hAnsiTheme="majorHAnsi" w:cstheme="majorHAnsi"/>
-              </w:rPr>
-            </w:pPr>
-          </w:p>
-        </w:tc>
-      </w:tr>
-      <w:tr>
-        <w:tc>
-          <w:tcPr>
-            <w:tcW w:w="1443" w:type="pct"/>
-            <w:vAlign w:val="center"/>
-          </w:tcPr>
-          <w:p>
-            <w:pPr>
-              <w:pStyle w:val="Textoindependiente"/>
-              <w:spacing w:after="0" w:line="276" w:lineRule="auto"/>
-              <w:ind w:right="6"/>
-              <w:rPr>
-                <w:rFonts w:asciiTheme="majorHAnsi" w:hAnsiTheme="majorHAnsi" w:cstheme="majorHAnsi"/>
-                <w:b/>
-              </w:rPr>
-            </w:pPr>
-            <w:r>
-              <w:rPr>
-                <w:rFonts w:asciiTheme="majorHAnsi" w:hAnsiTheme="majorHAnsi" w:cstheme="majorHAnsi"/>
-                <w:b/>
-              </w:rPr>
-              <w:t>N</w:t>
-            </w:r>
-            <w:r>
-              <w:rPr>
-                <w:rFonts w:asciiTheme="majorHAnsi" w:hAnsiTheme="majorHAnsi" w:cstheme="majorHAnsi"/>
-                <w:b/>
-              </w:rPr>
-              <w:t>RO</w:t>
-            </w:r>
-            <w:r>
-              <w:rPr>
-                <w:rFonts w:asciiTheme="majorHAnsi" w:hAnsiTheme="majorHAnsi" w:cstheme="majorHAnsi"/>
-                <w:b/>
-              </w:rPr>
-              <w:t xml:space="preserve">. </w:t>
-            </w:r>
-            <w:r>
-              <w:rPr>
-                <w:rFonts w:asciiTheme="majorHAnsi" w:hAnsiTheme="majorHAnsi" w:cstheme="majorHAnsi"/>
-                <w:b/>
-              </w:rPr>
-              <w:t xml:space="preserve">DE </w:t>
-            </w:r>
-            <w:r>
-              <w:rPr>
-                <w:rFonts w:asciiTheme="majorHAnsi" w:hAnsiTheme="majorHAnsi" w:cstheme="majorHAnsi"/>
-                <w:b/>
-              </w:rPr>
-              <w:t>PÓLIZA</w:t>
-            </w:r>
-          </w:p>
-        </w:tc>
-        <w:tc>
-          <w:tcPr>
-            <w:tcW w:w="3557" w:type="pct"/>
-            <w:gridSpan w:val="3"/>
-            <w:vAlign w:val="center"/>
-          </w:tcPr>
-          <w:p>
-            <w:pPr>
-              <w:pStyle w:val="Textoindependiente"/>
-              <w:spacing w:after="0" w:line="276" w:lineRule="auto"/>
-              <w:ind w:right="6"/>
-              <w:rPr>
-                <w:rFonts w:asciiTheme="majorHAnsi" w:hAnsiTheme="majorHAnsi" w:cstheme="majorHAnsi"/>
-              </w:rPr>
-            </w:pPr>
-          </w:p>
-        </w:tc>
-      </w:tr>
-      <w:tr>
-        <w:tc>
-          <w:tcPr>
-            <w:tcW w:w="1443" w:type="pct"/>
-            <w:vAlign w:val="center"/>
-          </w:tcPr>
-          <w:p>
-            <w:pPr>
-              <w:pStyle w:val="Textoindependiente"/>
-              <w:spacing w:after="0" w:line="276" w:lineRule="auto"/>
-              <w:ind w:right="6"/>
-              <w:rPr>
-                <w:rFonts w:asciiTheme="majorHAnsi" w:hAnsiTheme="majorHAnsi" w:cstheme="majorHAnsi"/>
-                <w:b/>
-              </w:rPr>
-            </w:pPr>
-            <w:r>
-              <w:rPr>
-                <w:rFonts w:asciiTheme="majorHAnsi" w:hAnsiTheme="majorHAnsi" w:cstheme="majorHAnsi"/>
-                <w:b/>
-              </w:rPr>
-              <w:t>CERTIFICADO</w:t>
-            </w:r>
-            <w:r>
-              <w:rPr>
-                <w:rFonts w:asciiTheme="majorHAnsi" w:hAnsiTheme="majorHAnsi" w:cstheme="majorHAnsi"/>
-                <w:b/>
-              </w:rPr>
-              <w:t xml:space="preserve"> O ANEXO</w:t>
-            </w:r>
-          </w:p>
-        </w:tc>
-        <w:tc>
-          <w:tcPr>
-            <w:tcW w:w="3557" w:type="pct"/>
-            <w:gridSpan w:val="3"/>
-            <w:vAlign w:val="center"/>
-          </w:tcPr>
-          <w:p>
-            <w:pPr>
-              <w:pStyle w:val="Textoindependiente"/>
-              <w:spacing w:after="0" w:line="276" w:lineRule="auto"/>
-              <w:ind w:right="6"/>
-              <w:rPr>
-                <w:rFonts w:asciiTheme="majorHAnsi" w:hAnsiTheme="majorHAnsi" w:cstheme="majorHAnsi"/>
-              </w:rPr>
-            </w:pPr>
-          </w:p>
-        </w:tc>
-      </w:tr>
-      <w:tr>
-        <w:tc>
-          <w:tcPr>
-            <w:tcW w:w="1443" w:type="pct"/>
-            <w:vAlign w:val="center"/>
-          </w:tcPr>
-          <w:p>
-            <w:pPr>
-              <w:pStyle w:val="Textoindependiente"/>
-              <w:spacing w:after="0" w:line="276" w:lineRule="auto"/>
-              <w:ind w:right="6"/>
-              <w:rPr>
-                <w:rFonts w:asciiTheme="majorHAnsi" w:hAnsiTheme="majorHAnsi" w:cstheme="majorHAnsi"/>
-                <w:b/>
-              </w:rPr>
-            </w:pPr>
-            <w:r>
-              <w:rPr>
-                <w:rFonts w:asciiTheme="majorHAnsi" w:hAnsiTheme="majorHAnsi" w:cstheme="majorHAnsi"/>
-                <w:b/>
-              </w:rPr>
-              <w:t>FECHA EXPEDICIÓN</w:t>
-            </w:r>
-          </w:p>
-        </w:tc>
-        <w:tc>
-          <w:tcPr>
-            <w:tcW w:w="3557" w:type="pct"/>
-            <w:gridSpan w:val="3"/>
-            <w:vAlign w:val="center"/>
-          </w:tcPr>
-          <w:p>
-            <w:pPr>
-              <w:pStyle w:val="Textoindependiente"/>
-              <w:spacing w:after="0" w:line="276" w:lineRule="auto"/>
-              <w:ind w:right="6"/>
-              <w:rPr>
-                <w:rFonts w:asciiTheme="majorHAnsi" w:hAnsiTheme="majorHAnsi" w:cstheme="majorHAnsi"/>
-              </w:rPr>
-            </w:pPr>
-          </w:p>
-        </w:tc>
-      </w:tr>
-      <w:tr>
-        <w:tc>
-          <w:tcPr>
-            <w:tcW w:w="1443" w:type="pct"/>
-            <w:vAlign w:val="center"/>
-          </w:tcPr>
-          <w:p>
-            <w:pPr>
-              <w:pStyle w:val="Textoindependiente"/>
-              <w:spacing w:after="0" w:line="276" w:lineRule="auto"/>
-              <w:ind w:right="6"/>
-              <w:rPr>
-                <w:rFonts w:asciiTheme="majorHAnsi" w:hAnsiTheme="majorHAnsi" w:cstheme="majorHAnsi"/>
-                <w:b/>
-              </w:rPr>
-            </w:pPr>
-            <w:r>
-              <w:rPr>
-                <w:rFonts w:asciiTheme="majorHAnsi" w:hAnsiTheme="majorHAnsi" w:cstheme="majorHAnsi"/>
-                <w:b/>
-              </w:rPr>
-              <w:t>FECHA APROBACIÓN</w:t>
-            </w:r>
-          </w:p>
-        </w:tc>
-        <w:tc>
-          <w:tcPr>
-            <w:tcW w:w="3557" w:type="pct"/>
-            <w:gridSpan w:val="3"/>
-            <w:vAlign w:val="center"/>
-          </w:tcPr>
-          <w:p>
-            <w:pPr>
-              <w:pStyle w:val="Textoindependiente"/>
-              <w:spacing w:after="0" w:line="276" w:lineRule="auto"/>
-              <w:ind w:right="6"/>
-              <w:rPr>
-                <w:rFonts w:asciiTheme="majorHAnsi" w:hAnsiTheme="majorHAnsi" w:cstheme="majorHAnsi"/>
-              </w:rPr>
-            </w:pPr>
-          </w:p>
-        </w:tc>
-      </w:tr>
-      <w:tr>
-        <w:trPr>
-          <w:trHeight w:val="180"/>
-        </w:trPr>
-        <w:tc>
-          <w:tcPr>
-            <w:tcW w:w="1443" w:type="pct"/>
-            <w:vMerge w:val="restart"/>
-            <w:vAlign w:val="center"/>
-          </w:tcPr>
-          <w:p>
-            <w:pPr>
-              <w:pStyle w:val="Textoindependiente"/>
-              <w:spacing w:after="0" w:line="276" w:lineRule="auto"/>
-              <w:ind w:right="6"/>
-              <w:jc w:val="center"/>
-              <w:rPr>
-                <w:rFonts w:asciiTheme="majorHAnsi" w:hAnsiTheme="majorHAnsi" w:cstheme="majorHAnsi"/>
-                <w:b/>
-              </w:rPr>
-            </w:pPr>
-            <w:r>
-              <w:rPr>
-                <w:rFonts w:asciiTheme="majorHAnsi" w:hAnsiTheme="majorHAnsi" w:cstheme="majorHAnsi"/>
-                <w:b/>
-              </w:rPr>
-              <w:t>AMPARO</w:t>
-            </w:r>
-          </w:p>
-        </w:tc>
-        <w:tc>
-          <w:tcPr>
-            <w:tcW w:w="2378" w:type="pct"/>
-            <w:gridSpan w:val="2"/>
-            <w:vAlign w:val="center"/>
-          </w:tcPr>
-          <w:p>
-            <w:pPr>
-              <w:pStyle w:val="Textoindependiente"/>
-              <w:spacing w:after="0" w:line="276" w:lineRule="auto"/>
-              <w:ind w:right="6"/>
-              <w:jc w:val="center"/>
-              <w:rPr>
-                <w:rFonts w:asciiTheme="majorHAnsi" w:hAnsiTheme="majorHAnsi" w:cstheme="majorHAnsi"/>
-                <w:b/>
-              </w:rPr>
-            </w:pPr>
-            <w:r>
-              <w:rPr>
-                <w:rFonts w:asciiTheme="majorHAnsi" w:hAnsiTheme="majorHAnsi" w:cstheme="majorHAnsi"/>
-                <w:b/>
-              </w:rPr>
-              <w:t>VIGENCIA</w:t>
-            </w:r>
-          </w:p>
-        </w:tc>
-        <w:tc>
-          <w:tcPr>
-            <w:tcW w:w="1179" w:type="pct"/>
-            <w:vMerge w:val="restart"/>
-            <w:vAlign w:val="center"/>
-          </w:tcPr>
-          <w:p>
-            <w:pPr>
-              <w:pStyle w:val="Textoindependiente"/>
-              <w:spacing w:after="0" w:line="276" w:lineRule="auto"/>
-              <w:ind w:right="6"/>
-              <w:jc w:val="center"/>
-              <w:rPr>
-                <w:rFonts w:asciiTheme="majorHAnsi" w:hAnsiTheme="majorHAnsi" w:cstheme="majorHAnsi"/>
-                <w:b/>
-              </w:rPr>
-            </w:pPr>
-            <w:r>
-              <w:rPr>
-                <w:rFonts w:asciiTheme="majorHAnsi" w:hAnsiTheme="majorHAnsi" w:cstheme="majorHAnsi"/>
-                <w:b/>
-              </w:rPr>
-              <w:t>VALOR</w:t>
-            </w:r>
-          </w:p>
-        </w:tc>
-      </w:tr>
-      <w:tr>
-        <w:trPr>
-          <w:trHeight w:val="186"/>
-        </w:trPr>
-        <w:tc>
-          <w:tcPr>
-            <w:tcW w:w="1443" w:type="pct"/>
-            <w:vMerge/>
-            <w:vAlign w:val="center"/>
-          </w:tcPr>
-          <w:p>
-            <w:pPr>
-              <w:pStyle w:val="Textoindependiente"/>
-              <w:spacing w:after="0" w:line="276" w:lineRule="auto"/>
-              <w:ind w:right="6"/>
-              <w:jc w:val="center"/>
-              <w:rPr>
-                <w:rFonts w:asciiTheme="majorHAnsi" w:hAnsiTheme="majorHAnsi" w:cstheme="majorHAnsi"/>
-                <w:b/>
-              </w:rPr>
-            </w:pPr>
-          </w:p>
-        </w:tc>
-        <w:tc>
-          <w:tcPr>
-            <w:tcW w:w="1362" w:type="pct"/>
-            <w:vAlign w:val="center"/>
-          </w:tcPr>
-          <w:p>
-            <w:pPr>
-              <w:pStyle w:val="Textoindependiente"/>
-              <w:spacing w:after="0" w:line="276" w:lineRule="auto"/>
-              <w:ind w:right="6"/>
-              <w:jc w:val="center"/>
-              <w:rPr>
-                <w:rFonts w:asciiTheme="majorHAnsi" w:hAnsiTheme="majorHAnsi" w:cstheme="majorHAnsi"/>
-                <w:b/>
-              </w:rPr>
-            </w:pPr>
-            <w:r>
-              <w:rPr>
-                <w:rFonts w:asciiTheme="majorHAnsi" w:hAnsiTheme="majorHAnsi" w:cstheme="majorHAnsi"/>
-                <w:b/>
-              </w:rPr>
-              <w:t>DESDE</w:t>
-            </w:r>
-          </w:p>
-        </w:tc>
-        <w:tc>
-          <w:tcPr>
-            <w:tcW w:w="1016" w:type="pct"/>
-            <w:vAlign w:val="center"/>
-          </w:tcPr>
-          <w:p>
-            <w:pPr>
-              <w:pStyle w:val="Textoindependiente"/>
-              <w:spacing w:after="0" w:line="276" w:lineRule="auto"/>
-              <w:ind w:right="6"/>
-              <w:jc w:val="center"/>
-              <w:rPr>
-                <w:rFonts w:asciiTheme="majorHAnsi" w:hAnsiTheme="majorHAnsi" w:cstheme="majorHAnsi"/>
-                <w:b/>
-              </w:rPr>
-            </w:pPr>
-            <w:r>
-              <w:rPr>
-                <w:rFonts w:asciiTheme="majorHAnsi" w:hAnsiTheme="majorHAnsi" w:cstheme="majorHAnsi"/>
-                <w:b/>
-              </w:rPr>
-              <w:t>HASTA</w:t>
-            </w:r>
-          </w:p>
-        </w:tc>
-        <w:tc>
-          <w:tcPr>
-            <w:tcW w:w="1179" w:type="pct"/>
-            <w:vMerge/>
-            <w:vAlign w:val="center"/>
-          </w:tcPr>
-          <w:p>
-            <w:pPr>
-              <w:pStyle w:val="Textoindependiente"/>
-              <w:spacing w:after="0" w:line="276" w:lineRule="auto"/>
-              <w:ind w:right="6"/>
-              <w:jc w:val="center"/>
-              <w:rPr>
-                <w:rFonts w:asciiTheme="majorHAnsi" w:hAnsiTheme="majorHAnsi" w:cstheme="majorHAnsi"/>
-                <w:b/>
-              </w:rPr>
-            </w:pPr>
-          </w:p>
-        </w:tc>
-      </w:tr>
-      <w:tr>
-        <w:tc>
-          <w:tcPr>
-            <w:tcW w:w="1443" w:type="pct"/>
-            <w:vAlign w:val="center"/>
-          </w:tcPr>
-          <w:p>
-            <w:pPr>
-              <w:pStyle w:val="Textoindependiente"/>
-              <w:spacing w:after="0" w:line="276" w:lineRule="auto"/>
-              <w:ind w:right="6"/>
-              <w:jc w:val="center"/>
-              <w:rPr>
-                <w:rFonts w:asciiTheme="majorHAnsi" w:hAnsiTheme="majorHAnsi" w:cstheme="majorHAnsi"/>
-              </w:rPr>
-            </w:pPr>
-            <w:r>
-              <w:rPr>
-                <w:rFonts w:asciiTheme="majorHAnsi" w:hAnsiTheme="majorHAnsi" w:cstheme="majorHAnsi"/>
-              </w:rPr>
-              <w:t>Cumplimiento</w:t>
-            </w:r>
-          </w:p>
-        </w:tc>
-        <w:tc>
-          <w:tcPr>
-            <w:tcW w:w="1362" w:type="pct"/>
-            <w:vAlign w:val="center"/>
-          </w:tcPr>
-          <w:p>
-            <w:pPr>
-              <w:pStyle w:val="Textoindependiente"/>
-              <w:spacing w:after="0" w:line="276" w:lineRule="auto"/>
-              <w:ind w:right="6"/>
-              <w:rPr>
-                <w:rFonts w:asciiTheme="majorHAnsi" w:hAnsiTheme="majorHAnsi" w:cstheme="majorHAnsi"/>
-              </w:rPr>
-            </w:pPr>
-          </w:p>
-        </w:tc>
-        <w:tc>
-          <w:tcPr>
-            <w:tcW w:w="1016" w:type="pct"/>
-            <w:vAlign w:val="center"/>
-          </w:tcPr>
-          <w:p>
-            <w:pPr>
-              <w:pStyle w:val="Textoindependiente"/>
-              <w:spacing w:after="0" w:line="276" w:lineRule="auto"/>
-              <w:ind w:right="6"/>
-              <w:rPr>
-                <w:rFonts w:asciiTheme="majorHAnsi" w:hAnsiTheme="majorHAnsi" w:cstheme="majorHAnsi"/>
-              </w:rPr>
-            </w:pPr>
-          </w:p>
-        </w:tc>
-        <w:tc>
-          <w:tcPr>
-            <w:tcW w:w="1179" w:type="pct"/>
-            <w:vAlign w:val="center"/>
-          </w:tcPr>
-          <w:p>
-            <w:pPr>
-              <w:pStyle w:val="Textoindependiente"/>
-              <w:spacing w:after="0" w:line="276" w:lineRule="auto"/>
-              <w:ind w:right="6"/>
-              <w:rPr>
-                <w:rFonts w:asciiTheme="majorHAnsi" w:hAnsiTheme="majorHAnsi" w:cstheme="majorHAnsi"/>
-              </w:rPr>
-            </w:pPr>
-          </w:p>
-        </w:tc>
-      </w:tr>
-      <w:tr>
-        <w:tc>
-          <w:tcPr>
-            <w:tcW w:w="1443" w:type="pct"/>
-            <w:vAlign w:val="center"/>
-          </w:tcPr>
-          <w:p>
-            <w:pPr>
-              <w:pStyle w:val="Textoindependiente"/>
-              <w:spacing w:after="0" w:line="276" w:lineRule="auto"/>
-              <w:ind w:right="6"/>
-              <w:jc w:val="center"/>
-              <w:rPr>
-                <w:rFonts w:asciiTheme="majorHAnsi" w:hAnsiTheme="majorHAnsi" w:cstheme="majorHAnsi"/>
-              </w:rPr>
-            </w:pPr>
-            <w:r>
-              <w:rPr>
-                <w:rFonts w:asciiTheme="majorHAnsi" w:hAnsiTheme="majorHAnsi" w:cstheme="majorHAnsi"/>
-              </w:rPr>
-              <w:t>Devolución del pago anticipado</w:t>
-            </w:r>
-          </w:p>
-        </w:tc>
-        <w:tc>
-          <w:tcPr>
-            <w:tcW w:w="1362" w:type="pct"/>
-            <w:vAlign w:val="center"/>
-          </w:tcPr>
-          <w:p>
-            <w:pPr>
-              <w:pStyle w:val="Textoindependiente"/>
-              <w:spacing w:after="0" w:line="276" w:lineRule="auto"/>
-              <w:ind w:right="6"/>
-              <w:rPr>
-                <w:rFonts w:asciiTheme="majorHAnsi" w:hAnsiTheme="majorHAnsi" w:cstheme="majorHAnsi"/>
-              </w:rPr>
-            </w:pPr>
-          </w:p>
-        </w:tc>
-        <w:tc>
-          <w:tcPr>
-            <w:tcW w:w="1016" w:type="pct"/>
-            <w:vAlign w:val="center"/>
-          </w:tcPr>
-          <w:p>
-            <w:pPr>
-              <w:pStyle w:val="Textoindependiente"/>
-              <w:spacing w:after="0" w:line="276" w:lineRule="auto"/>
-              <w:ind w:right="6"/>
-              <w:rPr>
-                <w:rFonts w:asciiTheme="majorHAnsi" w:hAnsiTheme="majorHAnsi" w:cstheme="majorHAnsi"/>
-              </w:rPr>
-            </w:pPr>
-          </w:p>
-        </w:tc>
-        <w:tc>
-          <w:tcPr>
-            <w:tcW w:w="1179" w:type="pct"/>
-            <w:vAlign w:val="center"/>
-          </w:tcPr>
-          <w:p>
-            <w:pPr>
-              <w:pStyle w:val="Textoindependiente"/>
-              <w:spacing w:after="0" w:line="276" w:lineRule="auto"/>
-              <w:ind w:right="6"/>
-              <w:rPr>
-                <w:rFonts w:asciiTheme="majorHAnsi" w:hAnsiTheme="majorHAnsi" w:cstheme="majorHAnsi"/>
-              </w:rPr>
-            </w:pPr>
-          </w:p>
-        </w:tc>
-      </w:tr>
-      <w:tr>
-        <w:tc>
-          <w:tcPr>
-            <w:tcW w:w="1443" w:type="pct"/>
-            <w:vAlign w:val="center"/>
-          </w:tcPr>
-          <w:p>
-            <w:pPr>
-              <w:pStyle w:val="Textoindependiente"/>
-              <w:spacing w:after="0" w:line="276" w:lineRule="auto"/>
-              <w:ind w:right="6"/>
-              <w:jc w:val="center"/>
-              <w:rPr>
-                <w:rFonts w:asciiTheme="majorHAnsi" w:hAnsiTheme="majorHAnsi" w:cstheme="majorHAnsi"/>
-              </w:rPr>
-            </w:pPr>
-            <w:r>
-              <w:rPr>
-                <w:rFonts w:asciiTheme="majorHAnsi" w:hAnsiTheme="majorHAnsi" w:cstheme="majorHAnsi"/>
-              </w:rPr>
-              <w:t>Salarios y prestaciones sociales</w:t>
-            </w:r>
-          </w:p>
-        </w:tc>
-        <w:tc>
-          <w:tcPr>
-            <w:tcW w:w="1362" w:type="pct"/>
-            <w:vAlign w:val="center"/>
-          </w:tcPr>
-          <w:p>
-            <w:pPr>
-              <w:pStyle w:val="Textoindependiente"/>
-              <w:spacing w:after="0" w:line="276" w:lineRule="auto"/>
-              <w:ind w:right="6"/>
-              <w:rPr>
-                <w:rFonts w:asciiTheme="majorHAnsi" w:hAnsiTheme="majorHAnsi" w:cstheme="majorHAnsi"/>
-              </w:rPr>
-            </w:pPr>
-          </w:p>
-        </w:tc>
-        <w:tc>
-          <w:tcPr>
-            <w:tcW w:w="1016" w:type="pct"/>
-            <w:vAlign w:val="center"/>
-          </w:tcPr>
-          <w:p>
-            <w:pPr>
-              <w:pStyle w:val="Textoindependiente"/>
-              <w:spacing w:after="0" w:line="276" w:lineRule="auto"/>
-              <w:ind w:right="6"/>
-              <w:rPr>
-                <w:rFonts w:asciiTheme="majorHAnsi" w:hAnsiTheme="majorHAnsi" w:cstheme="majorHAnsi"/>
-              </w:rPr>
-            </w:pPr>
-          </w:p>
-        </w:tc>
-        <w:tc>
-          <w:tcPr>
-            <w:tcW w:w="1179" w:type="pct"/>
-            <w:vAlign w:val="center"/>
-          </w:tcPr>
-          <w:p>
-            <w:pPr>
-              <w:pStyle w:val="Textoindependiente"/>
-              <w:spacing w:after="0" w:line="276" w:lineRule="auto"/>
-              <w:ind w:right="6"/>
-              <w:rPr>
-                <w:rFonts w:asciiTheme="majorHAnsi" w:hAnsiTheme="majorHAnsi" w:cstheme="majorHAnsi"/>
-              </w:rPr>
-            </w:pPr>
-          </w:p>
-        </w:tc>
-      </w:tr>
-      <w:tr>
-        <w:tc>
-          <w:tcPr>
-            <w:tcW w:w="1443" w:type="pct"/>
-            <w:vAlign w:val="center"/>
-          </w:tcPr>
-          <w:p>
-            <w:pPr>
-              <w:pStyle w:val="Textoindependiente"/>
-              <w:spacing w:after="0" w:line="276" w:lineRule="auto"/>
-              <w:ind w:right="6"/>
-              <w:jc w:val="center"/>
-              <w:rPr>
-                <w:rFonts w:asciiTheme="majorHAnsi" w:hAnsiTheme="majorHAnsi" w:cstheme="majorHAnsi"/>
-              </w:rPr>
-            </w:pPr>
-            <w:r>
-              <w:rPr>
-                <w:rFonts w:asciiTheme="majorHAnsi" w:hAnsiTheme="majorHAnsi" w:cstheme="majorHAnsi"/>
-              </w:rPr>
-              <w:t>Calidad del servicio</w:t>
-            </w:r>
-          </w:p>
-        </w:tc>
-        <w:tc>
-          <w:tcPr>
-            <w:tcW w:w="1362" w:type="pct"/>
-            <w:vAlign w:val="center"/>
-          </w:tcPr>
-          <w:p>
-            <w:pPr>
-              <w:pStyle w:val="Textoindependiente"/>
-              <w:spacing w:after="0" w:line="276" w:lineRule="auto"/>
-              <w:ind w:right="6"/>
-              <w:rPr>
-                <w:rFonts w:asciiTheme="majorHAnsi" w:hAnsiTheme="majorHAnsi" w:cstheme="majorHAnsi"/>
-              </w:rPr>
-            </w:pPr>
-          </w:p>
-        </w:tc>
-        <w:tc>
-          <w:tcPr>
-            <w:tcW w:w="1016" w:type="pct"/>
-            <w:vAlign w:val="center"/>
-          </w:tcPr>
-          <w:p>
-            <w:pPr>
-              <w:pStyle w:val="Textoindependiente"/>
-              <w:spacing w:after="0" w:line="276" w:lineRule="auto"/>
-              <w:ind w:right="6"/>
-              <w:rPr>
-                <w:rFonts w:asciiTheme="majorHAnsi" w:hAnsiTheme="majorHAnsi" w:cstheme="majorHAnsi"/>
-              </w:rPr>
-            </w:pPr>
-          </w:p>
-        </w:tc>
-        <w:tc>
-          <w:tcPr>
-            <w:tcW w:w="1179" w:type="pct"/>
-            <w:vAlign w:val="center"/>
-          </w:tcPr>
-          <w:p>
-            <w:pPr>
-              <w:pStyle w:val="Textoindependiente"/>
-              <w:spacing w:after="0" w:line="276" w:lineRule="auto"/>
-              <w:ind w:right="6"/>
-              <w:rPr>
-                <w:rFonts w:asciiTheme="majorHAnsi" w:hAnsiTheme="majorHAnsi" w:cstheme="majorHAnsi"/>
-              </w:rPr>
-            </w:pPr>
-          </w:p>
-        </w:tc>
-      </w:tr>
-    </w:tbl>
     <w:p/>
-    <w:tbl>
-      <w:tblPr>
-        <w:tblStyle w:val="TableGrid1"/>
-        <w:tblW w:w="5000" w:type="pct"/>
-        <w:tblLook w:val="04A0" w:firstRow="1" w:lastRow="0" w:firstColumn="1" w:lastColumn="0" w:noHBand="0" w:noVBand="1"/>
-      </w:tblPr>
-      <w:tblGrid>
-        <w:gridCol w:w="2689"/>
-        <w:gridCol w:w="2574"/>
-        <w:gridCol w:w="1903"/>
-        <w:gridCol w:w="2228"/>
-      </w:tblGrid>
-      <w:tr>
-        <w:trPr>
-          <w:tblHeader/>
-        </w:trPr>
-        <w:tc>
-          <w:tcPr>
-            <w:tcW w:w="5000" w:type="pct"/>
-            <w:gridSpan w:val="4"/>
-            <w:shd w:val="clear" w:color="auto" w:fill="D9D9D9" w:themeFill="background1" w:themeFillShade="D9"/>
-            <w:vAlign w:val="center"/>
-          </w:tcPr>
-          <w:p>
-            <w:pPr>
-              <w:pStyle w:val="Textoindependiente"/>
-              <w:spacing w:after="0" w:line="276" w:lineRule="auto"/>
-              <w:ind w:right="6"/>
-              <w:jc w:val="center"/>
-              <w:rPr>
-                <w:rFonts w:cs="Calibri"/>
-                <w:b/>
-                <w:bCs/>
-              </w:rPr>
-            </w:pPr>
-            <w:r>
-              <w:rPr>
-                <w:rFonts w:cs="Calibri"/>
-                <w:b/>
-                <w:bCs/>
-              </w:rPr>
-              <w:t>GARANTÍA DE RESPONSABILIDAD CIVIL EXTRACONTRACTUAL</w:t>
-            </w:r>
-            <w:r>
-              <w:rPr>
-                <w:rFonts w:cs="Calibri"/>
-                <w:b/>
-                <w:bCs/>
-              </w:rPr>
-              <w:t xml:space="preserve"> </w:t>
-            </w:r>
-          </w:p>
-        </w:tc>
-      </w:tr>
-      <w:tr>
-        <w:tc>
-          <w:tcPr>
-            <w:tcW w:w="1431" w:type="pct"/>
-            <w:vAlign w:val="center"/>
-          </w:tcPr>
-          <w:p>
-            <w:pPr>
-              <w:pStyle w:val="Textoindependiente"/>
-              <w:spacing w:after="0" w:line="276" w:lineRule="auto"/>
-              <w:ind w:right="6"/>
-              <w:rPr>
-                <w:rFonts w:cs="Calibri"/>
-                <w:b/>
-              </w:rPr>
-            </w:pPr>
-            <w:r>
-              <w:rPr>
-                <w:rFonts w:cs="Calibri"/>
-                <w:b/>
-              </w:rPr>
-              <w:t>ASEGURADORA</w:t>
-            </w:r>
-          </w:p>
-        </w:tc>
-        <w:tc>
-          <w:tcPr>
-            <w:tcW w:w="3569" w:type="pct"/>
-            <w:gridSpan w:val="3"/>
-            <w:vAlign w:val="center"/>
-          </w:tcPr>
-          <w:p>
-            <w:pPr>
-              <w:pStyle w:val="Textoindependiente"/>
-              <w:spacing w:after="0" w:line="276" w:lineRule="auto"/>
-              <w:ind w:right="6"/>
-              <w:rPr>
-                <w:rFonts w:cs="Calibri"/>
-              </w:rPr>
-            </w:pPr>
-          </w:p>
-        </w:tc>
-      </w:tr>
-      <w:tr>
-        <w:tc>
-          <w:tcPr>
-            <w:tcW w:w="1431" w:type="pct"/>
-            <w:vAlign w:val="center"/>
-          </w:tcPr>
-          <w:p>
-            <w:pPr>
-              <w:pStyle w:val="Textoindependiente"/>
-              <w:spacing w:after="0" w:line="276" w:lineRule="auto"/>
-              <w:ind w:right="6"/>
-              <w:rPr>
-                <w:rFonts w:cs="Calibri"/>
-                <w:b/>
-              </w:rPr>
-            </w:pPr>
-            <w:r>
-              <w:rPr>
-                <w:rFonts w:cs="Calibri"/>
-                <w:b/>
-              </w:rPr>
-              <w:t>N</w:t>
-            </w:r>
-            <w:r>
-              <w:rPr>
-                <w:rFonts w:cs="Calibri"/>
-                <w:b/>
-              </w:rPr>
-              <w:t>RO. DE</w:t>
-            </w:r>
-            <w:r>
-              <w:rPr>
-                <w:rFonts w:cs="Calibri"/>
-                <w:b/>
-              </w:rPr>
-              <w:t xml:space="preserve"> PÓLIZA</w:t>
-            </w:r>
-          </w:p>
-        </w:tc>
-        <w:tc>
-          <w:tcPr>
-            <w:tcW w:w="3569" w:type="pct"/>
-            <w:gridSpan w:val="3"/>
-            <w:vAlign w:val="center"/>
-          </w:tcPr>
-          <w:p>
-            <w:pPr>
-              <w:pStyle w:val="Textoindependiente"/>
-              <w:spacing w:after="0" w:line="276" w:lineRule="auto"/>
-              <w:ind w:right="6"/>
-              <w:rPr>
-                <w:rFonts w:cs="Calibri"/>
-              </w:rPr>
-            </w:pPr>
-          </w:p>
-        </w:tc>
-      </w:tr>
-      <w:tr>
-        <w:tc>
-          <w:tcPr>
-            <w:tcW w:w="1431" w:type="pct"/>
-            <w:vAlign w:val="center"/>
-          </w:tcPr>
-          <w:p>
-            <w:pPr>
-              <w:pStyle w:val="Textoindependiente"/>
-              <w:spacing w:after="0" w:line="276" w:lineRule="auto"/>
-              <w:ind w:right="6"/>
-              <w:rPr>
-                <w:rFonts w:cs="Calibri"/>
-                <w:b/>
-              </w:rPr>
-            </w:pPr>
-            <w:r>
-              <w:rPr>
-                <w:rFonts w:cs="Calibri"/>
-                <w:b/>
-              </w:rPr>
-              <w:t xml:space="preserve">CERTIFICADO O </w:t>
-            </w:r>
-            <w:r>
-              <w:rPr>
-                <w:rFonts w:cs="Calibri"/>
-                <w:b/>
-              </w:rPr>
-              <w:t xml:space="preserve">DE </w:t>
-            </w:r>
-            <w:r>
-              <w:rPr>
-                <w:rFonts w:cs="Calibri"/>
-                <w:b/>
-              </w:rPr>
-              <w:t>ANEXO</w:t>
-            </w:r>
-          </w:p>
-        </w:tc>
-        <w:tc>
-          <w:tcPr>
-            <w:tcW w:w="3569" w:type="pct"/>
-            <w:gridSpan w:val="3"/>
-            <w:vAlign w:val="center"/>
-          </w:tcPr>
-          <w:p>
-            <w:pPr>
-              <w:pStyle w:val="Textoindependiente"/>
-              <w:spacing w:after="0" w:line="276" w:lineRule="auto"/>
-              <w:ind w:right="6"/>
-              <w:rPr>
-                <w:rFonts w:cs="Calibri"/>
-              </w:rPr>
-            </w:pPr>
-          </w:p>
-        </w:tc>
-      </w:tr>
-      <w:tr>
-        <w:tc>
-          <w:tcPr>
-            <w:tcW w:w="1431" w:type="pct"/>
-            <w:vAlign w:val="center"/>
-          </w:tcPr>
-          <w:p>
-            <w:pPr>
-              <w:pStyle w:val="Textoindependiente"/>
-              <w:spacing w:after="0" w:line="276" w:lineRule="auto"/>
-              <w:ind w:right="6"/>
-              <w:rPr>
-                <w:rFonts w:cs="Calibri"/>
-                <w:b/>
-              </w:rPr>
-            </w:pPr>
-            <w:r>
-              <w:rPr>
-                <w:rFonts w:cs="Calibri"/>
-                <w:b/>
-              </w:rPr>
-              <w:t>FECHA EXPEDICIÓN</w:t>
-            </w:r>
-          </w:p>
-        </w:tc>
-        <w:tc>
-          <w:tcPr>
-            <w:tcW w:w="3569" w:type="pct"/>
-            <w:gridSpan w:val="3"/>
-            <w:vAlign w:val="center"/>
-          </w:tcPr>
-          <w:p>
-            <w:pPr>
-              <w:pStyle w:val="Textoindependiente"/>
-              <w:spacing w:after="0" w:line="276" w:lineRule="auto"/>
-              <w:ind w:right="6"/>
-              <w:rPr>
-                <w:rFonts w:cs="Calibri"/>
-              </w:rPr>
-            </w:pPr>
-          </w:p>
-        </w:tc>
-      </w:tr>
-      <w:tr>
-        <w:tc>
-          <w:tcPr>
-            <w:tcW w:w="1431" w:type="pct"/>
-            <w:vAlign w:val="center"/>
-          </w:tcPr>
-          <w:p>
-            <w:pPr>
-              <w:pStyle w:val="Textoindependiente"/>
-              <w:spacing w:after="0" w:line="276" w:lineRule="auto"/>
-              <w:ind w:right="6"/>
-              <w:rPr>
-                <w:rFonts w:cs="Calibri"/>
-                <w:b/>
-              </w:rPr>
-            </w:pPr>
-            <w:r>
-              <w:rPr>
-                <w:rFonts w:cs="Calibri"/>
-                <w:b/>
-              </w:rPr>
-              <w:t>FECHA APROBACIÓN</w:t>
-            </w:r>
-          </w:p>
-        </w:tc>
-        <w:tc>
-          <w:tcPr>
-            <w:tcW w:w="3569" w:type="pct"/>
-            <w:gridSpan w:val="3"/>
-            <w:vAlign w:val="center"/>
-          </w:tcPr>
-          <w:p>
-            <w:pPr>
-              <w:pStyle w:val="Textoindependiente"/>
-              <w:spacing w:after="0" w:line="276" w:lineRule="auto"/>
-              <w:ind w:right="6"/>
-              <w:rPr>
-                <w:rFonts w:cs="Calibri"/>
-              </w:rPr>
-            </w:pPr>
-          </w:p>
-        </w:tc>
-      </w:tr>
-      <w:tr>
-        <w:trPr>
-          <w:trHeight w:val="161"/>
-        </w:trPr>
-        <w:tc>
-          <w:tcPr>
-            <w:tcW w:w="1431" w:type="pct"/>
-            <w:vMerge w:val="restart"/>
-            <w:vAlign w:val="center"/>
-          </w:tcPr>
-          <w:p>
-            <w:pPr>
-              <w:pStyle w:val="Textoindependiente"/>
-              <w:spacing w:after="0" w:line="276" w:lineRule="auto"/>
-              <w:jc w:val="center"/>
-              <w:rPr>
-                <w:rFonts w:cs="Calibri"/>
-                <w:b/>
-              </w:rPr>
-            </w:pPr>
-            <w:r>
-              <w:rPr>
-                <w:rFonts w:cs="Calibri"/>
-                <w:b/>
-              </w:rPr>
-              <w:t>AMPARO</w:t>
-            </w:r>
-          </w:p>
-        </w:tc>
-        <w:tc>
-          <w:tcPr>
-            <w:tcW w:w="2383" w:type="pct"/>
-            <w:gridSpan w:val="2"/>
-            <w:vAlign w:val="center"/>
-          </w:tcPr>
-          <w:p>
-            <w:pPr>
-              <w:pStyle w:val="Textoindependiente"/>
-              <w:spacing w:after="0" w:line="276" w:lineRule="auto"/>
-              <w:ind w:right="6"/>
-              <w:jc w:val="center"/>
-              <w:rPr>
-                <w:rFonts w:cs="Calibri"/>
-                <w:b/>
-              </w:rPr>
-            </w:pPr>
-            <w:r>
-              <w:rPr>
-                <w:rFonts w:cs="Calibri"/>
-                <w:b/>
-              </w:rPr>
-              <w:t>VIGENCIA</w:t>
-            </w:r>
-          </w:p>
-        </w:tc>
-        <w:tc>
-          <w:tcPr>
-            <w:tcW w:w="1186" w:type="pct"/>
-            <w:vMerge w:val="restart"/>
-            <w:vAlign w:val="center"/>
-          </w:tcPr>
-          <w:p>
-            <w:pPr>
-              <w:pStyle w:val="Textoindependiente"/>
-              <w:spacing w:after="0" w:line="276" w:lineRule="auto"/>
-              <w:ind w:right="6"/>
-              <w:jc w:val="center"/>
-              <w:rPr>
-                <w:rFonts w:cs="Calibri"/>
-                <w:b/>
-              </w:rPr>
-            </w:pPr>
-            <w:r>
-              <w:rPr>
-                <w:rFonts w:cs="Calibri"/>
-                <w:b/>
-              </w:rPr>
-              <w:t>VALOR</w:t>
-            </w:r>
-          </w:p>
-        </w:tc>
-      </w:tr>
-      <w:tr>
-        <w:trPr>
-          <w:trHeight w:val="255"/>
-        </w:trPr>
-        <w:tc>
-          <w:tcPr>
-            <w:tcW w:w="1431" w:type="pct"/>
-            <w:vMerge/>
-            <w:vAlign w:val="center"/>
-          </w:tcPr>
-          <w:p>
-            <w:pPr>
-              <w:pStyle w:val="Textoindependiente"/>
-              <w:spacing w:after="0" w:line="276" w:lineRule="auto"/>
-              <w:ind w:right="6"/>
-              <w:jc w:val="center"/>
-              <w:rPr>
-                <w:rFonts w:cs="Calibri"/>
-                <w:b/>
-              </w:rPr>
-            </w:pPr>
-          </w:p>
-        </w:tc>
-        <w:tc>
-          <w:tcPr>
-            <w:tcW w:w="1370" w:type="pct"/>
-            <w:vAlign w:val="center"/>
-          </w:tcPr>
-          <w:p>
-            <w:pPr>
-              <w:pStyle w:val="Textoindependiente"/>
-              <w:spacing w:after="0" w:line="276" w:lineRule="auto"/>
-              <w:ind w:right="6"/>
-              <w:jc w:val="center"/>
-              <w:rPr>
-                <w:rFonts w:cs="Calibri"/>
-                <w:b/>
-              </w:rPr>
-            </w:pPr>
-            <w:r>
-              <w:rPr>
-                <w:rFonts w:cs="Calibri"/>
-                <w:b/>
-              </w:rPr>
-              <w:t>DESDE</w:t>
-            </w:r>
-          </w:p>
-        </w:tc>
-        <w:tc>
-          <w:tcPr>
-            <w:tcW w:w="1013" w:type="pct"/>
-            <w:vAlign w:val="center"/>
-          </w:tcPr>
-          <w:p>
-            <w:pPr>
-              <w:pStyle w:val="Textoindependiente"/>
-              <w:spacing w:after="0" w:line="276" w:lineRule="auto"/>
-              <w:ind w:right="6"/>
-              <w:jc w:val="center"/>
-              <w:rPr>
-                <w:rFonts w:cs="Calibri"/>
-                <w:b/>
-              </w:rPr>
-            </w:pPr>
-            <w:r>
-              <w:rPr>
-                <w:rFonts w:cs="Calibri"/>
-                <w:b/>
-              </w:rPr>
-              <w:t>HASTA</w:t>
-            </w:r>
-          </w:p>
-        </w:tc>
-        <w:tc>
-          <w:tcPr>
-            <w:tcW w:w="1186" w:type="pct"/>
-            <w:vMerge/>
-            <w:vAlign w:val="center"/>
-          </w:tcPr>
-          <w:p>
-            <w:pPr>
-              <w:pStyle w:val="Textoindependiente"/>
-              <w:spacing w:after="0" w:line="276" w:lineRule="auto"/>
-              <w:ind w:right="6"/>
-              <w:jc w:val="center"/>
-              <w:rPr>
-                <w:rFonts w:cs="Calibri"/>
-                <w:b/>
-              </w:rPr>
-            </w:pPr>
-          </w:p>
-        </w:tc>
-      </w:tr>
-      <w:tr>
-        <w:trPr>
-          <w:trHeight w:val="421"/>
-        </w:trPr>
-        <w:tc>
-          <w:tcPr>
-            <w:tcW w:w="1431" w:type="pct"/>
-            <w:vAlign w:val="center"/>
-          </w:tcPr>
-          <w:p>
-            <w:pPr>
-              <w:pStyle w:val="Textoindependiente"/>
-              <w:spacing w:after="0" w:line="276" w:lineRule="auto"/>
-              <w:ind w:right="6"/>
-              <w:jc w:val="center"/>
-              <w:rPr>
-                <w:rFonts w:cs="Calibri"/>
-              </w:rPr>
-            </w:pPr>
-            <w:r>
-              <w:rPr>
-                <w:rFonts w:cs="Calibri"/>
-              </w:rPr>
-              <w:lastRenderedPageBreak/>
-              <w:t>Responsabilidad civil extracontractual</w:t>
-            </w:r>
-          </w:p>
-        </w:tc>
-        <w:tc>
-          <w:tcPr>
-            <w:tcW w:w="1370" w:type="pct"/>
-            <w:vAlign w:val="center"/>
-          </w:tcPr>
-          <w:p>
-            <w:pPr>
-              <w:pStyle w:val="Textoindependiente"/>
-              <w:spacing w:after="0" w:line="276" w:lineRule="auto"/>
-              <w:ind w:right="6"/>
-              <w:rPr>
-                <w:rFonts w:cs="Calibri"/>
-                <w:b/>
-              </w:rPr>
-            </w:pPr>
-          </w:p>
-        </w:tc>
-        <w:tc>
-          <w:tcPr>
-            <w:tcW w:w="1013" w:type="pct"/>
-            <w:vAlign w:val="center"/>
-          </w:tcPr>
-          <w:p>
-            <w:pPr>
-              <w:pStyle w:val="Textoindependiente"/>
-              <w:spacing w:after="0" w:line="276" w:lineRule="auto"/>
-              <w:ind w:right="6"/>
-              <w:rPr>
-                <w:rFonts w:cs="Calibri"/>
-                <w:b/>
-              </w:rPr>
-            </w:pPr>
-          </w:p>
-        </w:tc>
-        <w:tc>
-          <w:tcPr>
-            <w:tcW w:w="1186" w:type="pct"/>
-            <w:vAlign w:val="center"/>
-          </w:tcPr>
-          <w:p>
-            <w:pPr>
-              <w:pStyle w:val="Textoindependiente"/>
-              <w:spacing w:after="0" w:line="276" w:lineRule="auto"/>
-              <w:ind w:right="6"/>
-              <w:rPr>
-                <w:rFonts w:cs="Calibri"/>
-              </w:rPr>
-            </w:pPr>
-          </w:p>
-        </w:tc>
-      </w:tr>
-    </w:tbl>
-    <w:p/>
-    <w:p>
-      <w:pPr>
-        <w:rPr>
-          <w:rFonts w:eastAsia="Times New Roman" w:cs="Calibri"/>
-          <w:lang w:val="es-ES" w:eastAsia="es-ES"/>
-        </w:rPr>
-      </w:pPr>
-      <w:r>
-        <w:rPr>
-          <w:rFonts w:eastAsia="Times New Roman" w:cs="Calibri"/>
-          <w:lang w:val="es-ES" w:eastAsia="es-ES"/>
-        </w:rPr>
-        <w:t xml:space="preserve">En atención a lo señalado en el </w:t>
-      </w:r>
-      <w:r>
-        <w:rPr>
-          <w:rFonts w:eastAsia="Times New Roman" w:cs="Calibri"/>
-          <w:lang w:val="es-ES" w:eastAsia="es-ES"/>
-        </w:rPr>
-        <w:t>modificatorio nr</w:t>
-      </w:r>
-      <w:r>
-        <w:rPr>
-          <w:rFonts w:eastAsia="Times New Roman" w:cs="Calibri"/>
-          <w:lang w:val="es-ES" w:eastAsia="es-ES"/>
-        </w:rPr>
-        <w:t xml:space="preserve">o. </w:t>
-      </w:r>
-      <w:r>
-        <w:rPr>
-          <w:rStyle w:val="normaltextrun"/>
-          <w:rFonts w:asciiTheme="majorHAnsi" w:hAnsiTheme="majorHAnsi" w:cstheme="majorHAnsi"/>
-          <w:color w:val="C00000"/>
-        </w:rPr>
-        <w:t xml:space="preserve">[Incluir número del modificatorio, según corresponda. Si no se suscribió ninguno, se elimina </w:t>
-      </w:r>
-      <w:r>
-        <w:rPr>
-          <w:rStyle w:val="normaltextrun"/>
-          <w:rFonts w:asciiTheme="majorHAnsi" w:hAnsiTheme="majorHAnsi" w:cstheme="majorHAnsi"/>
-          <w:color w:val="C00000"/>
-        </w:rPr>
-        <w:t>lo sucesivo</w:t>
-      </w:r>
-      <w:r>
-        <w:rPr>
-          <w:rStyle w:val="normaltextrun"/>
-          <w:rFonts w:asciiTheme="majorHAnsi" w:hAnsiTheme="majorHAnsi" w:cstheme="majorHAnsi"/>
-          <w:color w:val="C00000"/>
-        </w:rPr>
-        <w:t>]</w:t>
-      </w:r>
-      <w:r>
-        <w:rPr>
-          <w:rFonts w:eastAsia="Times New Roman" w:cs="Calibri"/>
-          <w:lang w:val="es-ES" w:eastAsia="es-ES"/>
-        </w:rPr>
-        <w:t xml:space="preserve"> se </w:t>
-      </w:r>
-      <w:r>
-        <w:rPr>
-          <w:rFonts w:eastAsia="Times New Roman" w:cs="Calibri"/>
-          <w:lang w:val="es-ES" w:eastAsia="es-ES"/>
-        </w:rPr>
-        <w:t>efectuó la ampliación de las garantías en el siguiente sentido:</w:t>
-      </w:r>
-    </w:p>
-    <w:p>
-      <w:pPr>
-        <w:rPr>
-          <w:rFonts w:eastAsia="Times New Roman" w:cs="Calibri"/>
-          <w:lang w:val="es-ES" w:eastAsia="es-ES"/>
-        </w:rPr>
-      </w:pPr>
-    </w:p>
     <w:p>
       <w:pPr>
         <w:rPr>
           <w:b/>
           <w:bCs/>
-          <w:color w:val="auto"/>
         </w:rPr>
       </w:pPr>
-      <w:r>
-        <w:rPr>
-          <w:b/>
-          <w:bCs/>
-          <w:color w:val="C00000"/>
-          <w:highlight w:val="cyan"/>
-        </w:rPr>
-        <w:t>NOTA INTERNA. Esta información se debe diligenciar respecto del último modificatorio suscrito y que haya obligado al contratista a generar un anexo a las pólizas</w:t>
-      </w:r>
-      <w:r>
-        <w:rPr>
-          <w:b/>
-          <w:bCs/>
-          <w:color w:val="C00000"/>
-          <w:highlight w:val="cyan"/>
-        </w:rPr>
-        <w:t>, en caso que aplique</w:t>
-      </w:r>
-      <w:r>
-        <w:rPr>
-          <w:b/>
-          <w:bCs/>
-          <w:color w:val="C00000"/>
-          <w:highlight w:val="cyan"/>
-        </w:rPr>
-        <w:t>.</w:t>
-      </w:r>
     </w:p>
     <w:p>
       <w:pPr>
@@ -5233,1355 +2603,24 @@
           <w:rStyle w:val="Nmerodepgina"/>
           <w:rFonts w:cs="Calibri"/>
           <w:bCs/>
-          <w:color w:val="auto"/>
         </w:rPr>
       </w:pPr>
     </w:p>
-    <w:tbl>
-      <w:tblPr>
-        <w:tblStyle w:val="TableGrid1"/>
-        <w:tblW w:w="5000" w:type="pct"/>
-        <w:tblLook w:val="04A0" w:firstRow="1" w:lastRow="0" w:firstColumn="1" w:lastColumn="0" w:noHBand="0" w:noVBand="1"/>
-      </w:tblPr>
-      <w:tblGrid>
-        <w:gridCol w:w="2711"/>
-        <w:gridCol w:w="2559"/>
-        <w:gridCol w:w="1909"/>
-        <w:gridCol w:w="2215"/>
-      </w:tblGrid>
-      <w:tr>
-        <w:trPr>
-          <w:trHeight w:val="106"/>
-          <w:tblHeader/>
-        </w:trPr>
-        <w:tc>
-          <w:tcPr>
-            <w:tcW w:w="5000" w:type="pct"/>
-            <w:gridSpan w:val="4"/>
-            <w:shd w:val="clear" w:color="auto" w:fill="D9D9D9" w:themeFill="background1" w:themeFillShade="D9"/>
-            <w:vAlign w:val="center"/>
-          </w:tcPr>
-          <w:p>
-            <w:pPr>
-              <w:pStyle w:val="Textoindependiente"/>
-              <w:spacing w:after="0" w:line="276" w:lineRule="auto"/>
-              <w:ind w:right="6"/>
-              <w:jc w:val="center"/>
-              <w:rPr>
-                <w:rFonts w:asciiTheme="majorHAnsi" w:hAnsiTheme="majorHAnsi" w:cstheme="majorHAnsi"/>
-                <w:b/>
-                <w:bCs/>
-              </w:rPr>
-            </w:pPr>
-            <w:r>
-              <w:rPr>
-                <w:rFonts w:asciiTheme="majorHAnsi" w:hAnsiTheme="majorHAnsi" w:cstheme="majorHAnsi"/>
-                <w:b/>
-                <w:bCs/>
-              </w:rPr>
-              <w:t>GARANTÍA ÚNICA DE CUMPLIMIENTO</w:t>
-            </w:r>
-            <w:r>
-              <w:rPr>
-                <w:rFonts w:asciiTheme="majorHAnsi" w:hAnsiTheme="majorHAnsi" w:cstheme="majorHAnsi"/>
-                <w:b/>
-                <w:bCs/>
-              </w:rPr>
-              <w:t xml:space="preserve"> </w:t>
-            </w:r>
-          </w:p>
-        </w:tc>
-      </w:tr>
-      <w:tr>
-        <w:trPr>
-          <w:trHeight w:val="106"/>
-        </w:trPr>
-        <w:tc>
-          <w:tcPr>
-            <w:tcW w:w="1443" w:type="pct"/>
-            <w:vAlign w:val="center"/>
-          </w:tcPr>
-          <w:p>
-            <w:pPr>
-              <w:pStyle w:val="Textoindependiente"/>
-              <w:spacing w:after="0" w:line="276" w:lineRule="auto"/>
-              <w:ind w:right="6"/>
-              <w:rPr>
-                <w:rFonts w:asciiTheme="majorHAnsi" w:hAnsiTheme="majorHAnsi" w:cstheme="majorHAnsi"/>
-                <w:b/>
-              </w:rPr>
-            </w:pPr>
-            <w:r>
-              <w:rPr>
-                <w:rFonts w:asciiTheme="majorHAnsi" w:hAnsiTheme="majorHAnsi" w:cstheme="majorHAnsi"/>
-                <w:b/>
-              </w:rPr>
-              <w:t>ASEGURADORA</w:t>
-            </w:r>
-          </w:p>
-        </w:tc>
-        <w:tc>
-          <w:tcPr>
-            <w:tcW w:w="3557" w:type="pct"/>
-            <w:gridSpan w:val="3"/>
-            <w:vAlign w:val="center"/>
-          </w:tcPr>
-          <w:p>
-            <w:pPr>
-              <w:pStyle w:val="Textoindependiente"/>
-              <w:spacing w:after="0" w:line="276" w:lineRule="auto"/>
-              <w:ind w:right="6"/>
-              <w:rPr>
-                <w:rFonts w:asciiTheme="majorHAnsi" w:hAnsiTheme="majorHAnsi" w:cstheme="majorHAnsi"/>
-              </w:rPr>
-            </w:pPr>
-          </w:p>
-        </w:tc>
-      </w:tr>
-      <w:tr>
-        <w:tc>
-          <w:tcPr>
-            <w:tcW w:w="1443" w:type="pct"/>
-            <w:vAlign w:val="center"/>
-          </w:tcPr>
-          <w:p>
-            <w:pPr>
-              <w:pStyle w:val="Textoindependiente"/>
-              <w:spacing w:after="0" w:line="276" w:lineRule="auto"/>
-              <w:ind w:right="6"/>
-              <w:rPr>
-                <w:rFonts w:asciiTheme="majorHAnsi" w:hAnsiTheme="majorHAnsi" w:cstheme="majorHAnsi"/>
-                <w:b/>
-              </w:rPr>
-            </w:pPr>
-            <w:r>
-              <w:rPr>
-                <w:rFonts w:asciiTheme="majorHAnsi" w:hAnsiTheme="majorHAnsi" w:cstheme="majorHAnsi"/>
-                <w:b/>
-              </w:rPr>
-              <w:t>N</w:t>
-            </w:r>
-            <w:r>
-              <w:rPr>
-                <w:rFonts w:asciiTheme="majorHAnsi" w:hAnsiTheme="majorHAnsi" w:cstheme="majorHAnsi"/>
-                <w:b/>
-              </w:rPr>
-              <w:t>RO</w:t>
-            </w:r>
-            <w:r>
-              <w:rPr>
-                <w:rFonts w:asciiTheme="majorHAnsi" w:hAnsiTheme="majorHAnsi" w:cstheme="majorHAnsi"/>
-                <w:b/>
-              </w:rPr>
-              <w:t xml:space="preserve">. </w:t>
-            </w:r>
-            <w:r>
-              <w:rPr>
-                <w:rFonts w:asciiTheme="majorHAnsi" w:hAnsiTheme="majorHAnsi" w:cstheme="majorHAnsi"/>
-                <w:b/>
-              </w:rPr>
-              <w:t xml:space="preserve">DE </w:t>
-            </w:r>
-            <w:r>
-              <w:rPr>
-                <w:rFonts w:asciiTheme="majorHAnsi" w:hAnsiTheme="majorHAnsi" w:cstheme="majorHAnsi"/>
-                <w:b/>
-              </w:rPr>
-              <w:t>PÓLIZA</w:t>
-            </w:r>
-          </w:p>
-        </w:tc>
-        <w:tc>
-          <w:tcPr>
-            <w:tcW w:w="3557" w:type="pct"/>
-            <w:gridSpan w:val="3"/>
-            <w:vAlign w:val="center"/>
-          </w:tcPr>
-          <w:p>
-            <w:pPr>
-              <w:pStyle w:val="Textoindependiente"/>
-              <w:spacing w:after="0" w:line="276" w:lineRule="auto"/>
-              <w:ind w:right="6"/>
-              <w:rPr>
-                <w:rFonts w:asciiTheme="majorHAnsi" w:hAnsiTheme="majorHAnsi" w:cstheme="majorHAnsi"/>
-              </w:rPr>
-            </w:pPr>
-          </w:p>
-        </w:tc>
-      </w:tr>
-      <w:tr>
-        <w:tc>
-          <w:tcPr>
-            <w:tcW w:w="1443" w:type="pct"/>
-            <w:vAlign w:val="center"/>
-          </w:tcPr>
-          <w:p>
-            <w:pPr>
-              <w:pStyle w:val="Textoindependiente"/>
-              <w:spacing w:after="0" w:line="276" w:lineRule="auto"/>
-              <w:ind w:right="6"/>
-              <w:rPr>
-                <w:rFonts w:asciiTheme="majorHAnsi" w:hAnsiTheme="majorHAnsi" w:cstheme="majorHAnsi"/>
-                <w:b/>
-              </w:rPr>
-            </w:pPr>
-            <w:r>
-              <w:rPr>
-                <w:rFonts w:asciiTheme="majorHAnsi" w:hAnsiTheme="majorHAnsi" w:cstheme="majorHAnsi"/>
-                <w:b/>
-              </w:rPr>
-              <w:t>CERTIFICADO</w:t>
-            </w:r>
-            <w:r>
-              <w:rPr>
-                <w:rFonts w:asciiTheme="majorHAnsi" w:hAnsiTheme="majorHAnsi" w:cstheme="majorHAnsi"/>
-                <w:b/>
-              </w:rPr>
-              <w:t xml:space="preserve"> O ANEXO</w:t>
-            </w:r>
-          </w:p>
-        </w:tc>
-        <w:tc>
-          <w:tcPr>
-            <w:tcW w:w="3557" w:type="pct"/>
-            <w:gridSpan w:val="3"/>
-            <w:vAlign w:val="center"/>
-          </w:tcPr>
-          <w:p>
-            <w:pPr>
-              <w:pStyle w:val="Textoindependiente"/>
-              <w:spacing w:after="0" w:line="276" w:lineRule="auto"/>
-              <w:ind w:right="6"/>
-              <w:rPr>
-                <w:rFonts w:asciiTheme="majorHAnsi" w:hAnsiTheme="majorHAnsi" w:cstheme="majorHAnsi"/>
-              </w:rPr>
-            </w:pPr>
-          </w:p>
-        </w:tc>
-      </w:tr>
-      <w:tr>
-        <w:tc>
-          <w:tcPr>
-            <w:tcW w:w="1443" w:type="pct"/>
-            <w:vAlign w:val="center"/>
-          </w:tcPr>
-          <w:p>
-            <w:pPr>
-              <w:pStyle w:val="Textoindependiente"/>
-              <w:spacing w:after="0" w:line="276" w:lineRule="auto"/>
-              <w:ind w:right="6"/>
-              <w:rPr>
-                <w:rFonts w:asciiTheme="majorHAnsi" w:hAnsiTheme="majorHAnsi" w:cstheme="majorHAnsi"/>
-                <w:b/>
-              </w:rPr>
-            </w:pPr>
-            <w:r>
-              <w:rPr>
-                <w:rFonts w:asciiTheme="majorHAnsi" w:hAnsiTheme="majorHAnsi" w:cstheme="majorHAnsi"/>
-                <w:b/>
-              </w:rPr>
-              <w:t>FECHA EXPEDICIÓN</w:t>
-            </w:r>
-          </w:p>
-        </w:tc>
-        <w:tc>
-          <w:tcPr>
-            <w:tcW w:w="3557" w:type="pct"/>
-            <w:gridSpan w:val="3"/>
-            <w:vAlign w:val="center"/>
-          </w:tcPr>
-          <w:p>
-            <w:pPr>
-              <w:pStyle w:val="Textoindependiente"/>
-              <w:spacing w:after="0" w:line="276" w:lineRule="auto"/>
-              <w:ind w:right="6"/>
-              <w:rPr>
-                <w:rFonts w:asciiTheme="majorHAnsi" w:hAnsiTheme="majorHAnsi" w:cstheme="majorHAnsi"/>
-              </w:rPr>
-            </w:pPr>
-          </w:p>
-        </w:tc>
-      </w:tr>
-      <w:tr>
-        <w:tc>
-          <w:tcPr>
-            <w:tcW w:w="1443" w:type="pct"/>
-            <w:vAlign w:val="center"/>
-          </w:tcPr>
-          <w:p>
-            <w:pPr>
-              <w:pStyle w:val="Textoindependiente"/>
-              <w:spacing w:after="0" w:line="276" w:lineRule="auto"/>
-              <w:ind w:right="6"/>
-              <w:rPr>
-                <w:rFonts w:asciiTheme="majorHAnsi" w:hAnsiTheme="majorHAnsi" w:cstheme="majorHAnsi"/>
-                <w:b/>
-              </w:rPr>
-            </w:pPr>
-            <w:r>
-              <w:rPr>
-                <w:rFonts w:asciiTheme="majorHAnsi" w:hAnsiTheme="majorHAnsi" w:cstheme="majorHAnsi"/>
-                <w:b/>
-              </w:rPr>
-              <w:t>FECHA APROBACIÓN</w:t>
-            </w:r>
-          </w:p>
-        </w:tc>
-        <w:tc>
-          <w:tcPr>
-            <w:tcW w:w="3557" w:type="pct"/>
-            <w:gridSpan w:val="3"/>
-            <w:vAlign w:val="center"/>
-          </w:tcPr>
-          <w:p>
-            <w:pPr>
-              <w:pStyle w:val="Textoindependiente"/>
-              <w:spacing w:after="0" w:line="276" w:lineRule="auto"/>
-              <w:ind w:right="6"/>
-              <w:rPr>
-                <w:rFonts w:asciiTheme="majorHAnsi" w:hAnsiTheme="majorHAnsi" w:cstheme="majorHAnsi"/>
-              </w:rPr>
-            </w:pPr>
-          </w:p>
-        </w:tc>
-      </w:tr>
-      <w:tr>
-        <w:trPr>
-          <w:trHeight w:val="180"/>
-        </w:trPr>
-        <w:tc>
-          <w:tcPr>
-            <w:tcW w:w="1443" w:type="pct"/>
-            <w:vMerge w:val="restart"/>
-            <w:vAlign w:val="center"/>
-          </w:tcPr>
-          <w:p>
-            <w:pPr>
-              <w:pStyle w:val="Textoindependiente"/>
-              <w:spacing w:after="0" w:line="276" w:lineRule="auto"/>
-              <w:ind w:right="6"/>
-              <w:jc w:val="center"/>
-              <w:rPr>
-                <w:rFonts w:asciiTheme="majorHAnsi" w:hAnsiTheme="majorHAnsi" w:cstheme="majorHAnsi"/>
-                <w:b/>
-              </w:rPr>
-            </w:pPr>
-            <w:r>
-              <w:rPr>
-                <w:rFonts w:asciiTheme="majorHAnsi" w:hAnsiTheme="majorHAnsi" w:cstheme="majorHAnsi"/>
-                <w:b/>
-              </w:rPr>
-              <w:t>AMPARO</w:t>
-            </w:r>
-          </w:p>
-        </w:tc>
-        <w:tc>
-          <w:tcPr>
-            <w:tcW w:w="2378" w:type="pct"/>
-            <w:gridSpan w:val="2"/>
-            <w:vAlign w:val="center"/>
-          </w:tcPr>
-          <w:p>
-            <w:pPr>
-              <w:pStyle w:val="Textoindependiente"/>
-              <w:spacing w:after="0" w:line="276" w:lineRule="auto"/>
-              <w:ind w:right="6"/>
-              <w:jc w:val="center"/>
-              <w:rPr>
-                <w:rFonts w:asciiTheme="majorHAnsi" w:hAnsiTheme="majorHAnsi" w:cstheme="majorHAnsi"/>
-                <w:b/>
-              </w:rPr>
-            </w:pPr>
-            <w:r>
-              <w:rPr>
-                <w:rFonts w:asciiTheme="majorHAnsi" w:hAnsiTheme="majorHAnsi" w:cstheme="majorHAnsi"/>
-                <w:b/>
-              </w:rPr>
-              <w:t>VIGENCIA</w:t>
-            </w:r>
-          </w:p>
-        </w:tc>
-        <w:tc>
-          <w:tcPr>
-            <w:tcW w:w="1179" w:type="pct"/>
-            <w:vMerge w:val="restart"/>
-            <w:vAlign w:val="center"/>
-          </w:tcPr>
-          <w:p>
-            <w:pPr>
-              <w:pStyle w:val="Textoindependiente"/>
-              <w:spacing w:after="0" w:line="276" w:lineRule="auto"/>
-              <w:ind w:right="6"/>
-              <w:jc w:val="center"/>
-              <w:rPr>
-                <w:rFonts w:asciiTheme="majorHAnsi" w:hAnsiTheme="majorHAnsi" w:cstheme="majorHAnsi"/>
-                <w:b/>
-              </w:rPr>
-            </w:pPr>
-            <w:r>
-              <w:rPr>
-                <w:rFonts w:asciiTheme="majorHAnsi" w:hAnsiTheme="majorHAnsi" w:cstheme="majorHAnsi"/>
-                <w:b/>
-              </w:rPr>
-              <w:t>VALOR</w:t>
-            </w:r>
-          </w:p>
-        </w:tc>
-      </w:tr>
-      <w:tr>
-        <w:trPr>
-          <w:trHeight w:val="186"/>
-        </w:trPr>
-        <w:tc>
-          <w:tcPr>
-            <w:tcW w:w="1443" w:type="pct"/>
-            <w:vMerge/>
-            <w:vAlign w:val="center"/>
-          </w:tcPr>
-          <w:p>
-            <w:pPr>
-              <w:pStyle w:val="Textoindependiente"/>
-              <w:spacing w:after="0" w:line="276" w:lineRule="auto"/>
-              <w:ind w:right="6"/>
-              <w:jc w:val="center"/>
-              <w:rPr>
-                <w:rFonts w:asciiTheme="majorHAnsi" w:hAnsiTheme="majorHAnsi" w:cstheme="majorHAnsi"/>
-                <w:b/>
-              </w:rPr>
-            </w:pPr>
-          </w:p>
-        </w:tc>
-        <w:tc>
-          <w:tcPr>
-            <w:tcW w:w="1362" w:type="pct"/>
-            <w:vAlign w:val="center"/>
-          </w:tcPr>
-          <w:p>
-            <w:pPr>
-              <w:pStyle w:val="Textoindependiente"/>
-              <w:spacing w:after="0" w:line="276" w:lineRule="auto"/>
-              <w:ind w:right="6"/>
-              <w:jc w:val="center"/>
-              <w:rPr>
-                <w:rFonts w:asciiTheme="majorHAnsi" w:hAnsiTheme="majorHAnsi" w:cstheme="majorHAnsi"/>
-                <w:b/>
-              </w:rPr>
-            </w:pPr>
-            <w:r>
-              <w:rPr>
-                <w:rFonts w:asciiTheme="majorHAnsi" w:hAnsiTheme="majorHAnsi" w:cstheme="majorHAnsi"/>
-                <w:b/>
-              </w:rPr>
-              <w:t>DESDE</w:t>
-            </w:r>
-          </w:p>
-        </w:tc>
-        <w:tc>
-          <w:tcPr>
-            <w:tcW w:w="1016" w:type="pct"/>
-            <w:vAlign w:val="center"/>
-          </w:tcPr>
-          <w:p>
-            <w:pPr>
-              <w:pStyle w:val="Textoindependiente"/>
-              <w:spacing w:after="0" w:line="276" w:lineRule="auto"/>
-              <w:ind w:right="6"/>
-              <w:jc w:val="center"/>
-              <w:rPr>
-                <w:rFonts w:asciiTheme="majorHAnsi" w:hAnsiTheme="majorHAnsi" w:cstheme="majorHAnsi"/>
-                <w:b/>
-              </w:rPr>
-            </w:pPr>
-            <w:r>
-              <w:rPr>
-                <w:rFonts w:asciiTheme="majorHAnsi" w:hAnsiTheme="majorHAnsi" w:cstheme="majorHAnsi"/>
-                <w:b/>
-              </w:rPr>
-              <w:t>HASTA</w:t>
-            </w:r>
-          </w:p>
-        </w:tc>
-        <w:tc>
-          <w:tcPr>
-            <w:tcW w:w="1179" w:type="pct"/>
-            <w:vMerge/>
-            <w:vAlign w:val="center"/>
-          </w:tcPr>
-          <w:p>
-            <w:pPr>
-              <w:pStyle w:val="Textoindependiente"/>
-              <w:spacing w:after="0" w:line="276" w:lineRule="auto"/>
-              <w:ind w:right="6"/>
-              <w:jc w:val="center"/>
-              <w:rPr>
-                <w:rFonts w:asciiTheme="majorHAnsi" w:hAnsiTheme="majorHAnsi" w:cstheme="majorHAnsi"/>
-                <w:b/>
-              </w:rPr>
-            </w:pPr>
-          </w:p>
-        </w:tc>
-      </w:tr>
-      <w:tr>
-        <w:tc>
-          <w:tcPr>
-            <w:tcW w:w="1443" w:type="pct"/>
-            <w:vAlign w:val="center"/>
-          </w:tcPr>
-          <w:p>
-            <w:pPr>
-              <w:pStyle w:val="Textoindependiente"/>
-              <w:spacing w:after="0" w:line="276" w:lineRule="auto"/>
-              <w:ind w:right="6"/>
-              <w:jc w:val="center"/>
-              <w:rPr>
-                <w:rFonts w:asciiTheme="majorHAnsi" w:hAnsiTheme="majorHAnsi" w:cstheme="majorHAnsi"/>
-              </w:rPr>
-            </w:pPr>
-            <w:r>
-              <w:rPr>
-                <w:rFonts w:asciiTheme="majorHAnsi" w:hAnsiTheme="majorHAnsi" w:cstheme="majorHAnsi"/>
-              </w:rPr>
-              <w:t>Cumplimiento</w:t>
-            </w:r>
-          </w:p>
-        </w:tc>
-        <w:tc>
-          <w:tcPr>
-            <w:tcW w:w="1362" w:type="pct"/>
-            <w:vAlign w:val="center"/>
-          </w:tcPr>
-          <w:p>
-            <w:pPr>
-              <w:pStyle w:val="Textoindependiente"/>
-              <w:spacing w:after="0" w:line="276" w:lineRule="auto"/>
-              <w:ind w:right="6"/>
-              <w:rPr>
-                <w:rFonts w:asciiTheme="majorHAnsi" w:hAnsiTheme="majorHAnsi" w:cstheme="majorHAnsi"/>
-              </w:rPr>
-            </w:pPr>
-          </w:p>
-        </w:tc>
-        <w:tc>
-          <w:tcPr>
-            <w:tcW w:w="1016" w:type="pct"/>
-            <w:vAlign w:val="center"/>
-          </w:tcPr>
-          <w:p>
-            <w:pPr>
-              <w:pStyle w:val="Textoindependiente"/>
-              <w:spacing w:after="0" w:line="276" w:lineRule="auto"/>
-              <w:ind w:right="6"/>
-              <w:rPr>
-                <w:rFonts w:asciiTheme="majorHAnsi" w:hAnsiTheme="majorHAnsi" w:cstheme="majorHAnsi"/>
-              </w:rPr>
-            </w:pPr>
-          </w:p>
-        </w:tc>
-        <w:tc>
-          <w:tcPr>
-            <w:tcW w:w="1179" w:type="pct"/>
-            <w:vAlign w:val="center"/>
-          </w:tcPr>
-          <w:p>
-            <w:pPr>
-              <w:pStyle w:val="Textoindependiente"/>
-              <w:spacing w:after="0" w:line="276" w:lineRule="auto"/>
-              <w:ind w:right="6"/>
-              <w:rPr>
-                <w:rFonts w:asciiTheme="majorHAnsi" w:hAnsiTheme="majorHAnsi" w:cstheme="majorHAnsi"/>
-              </w:rPr>
-            </w:pPr>
-          </w:p>
-        </w:tc>
-      </w:tr>
-      <w:tr>
-        <w:tc>
-          <w:tcPr>
-            <w:tcW w:w="1443" w:type="pct"/>
-            <w:vAlign w:val="center"/>
-          </w:tcPr>
-          <w:p>
-            <w:pPr>
-              <w:pStyle w:val="Textoindependiente"/>
-              <w:spacing w:after="0" w:line="276" w:lineRule="auto"/>
-              <w:ind w:right="6"/>
-              <w:jc w:val="center"/>
-              <w:rPr>
-                <w:rFonts w:asciiTheme="majorHAnsi" w:hAnsiTheme="majorHAnsi" w:cstheme="majorHAnsi"/>
-              </w:rPr>
-            </w:pPr>
-            <w:r>
-              <w:rPr>
-                <w:rFonts w:asciiTheme="majorHAnsi" w:hAnsiTheme="majorHAnsi" w:cstheme="majorHAnsi"/>
-              </w:rPr>
-              <w:t>Devolución del pago anticipado</w:t>
-            </w:r>
-          </w:p>
-        </w:tc>
-        <w:tc>
-          <w:tcPr>
-            <w:tcW w:w="1362" w:type="pct"/>
-            <w:vAlign w:val="center"/>
-          </w:tcPr>
-          <w:p>
-            <w:pPr>
-              <w:pStyle w:val="Textoindependiente"/>
-              <w:spacing w:after="0" w:line="276" w:lineRule="auto"/>
-              <w:ind w:right="6"/>
-              <w:rPr>
-                <w:rFonts w:asciiTheme="majorHAnsi" w:hAnsiTheme="majorHAnsi" w:cstheme="majorHAnsi"/>
-              </w:rPr>
-            </w:pPr>
-          </w:p>
-        </w:tc>
-        <w:tc>
-          <w:tcPr>
-            <w:tcW w:w="1016" w:type="pct"/>
-            <w:vAlign w:val="center"/>
-          </w:tcPr>
-          <w:p>
-            <w:pPr>
-              <w:pStyle w:val="Textoindependiente"/>
-              <w:spacing w:after="0" w:line="276" w:lineRule="auto"/>
-              <w:ind w:right="6"/>
-              <w:rPr>
-                <w:rFonts w:asciiTheme="majorHAnsi" w:hAnsiTheme="majorHAnsi" w:cstheme="majorHAnsi"/>
-              </w:rPr>
-            </w:pPr>
-          </w:p>
-        </w:tc>
-        <w:tc>
-          <w:tcPr>
-            <w:tcW w:w="1179" w:type="pct"/>
-            <w:vAlign w:val="center"/>
-          </w:tcPr>
-          <w:p>
-            <w:pPr>
-              <w:pStyle w:val="Textoindependiente"/>
-              <w:spacing w:after="0" w:line="276" w:lineRule="auto"/>
-              <w:ind w:right="6"/>
-              <w:rPr>
-                <w:rFonts w:asciiTheme="majorHAnsi" w:hAnsiTheme="majorHAnsi" w:cstheme="majorHAnsi"/>
-              </w:rPr>
-            </w:pPr>
-          </w:p>
-        </w:tc>
-      </w:tr>
-      <w:tr>
-        <w:tc>
-          <w:tcPr>
-            <w:tcW w:w="1443" w:type="pct"/>
-            <w:vAlign w:val="center"/>
-          </w:tcPr>
-          <w:p>
-            <w:pPr>
-              <w:pStyle w:val="Textoindependiente"/>
-              <w:spacing w:after="0" w:line="276" w:lineRule="auto"/>
-              <w:ind w:right="6"/>
-              <w:jc w:val="center"/>
-              <w:rPr>
-                <w:rFonts w:asciiTheme="majorHAnsi" w:hAnsiTheme="majorHAnsi" w:cstheme="majorHAnsi"/>
-              </w:rPr>
-            </w:pPr>
-            <w:r>
-              <w:rPr>
-                <w:rFonts w:asciiTheme="majorHAnsi" w:hAnsiTheme="majorHAnsi" w:cstheme="majorHAnsi"/>
-              </w:rPr>
-              <w:t>Salarios y prestaciones sociales</w:t>
-            </w:r>
-          </w:p>
-        </w:tc>
-        <w:tc>
-          <w:tcPr>
-            <w:tcW w:w="1362" w:type="pct"/>
-            <w:vAlign w:val="center"/>
-          </w:tcPr>
-          <w:p>
-            <w:pPr>
-              <w:pStyle w:val="Textoindependiente"/>
-              <w:spacing w:after="0" w:line="276" w:lineRule="auto"/>
-              <w:ind w:right="6"/>
-              <w:rPr>
-                <w:rFonts w:asciiTheme="majorHAnsi" w:hAnsiTheme="majorHAnsi" w:cstheme="majorHAnsi"/>
-              </w:rPr>
-            </w:pPr>
-          </w:p>
-        </w:tc>
-        <w:tc>
-          <w:tcPr>
-            <w:tcW w:w="1016" w:type="pct"/>
-            <w:vAlign w:val="center"/>
-          </w:tcPr>
-          <w:p>
-            <w:pPr>
-              <w:pStyle w:val="Textoindependiente"/>
-              <w:spacing w:after="0" w:line="276" w:lineRule="auto"/>
-              <w:ind w:right="6"/>
-              <w:rPr>
-                <w:rFonts w:asciiTheme="majorHAnsi" w:hAnsiTheme="majorHAnsi" w:cstheme="majorHAnsi"/>
-              </w:rPr>
-            </w:pPr>
-          </w:p>
-        </w:tc>
-        <w:tc>
-          <w:tcPr>
-            <w:tcW w:w="1179" w:type="pct"/>
-            <w:vAlign w:val="center"/>
-          </w:tcPr>
-          <w:p>
-            <w:pPr>
-              <w:pStyle w:val="Textoindependiente"/>
-              <w:spacing w:after="0" w:line="276" w:lineRule="auto"/>
-              <w:ind w:right="6"/>
-              <w:rPr>
-                <w:rFonts w:asciiTheme="majorHAnsi" w:hAnsiTheme="majorHAnsi" w:cstheme="majorHAnsi"/>
-              </w:rPr>
-            </w:pPr>
-          </w:p>
-        </w:tc>
-      </w:tr>
-      <w:tr>
-        <w:tc>
-          <w:tcPr>
-            <w:tcW w:w="1443" w:type="pct"/>
-            <w:vAlign w:val="center"/>
-          </w:tcPr>
-          <w:p>
-            <w:pPr>
-              <w:pStyle w:val="Textoindependiente"/>
-              <w:spacing w:after="0" w:line="276" w:lineRule="auto"/>
-              <w:ind w:right="6"/>
-              <w:jc w:val="center"/>
-              <w:rPr>
-                <w:rFonts w:asciiTheme="majorHAnsi" w:hAnsiTheme="majorHAnsi" w:cstheme="majorHAnsi"/>
-              </w:rPr>
-            </w:pPr>
-            <w:r>
-              <w:rPr>
-                <w:rFonts w:asciiTheme="majorHAnsi" w:hAnsiTheme="majorHAnsi" w:cstheme="majorHAnsi"/>
-              </w:rPr>
-              <w:t>Calidad del servicio</w:t>
-            </w:r>
-          </w:p>
-        </w:tc>
-        <w:tc>
-          <w:tcPr>
-            <w:tcW w:w="1362" w:type="pct"/>
-            <w:vAlign w:val="center"/>
-          </w:tcPr>
-          <w:p>
-            <w:pPr>
-              <w:pStyle w:val="Textoindependiente"/>
-              <w:spacing w:after="0" w:line="276" w:lineRule="auto"/>
-              <w:ind w:right="6"/>
-              <w:rPr>
-                <w:rFonts w:asciiTheme="majorHAnsi" w:hAnsiTheme="majorHAnsi" w:cstheme="majorHAnsi"/>
-              </w:rPr>
-            </w:pPr>
-          </w:p>
-        </w:tc>
-        <w:tc>
-          <w:tcPr>
-            <w:tcW w:w="1016" w:type="pct"/>
-            <w:vAlign w:val="center"/>
-          </w:tcPr>
-          <w:p>
-            <w:pPr>
-              <w:pStyle w:val="Textoindependiente"/>
-              <w:spacing w:after="0" w:line="276" w:lineRule="auto"/>
-              <w:ind w:right="6"/>
-              <w:rPr>
-                <w:rFonts w:asciiTheme="majorHAnsi" w:hAnsiTheme="majorHAnsi" w:cstheme="majorHAnsi"/>
-              </w:rPr>
-            </w:pPr>
-          </w:p>
-        </w:tc>
-        <w:tc>
-          <w:tcPr>
-            <w:tcW w:w="1179" w:type="pct"/>
-            <w:vAlign w:val="center"/>
-          </w:tcPr>
-          <w:p>
-            <w:pPr>
-              <w:pStyle w:val="Textoindependiente"/>
-              <w:spacing w:after="0" w:line="276" w:lineRule="auto"/>
-              <w:ind w:right="6"/>
-              <w:rPr>
-                <w:rFonts w:asciiTheme="majorHAnsi" w:hAnsiTheme="majorHAnsi" w:cstheme="majorHAnsi"/>
-              </w:rPr>
-            </w:pPr>
-          </w:p>
-        </w:tc>
-      </w:tr>
-    </w:tbl>
     <w:p>
       <w:pPr>
         <w:rPr>
           <w:rStyle w:val="Nmerodepgina"/>
           <w:rFonts w:cs="Calibri"/>
           <w:bCs/>
-          <w:color w:val="auto"/>
         </w:rPr>
       </w:pPr>
     </w:p>
-    <w:tbl>
-      <w:tblPr>
-        <w:tblStyle w:val="TableGrid1"/>
-        <w:tblW w:w="5000" w:type="pct"/>
-        <w:tblLook w:val="04A0" w:firstRow="1" w:lastRow="0" w:firstColumn="1" w:lastColumn="0" w:noHBand="0" w:noVBand="1"/>
-      </w:tblPr>
-      <w:tblGrid>
-        <w:gridCol w:w="2689"/>
-        <w:gridCol w:w="2574"/>
-        <w:gridCol w:w="1903"/>
-        <w:gridCol w:w="2228"/>
-      </w:tblGrid>
-      <w:tr>
-        <w:trPr>
-          <w:tblHeader/>
-        </w:trPr>
-        <w:tc>
-          <w:tcPr>
-            <w:tcW w:w="5000" w:type="pct"/>
-            <w:gridSpan w:val="4"/>
-            <w:shd w:val="clear" w:color="auto" w:fill="D9D9D9" w:themeFill="background1" w:themeFillShade="D9"/>
-            <w:vAlign w:val="center"/>
-          </w:tcPr>
-          <w:p>
-            <w:pPr>
-              <w:pStyle w:val="Textoindependiente"/>
-              <w:spacing w:after="0" w:line="276" w:lineRule="auto"/>
-              <w:ind w:right="6"/>
-              <w:jc w:val="center"/>
-              <w:rPr>
-                <w:rFonts w:cs="Calibri"/>
-                <w:b/>
-                <w:bCs/>
-              </w:rPr>
-            </w:pPr>
-            <w:r>
-              <w:rPr>
-                <w:rFonts w:cs="Calibri"/>
-                <w:b/>
-                <w:bCs/>
-              </w:rPr>
-              <w:t>GARANTÍA DE RESPONSABILIDAD CIVIL EXTRACONTRACTUAL</w:t>
-            </w:r>
-            <w:r>
-              <w:rPr>
-                <w:rFonts w:cs="Calibri"/>
-                <w:b/>
-                <w:bCs/>
-              </w:rPr>
-              <w:t xml:space="preserve"> </w:t>
-            </w:r>
-          </w:p>
-        </w:tc>
-      </w:tr>
-      <w:tr>
-        <w:tc>
-          <w:tcPr>
-            <w:tcW w:w="1431" w:type="pct"/>
-            <w:vAlign w:val="center"/>
-          </w:tcPr>
-          <w:p>
-            <w:pPr>
-              <w:pStyle w:val="Textoindependiente"/>
-              <w:spacing w:after="0" w:line="276" w:lineRule="auto"/>
-              <w:ind w:right="6"/>
-              <w:rPr>
-                <w:rFonts w:cs="Calibri"/>
-                <w:b/>
-              </w:rPr>
-            </w:pPr>
-            <w:r>
-              <w:rPr>
-                <w:rFonts w:cs="Calibri"/>
-                <w:b/>
-              </w:rPr>
-              <w:t>ASEGURADORA</w:t>
-            </w:r>
-          </w:p>
-        </w:tc>
-        <w:tc>
-          <w:tcPr>
-            <w:tcW w:w="3569" w:type="pct"/>
-            <w:gridSpan w:val="3"/>
-            <w:vAlign w:val="center"/>
-          </w:tcPr>
-          <w:p>
-            <w:pPr>
-              <w:pStyle w:val="Textoindependiente"/>
-              <w:spacing w:after="0" w:line="276" w:lineRule="auto"/>
-              <w:ind w:right="6"/>
-              <w:rPr>
-                <w:rFonts w:cs="Calibri"/>
-              </w:rPr>
-            </w:pPr>
-          </w:p>
-        </w:tc>
-      </w:tr>
-      <w:tr>
-        <w:tc>
-          <w:tcPr>
-            <w:tcW w:w="1431" w:type="pct"/>
-            <w:vAlign w:val="center"/>
-          </w:tcPr>
-          <w:p>
-            <w:pPr>
-              <w:pStyle w:val="Textoindependiente"/>
-              <w:spacing w:after="0" w:line="276" w:lineRule="auto"/>
-              <w:ind w:right="6"/>
-              <w:rPr>
-                <w:rFonts w:cs="Calibri"/>
-                <w:b/>
-              </w:rPr>
-            </w:pPr>
-            <w:r>
-              <w:rPr>
-                <w:rFonts w:cs="Calibri"/>
-                <w:b/>
-              </w:rPr>
-              <w:t>N</w:t>
-            </w:r>
-            <w:r>
-              <w:rPr>
-                <w:rFonts w:cs="Calibri"/>
-                <w:b/>
-              </w:rPr>
-              <w:t>RO. DE</w:t>
-            </w:r>
-            <w:r>
-              <w:rPr>
-                <w:rFonts w:cs="Calibri"/>
-                <w:b/>
-              </w:rPr>
-              <w:t xml:space="preserve"> PÓLIZA</w:t>
-            </w:r>
-          </w:p>
-        </w:tc>
-        <w:tc>
-          <w:tcPr>
-            <w:tcW w:w="3569" w:type="pct"/>
-            <w:gridSpan w:val="3"/>
-            <w:vAlign w:val="center"/>
-          </w:tcPr>
-          <w:p>
-            <w:pPr>
-              <w:pStyle w:val="Textoindependiente"/>
-              <w:spacing w:after="0" w:line="276" w:lineRule="auto"/>
-              <w:ind w:right="6"/>
-              <w:rPr>
-                <w:rFonts w:cs="Calibri"/>
-              </w:rPr>
-            </w:pPr>
-          </w:p>
-        </w:tc>
-      </w:tr>
-      <w:tr>
-        <w:tc>
-          <w:tcPr>
-            <w:tcW w:w="1431" w:type="pct"/>
-            <w:vAlign w:val="center"/>
-          </w:tcPr>
-          <w:p>
-            <w:pPr>
-              <w:pStyle w:val="Textoindependiente"/>
-              <w:spacing w:after="0" w:line="276" w:lineRule="auto"/>
-              <w:ind w:right="6"/>
-              <w:rPr>
-                <w:rFonts w:cs="Calibri"/>
-                <w:b/>
-              </w:rPr>
-            </w:pPr>
-            <w:r>
-              <w:rPr>
-                <w:rFonts w:cs="Calibri"/>
-                <w:b/>
-              </w:rPr>
-              <w:t xml:space="preserve">CERTIFICADO O </w:t>
-            </w:r>
-            <w:r>
-              <w:rPr>
-                <w:rFonts w:cs="Calibri"/>
-                <w:b/>
-              </w:rPr>
-              <w:t xml:space="preserve">DE </w:t>
-            </w:r>
-            <w:r>
-              <w:rPr>
-                <w:rFonts w:cs="Calibri"/>
-                <w:b/>
-              </w:rPr>
-              <w:t>ANEXO</w:t>
-            </w:r>
-          </w:p>
-        </w:tc>
-        <w:tc>
-          <w:tcPr>
-            <w:tcW w:w="3569" w:type="pct"/>
-            <w:gridSpan w:val="3"/>
-            <w:vAlign w:val="center"/>
-          </w:tcPr>
-          <w:p>
-            <w:pPr>
-              <w:pStyle w:val="Textoindependiente"/>
-              <w:spacing w:after="0" w:line="276" w:lineRule="auto"/>
-              <w:ind w:right="6"/>
-              <w:rPr>
-                <w:rFonts w:cs="Calibri"/>
-              </w:rPr>
-            </w:pPr>
-          </w:p>
-        </w:tc>
-      </w:tr>
-      <w:tr>
-        <w:tc>
-          <w:tcPr>
-            <w:tcW w:w="1431" w:type="pct"/>
-            <w:vAlign w:val="center"/>
-          </w:tcPr>
-          <w:p>
-            <w:pPr>
-              <w:pStyle w:val="Textoindependiente"/>
-              <w:spacing w:after="0" w:line="276" w:lineRule="auto"/>
-              <w:ind w:right="6"/>
-              <w:rPr>
-                <w:rFonts w:cs="Calibri"/>
-                <w:b/>
-              </w:rPr>
-            </w:pPr>
-            <w:r>
-              <w:rPr>
-                <w:rFonts w:cs="Calibri"/>
-                <w:b/>
-              </w:rPr>
-              <w:t>FECHA EXPEDICIÓN</w:t>
-            </w:r>
-          </w:p>
-        </w:tc>
-        <w:tc>
-          <w:tcPr>
-            <w:tcW w:w="3569" w:type="pct"/>
-            <w:gridSpan w:val="3"/>
-            <w:vAlign w:val="center"/>
-          </w:tcPr>
-          <w:p>
-            <w:pPr>
-              <w:pStyle w:val="Textoindependiente"/>
-              <w:spacing w:after="0" w:line="276" w:lineRule="auto"/>
-              <w:ind w:right="6"/>
-              <w:rPr>
-                <w:rFonts w:cs="Calibri"/>
-              </w:rPr>
-            </w:pPr>
-          </w:p>
-        </w:tc>
-      </w:tr>
-      <w:tr>
-        <w:tc>
-          <w:tcPr>
-            <w:tcW w:w="1431" w:type="pct"/>
-            <w:vAlign w:val="center"/>
-          </w:tcPr>
-          <w:p>
-            <w:pPr>
-              <w:pStyle w:val="Textoindependiente"/>
-              <w:spacing w:after="0" w:line="276" w:lineRule="auto"/>
-              <w:ind w:right="6"/>
-              <w:rPr>
-                <w:rFonts w:cs="Calibri"/>
-                <w:b/>
-              </w:rPr>
-            </w:pPr>
-            <w:r>
-              <w:rPr>
-                <w:rFonts w:cs="Calibri"/>
-                <w:b/>
-              </w:rPr>
-              <w:t>FECHA APROBACIÓN</w:t>
-            </w:r>
-          </w:p>
-        </w:tc>
-        <w:tc>
-          <w:tcPr>
-            <w:tcW w:w="3569" w:type="pct"/>
-            <w:gridSpan w:val="3"/>
-            <w:vAlign w:val="center"/>
-          </w:tcPr>
-          <w:p>
-            <w:pPr>
-              <w:pStyle w:val="Textoindependiente"/>
-              <w:spacing w:after="0" w:line="276" w:lineRule="auto"/>
-              <w:ind w:right="6"/>
-              <w:rPr>
-                <w:rFonts w:cs="Calibri"/>
-              </w:rPr>
-            </w:pPr>
-          </w:p>
-        </w:tc>
-      </w:tr>
-      <w:tr>
-        <w:trPr>
-          <w:trHeight w:val="161"/>
-        </w:trPr>
-        <w:tc>
-          <w:tcPr>
-            <w:tcW w:w="1431" w:type="pct"/>
-            <w:vMerge w:val="restart"/>
-            <w:vAlign w:val="center"/>
-          </w:tcPr>
-          <w:p>
-            <w:pPr>
-              <w:pStyle w:val="Textoindependiente"/>
-              <w:spacing w:after="0" w:line="276" w:lineRule="auto"/>
-              <w:jc w:val="center"/>
-              <w:rPr>
-                <w:rFonts w:cs="Calibri"/>
-                <w:b/>
-              </w:rPr>
-            </w:pPr>
-            <w:r>
-              <w:rPr>
-                <w:rFonts w:cs="Calibri"/>
-                <w:b/>
-              </w:rPr>
-              <w:t>AMPARO</w:t>
-            </w:r>
-          </w:p>
-        </w:tc>
-        <w:tc>
-          <w:tcPr>
-            <w:tcW w:w="2383" w:type="pct"/>
-            <w:gridSpan w:val="2"/>
-            <w:vAlign w:val="center"/>
-          </w:tcPr>
-          <w:p>
-            <w:pPr>
-              <w:pStyle w:val="Textoindependiente"/>
-              <w:spacing w:after="0" w:line="276" w:lineRule="auto"/>
-              <w:ind w:right="6"/>
-              <w:jc w:val="center"/>
-              <w:rPr>
-                <w:rFonts w:cs="Calibri"/>
-                <w:b/>
-              </w:rPr>
-            </w:pPr>
-            <w:r>
-              <w:rPr>
-                <w:rFonts w:cs="Calibri"/>
-                <w:b/>
-              </w:rPr>
-              <w:t>VIGENCIA</w:t>
-            </w:r>
-          </w:p>
-        </w:tc>
-        <w:tc>
-          <w:tcPr>
-            <w:tcW w:w="1186" w:type="pct"/>
-            <w:vMerge w:val="restart"/>
-            <w:vAlign w:val="center"/>
-          </w:tcPr>
-          <w:p>
-            <w:pPr>
-              <w:pStyle w:val="Textoindependiente"/>
-              <w:spacing w:after="0" w:line="276" w:lineRule="auto"/>
-              <w:ind w:right="6"/>
-              <w:jc w:val="center"/>
-              <w:rPr>
-                <w:rFonts w:cs="Calibri"/>
-                <w:b/>
-              </w:rPr>
-            </w:pPr>
-            <w:r>
-              <w:rPr>
-                <w:rFonts w:cs="Calibri"/>
-                <w:b/>
-              </w:rPr>
-              <w:t>VALOR</w:t>
-            </w:r>
-          </w:p>
-        </w:tc>
-      </w:tr>
-      <w:tr>
-        <w:trPr>
-          <w:trHeight w:val="255"/>
-        </w:trPr>
-        <w:tc>
-          <w:tcPr>
-            <w:tcW w:w="1431" w:type="pct"/>
-            <w:vMerge/>
-            <w:vAlign w:val="center"/>
-          </w:tcPr>
-          <w:p>
-            <w:pPr>
-              <w:pStyle w:val="Textoindependiente"/>
-              <w:spacing w:after="0" w:line="276" w:lineRule="auto"/>
-              <w:ind w:right="6"/>
-              <w:jc w:val="center"/>
-              <w:rPr>
-                <w:rFonts w:cs="Calibri"/>
-                <w:b/>
-              </w:rPr>
-            </w:pPr>
-          </w:p>
-        </w:tc>
-        <w:tc>
-          <w:tcPr>
-            <w:tcW w:w="1370" w:type="pct"/>
-            <w:vAlign w:val="center"/>
-          </w:tcPr>
-          <w:p>
-            <w:pPr>
-              <w:pStyle w:val="Textoindependiente"/>
-              <w:spacing w:after="0" w:line="276" w:lineRule="auto"/>
-              <w:ind w:right="6"/>
-              <w:jc w:val="center"/>
-              <w:rPr>
-                <w:rFonts w:cs="Calibri"/>
-                <w:b/>
-              </w:rPr>
-            </w:pPr>
-            <w:r>
-              <w:rPr>
-                <w:rFonts w:cs="Calibri"/>
-                <w:b/>
-              </w:rPr>
-              <w:t>DESDE</w:t>
-            </w:r>
-          </w:p>
-        </w:tc>
-        <w:tc>
-          <w:tcPr>
-            <w:tcW w:w="1013" w:type="pct"/>
-            <w:vAlign w:val="center"/>
-          </w:tcPr>
-          <w:p>
-            <w:pPr>
-              <w:pStyle w:val="Textoindependiente"/>
-              <w:spacing w:after="0" w:line="276" w:lineRule="auto"/>
-              <w:ind w:right="6"/>
-              <w:jc w:val="center"/>
-              <w:rPr>
-                <w:rFonts w:cs="Calibri"/>
-                <w:b/>
-              </w:rPr>
-            </w:pPr>
-            <w:r>
-              <w:rPr>
-                <w:rFonts w:cs="Calibri"/>
-                <w:b/>
-              </w:rPr>
-              <w:t>HASTA</w:t>
-            </w:r>
-          </w:p>
-        </w:tc>
-        <w:tc>
-          <w:tcPr>
-            <w:tcW w:w="1186" w:type="pct"/>
-            <w:vMerge/>
-            <w:vAlign w:val="center"/>
-          </w:tcPr>
-          <w:p>
-            <w:pPr>
-              <w:pStyle w:val="Textoindependiente"/>
-              <w:spacing w:after="0" w:line="276" w:lineRule="auto"/>
-              <w:ind w:right="6"/>
-              <w:jc w:val="center"/>
-              <w:rPr>
-                <w:rFonts w:cs="Calibri"/>
-                <w:b/>
-              </w:rPr>
-            </w:pPr>
-          </w:p>
-        </w:tc>
-      </w:tr>
-      <w:tr>
-        <w:trPr>
-          <w:trHeight w:val="421"/>
-        </w:trPr>
-        <w:tc>
-          <w:tcPr>
-            <w:tcW w:w="1431" w:type="pct"/>
-            <w:vAlign w:val="center"/>
-          </w:tcPr>
-          <w:p>
-            <w:pPr>
-              <w:pStyle w:val="Textoindependiente"/>
-              <w:spacing w:after="0" w:line="276" w:lineRule="auto"/>
-              <w:ind w:right="6"/>
-              <w:jc w:val="center"/>
-              <w:rPr>
-                <w:rFonts w:cs="Calibri"/>
-              </w:rPr>
-            </w:pPr>
-            <w:r>
-              <w:rPr>
-                <w:rFonts w:cs="Calibri"/>
-              </w:rPr>
-              <w:t>Responsabilidad civil extracontractual</w:t>
-            </w:r>
-          </w:p>
-        </w:tc>
-        <w:tc>
-          <w:tcPr>
-            <w:tcW w:w="1370" w:type="pct"/>
-            <w:vAlign w:val="center"/>
-          </w:tcPr>
-          <w:p>
-            <w:pPr>
-              <w:pStyle w:val="Textoindependiente"/>
-              <w:spacing w:after="0" w:line="276" w:lineRule="auto"/>
-              <w:ind w:right="6"/>
-              <w:rPr>
-                <w:rFonts w:cs="Calibri"/>
-                <w:b/>
-              </w:rPr>
-            </w:pPr>
-          </w:p>
-        </w:tc>
-        <w:tc>
-          <w:tcPr>
-            <w:tcW w:w="1013" w:type="pct"/>
-            <w:vAlign w:val="center"/>
-          </w:tcPr>
-          <w:p>
-            <w:pPr>
-              <w:pStyle w:val="Textoindependiente"/>
-              <w:spacing w:after="0" w:line="276" w:lineRule="auto"/>
-              <w:ind w:right="6"/>
-              <w:rPr>
-                <w:rFonts w:cs="Calibri"/>
-                <w:b/>
-              </w:rPr>
-            </w:pPr>
-          </w:p>
-        </w:tc>
-        <w:tc>
-          <w:tcPr>
-            <w:tcW w:w="1186" w:type="pct"/>
-            <w:vAlign w:val="center"/>
-          </w:tcPr>
-          <w:p>
-            <w:pPr>
-              <w:pStyle w:val="Textoindependiente"/>
-              <w:spacing w:after="0" w:line="276" w:lineRule="auto"/>
-              <w:ind w:right="6"/>
-              <w:rPr>
-                <w:rFonts w:cs="Calibri"/>
-              </w:rPr>
-            </w:pPr>
-          </w:p>
-        </w:tc>
-      </w:tr>
-    </w:tbl>
     <w:p>
       <w:pPr>
         <w:rPr>
           <w:rStyle w:val="Nmerodepgina"/>
           <w:rFonts w:cs="Calibri"/>
           <w:bCs/>
-          <w:color w:val="auto"/>
         </w:rPr>
       </w:pPr>
     </w:p>
@@ -6594,14 +2633,15 @@
         </w:numPr>
         <w:ind w:left="567" w:hanging="567"/>
         <w:rPr>
+          <w:color w:val="000000" w:themeColor="text1"/>
           <w:lang w:val="es-ES" w:eastAsia="es-ES"/>
         </w:rPr>
       </w:pPr>
       <w:r>
         <w:rPr>
+          <w:color w:val="000000" w:themeColor="text1"/>
           <w:lang w:val="es-ES" w:eastAsia="es-ES"/>
         </w:rPr>
-        <w:lastRenderedPageBreak/>
         <w:t>Cumplimiento del objeto</w:t>
       </w:r>
     </w:p>
@@ -6609,7 +2649,6 @@
       <w:r>
         <w:rPr>
           <w:rFonts w:eastAsia="Times New Roman" w:cs="Calibri"/>
-          <w:color w:val="C00000"/>
           <w:lang w:val="es-ES" w:eastAsia="es-ES"/>
         </w:rPr>
         <w:t xml:space="preserve">Señalar de manera clara y expresa si se dio cumplimiento a los señalado en el contrato, según aplique. Realizar un resumen detallado sobre los bienes o servicios recibidos a satisfacción. Si se presentaron procesos de imposición de multas o </w:t>
@@ -6618,7 +2657,6 @@
       <w:r>
         <w:rPr>
           <w:rFonts w:eastAsia="Times New Roman" w:cs="Calibri"/>
-          <w:color w:val="C00000"/>
           <w:lang w:val="es-ES" w:eastAsia="es-ES"/>
         </w:rPr>
         <w:t>declaratria</w:t>
@@ -6627,7 +2665,6 @@
       <w:r>
         <w:rPr>
           <w:rFonts w:eastAsia="Times New Roman" w:cs="Calibri"/>
-          <w:color w:val="C00000"/>
           <w:lang w:val="es-ES" w:eastAsia="es-ES"/>
         </w:rPr>
         <w:t xml:space="preserve"> de incumplimientos, se debe relacionar lo correspondiente</w:t>
@@ -6635,7 +2672,6 @@
       <w:r>
         <w:rPr>
           <w:rFonts w:eastAsia="Times New Roman" w:cs="Calibri"/>
-          <w:color w:val="C00000"/>
           <w:lang w:val="es-ES" w:eastAsia="es-ES"/>
         </w:rPr>
         <w:t xml:space="preserve"> en el numeral que corresponda</w:t>
@@ -6650,7 +2686,6 @@
           <w:rStyle w:val="Nmerodepgina"/>
           <w:rFonts w:cs="Calibri"/>
           <w:bCs/>
-          <w:color w:val="auto"/>
         </w:rPr>
       </w:pPr>
     </w:p>
@@ -6666,7 +2701,6 @@
           <w:rFonts w:eastAsiaTheme="majorEastAsia" w:cstheme="majorBidi"/>
           <w:b/>
           <w:bCs/>
-          <w:color w:val="auto"/>
           <w:szCs w:val="26"/>
           <w:lang w:val="es-ES" w:eastAsia="es-ES"/>
         </w:rPr>
@@ -6684,7 +2718,6 @@
           <w:rFonts w:eastAsiaTheme="majorEastAsia" w:cstheme="majorBidi"/>
           <w:b/>
           <w:bCs/>
-          <w:color w:val="auto"/>
           <w:szCs w:val="26"/>
           <w:lang w:val="es-ES" w:eastAsia="es-ES"/>
         </w:rPr>
@@ -6705,7 +2738,6 @@
         <w:rPr>
           <w:rFonts w:asciiTheme="majorHAnsi" w:hAnsiTheme="majorHAnsi" w:cstheme="majorHAnsi"/>
           <w:bCs/>
-          <w:color w:val="auto"/>
         </w:rPr>
       </w:pPr>
       <w:proofErr w:type="spellStart"/>
@@ -6713,7 +2745,6 @@
         <w:rPr>
           <w:rFonts w:asciiTheme="majorHAnsi" w:hAnsiTheme="majorHAnsi" w:cstheme="majorHAnsi"/>
           <w:bCs/>
-          <w:color w:val="C00000"/>
         </w:rPr>
         <w:t>elacione</w:t>
       </w:r>
@@ -6722,7 +2753,6 @@
         <w:rPr>
           <w:rFonts w:asciiTheme="majorHAnsi" w:hAnsiTheme="majorHAnsi" w:cstheme="majorHAnsi"/>
           <w:bCs/>
-          <w:color w:val="C00000"/>
         </w:rPr>
         <w:t xml:space="preserve"> en este espacio el cumplimiento de todas las obligaciones referentes al cumplimiento de las políticas de la entidad: ambientales, seguridad y salud en el trabajo, energéticas</w:t>
       </w:r>
@@ -6730,7 +2760,6 @@
         <w:rPr>
           <w:rFonts w:asciiTheme="majorHAnsi" w:hAnsiTheme="majorHAnsi" w:cstheme="majorHAnsi"/>
           <w:bCs/>
-          <w:color w:val="C00000"/>
         </w:rPr>
         <w:t>, viales</w:t>
       </w:r>
@@ -6738,7 +2767,6 @@
         <w:rPr>
           <w:rFonts w:asciiTheme="majorHAnsi" w:hAnsiTheme="majorHAnsi" w:cstheme="majorHAnsi"/>
           <w:bCs/>
-          <w:color w:val="C00000"/>
         </w:rPr>
         <w:t xml:space="preserve"> y demás. Para tal efecto, tenga en cuenta el formato “GCCON-AN-001 Anexo de verificación criterios de contratación”. En caso que no haya obligaciones de este tipo, digite “No aplica”</w:t>
       </w:r>
@@ -6749,7 +2777,6 @@
           <w:rStyle w:val="Nmerodepgina"/>
           <w:rFonts w:cs="Calibri"/>
           <w:bCs/>
-          <w:color w:val="auto"/>
         </w:rPr>
       </w:pPr>
     </w:p>

--- a/app/templates/contrato_template.docx
+++ b/app/templates/contrato_template.docx
@@ -1845,6 +1845,7 @@
               </w:rPr>
               <w:t xml:space="preserve">{{ </w:t>
             </w:r>
+            <w:proofErr w:type="spellStart"/>
             <w:r>
               <w:rPr>
                 <w:rFonts w:asciiTheme="majorHAnsi" w:eastAsia="Arial" w:hAnsiTheme="majorHAnsi" w:cs="Arial"/>
@@ -1853,6 +1854,14 @@
               <w:t>supervisor</w:t>
             </w:r>
             <w:proofErr w:type="gramEnd"/>
+            <w:r>
+              <w:rPr>
+                <w:rFonts w:asciiTheme="majorHAnsi" w:eastAsia="Arial" w:hAnsiTheme="majorHAnsi" w:cs="Arial"/>
+                <w:lang w:eastAsia="es-CO" w:bidi="es-CO"/>
+              </w:rPr>
+              <w:t>_nombres</w:t>
+            </w:r>
+            <w:proofErr w:type="spellEnd"/>
             <w:r>
               <w:rPr>
                 <w:rFonts w:asciiTheme="majorHAnsi" w:eastAsia="Arial" w:hAnsiTheme="majorHAnsi" w:cs="Arial"/>

--- a/app/templates/contrato_template.docx
+++ b/app/templates/contrato_template.docx
@@ -306,12 +306,71 @@
           <w:b/>
         </w:rPr>
       </w:pPr>
+      <w:proofErr w:type="spellStart"/>
+      <w:proofErr w:type="gramStart"/>
       <w:r>
         <w:rPr>
           <w:rFonts w:asciiTheme="majorHAnsi" w:hAnsiTheme="majorHAnsi" w:cstheme="majorHAnsi"/>
           <w:b/>
         </w:rPr>
-        <w:t>No.contrato {{ numero_contrato  }}</w:t>
+        <w:t>No.contrato</w:t>
+      </w:r>
+      <w:proofErr w:type="spellEnd"/>
+      <w:proofErr w:type="gramEnd"/>
+      <w:r>
+        <w:rPr>
+          <w:rFonts w:asciiTheme="majorHAnsi" w:hAnsiTheme="majorHAnsi" w:cstheme="majorHAnsi"/>
+          <w:b/>
+        </w:rPr>
+        <w:t xml:space="preserve"> </w:t>
+      </w:r>
+      <w:proofErr w:type="gramStart"/>
+      <w:r>
+        <w:rPr>
+          <w:rFonts w:asciiTheme="majorHAnsi" w:hAnsiTheme="majorHAnsi" w:cstheme="majorHAnsi"/>
+          <w:b/>
+        </w:rPr>
+        <w:t xml:space="preserve">{{ </w:t>
+      </w:r>
+      <w:proofErr w:type="spellStart"/>
+      <w:r>
+        <w:rPr>
+          <w:rFonts w:asciiTheme="majorHAnsi" w:hAnsiTheme="majorHAnsi" w:cstheme="majorHAnsi"/>
+          <w:b/>
+        </w:rPr>
+        <w:t>numero</w:t>
+      </w:r>
+      <w:proofErr w:type="gramEnd"/>
+      <w:r>
+        <w:rPr>
+          <w:rFonts w:asciiTheme="majorHAnsi" w:hAnsiTheme="majorHAnsi" w:cstheme="majorHAnsi"/>
+          <w:b/>
+        </w:rPr>
+        <w:t>_</w:t>
+      </w:r>
+      <w:proofErr w:type="gramStart"/>
+      <w:r>
+        <w:rPr>
+          <w:rFonts w:asciiTheme="majorHAnsi" w:hAnsiTheme="majorHAnsi" w:cstheme="majorHAnsi"/>
+          <w:b/>
+        </w:rPr>
+        <w:t>contrato</w:t>
+      </w:r>
+      <w:proofErr w:type="spellEnd"/>
+      <w:r>
+        <w:rPr>
+          <w:rFonts w:asciiTheme="majorHAnsi" w:hAnsiTheme="majorHAnsi" w:cstheme="majorHAnsi"/>
+          <w:b/>
+        </w:rPr>
+        <w:t xml:space="preserve">  }</w:t>
+      </w:r>
+      <w:proofErr w:type="gramEnd"/>
+      <w:r>
+        <w:rPr>
+          <w:rFonts w:asciiTheme="majorHAnsi" w:hAnsiTheme="majorHAnsi" w:cstheme="majorHAnsi"/>
+          <w:b/>
+        </w:rPr>
+        <w:t>}</w:t>
       </w:r>
       <w:r>
         <w:rPr>
@@ -599,13 +658,51 @@
                 <w:bCs/>
               </w:rPr>
             </w:pPr>
+            <w:proofErr w:type="gramStart"/>
             <w:r>
               <w:rPr>
                 <w:rStyle w:val="Nmerodepgina"/>
                 <w:rFonts w:cs="Calibri"/>
                 <w:bCs/>
               </w:rPr>
-              <w:t>{{  numero_contrato  }}</w:t>
+              <w:t xml:space="preserve">{{  </w:t>
+            </w:r>
+            <w:proofErr w:type="spellStart"/>
+            <w:proofErr w:type="gramEnd"/>
+            <w:r>
+              <w:rPr>
+                <w:rStyle w:val="Nmerodepgina"/>
+                <w:rFonts w:cs="Calibri"/>
+                <w:bCs/>
+              </w:rPr>
+              <w:t>numero_</w:t>
+            </w:r>
+            <w:proofErr w:type="gramStart"/>
+            <w:r>
+              <w:rPr>
+                <w:rStyle w:val="Nmerodepgina"/>
+                <w:rFonts w:cs="Calibri"/>
+                <w:bCs/>
+              </w:rPr>
+              <w:t>contrato</w:t>
+            </w:r>
+            <w:proofErr w:type="spellEnd"/>
+            <w:r>
+              <w:rPr>
+                <w:rStyle w:val="Nmerodepgina"/>
+                <w:rFonts w:cs="Calibri"/>
+                <w:bCs/>
+              </w:rPr>
+              <w:t xml:space="preserve">  }</w:t>
+            </w:r>
+            <w:proofErr w:type="gramEnd"/>
+            <w:r>
+              <w:rPr>
+                <w:rStyle w:val="Nmerodepgina"/>
+                <w:rFonts w:cs="Calibri"/>
+                <w:bCs/>
+              </w:rPr>
+              <w:t>}</w:t>
             </w:r>
             <w:r>
               <w:rPr>
@@ -712,12 +809,46 @@
                 <w:lang w:eastAsia="es-CO" w:bidi="es-CO"/>
               </w:rPr>
             </w:pPr>
+            <w:proofErr w:type="gramStart"/>
             <w:r>
               <w:rPr>
                 <w:rFonts w:asciiTheme="majorHAnsi" w:eastAsia="Arial" w:hAnsiTheme="majorHAnsi" w:cs="Arial"/>
                 <w:lang w:eastAsia="es-CO" w:bidi="es-CO"/>
               </w:rPr>
-              <w:t>{{  fecha_inicio  }}</w:t>
+              <w:t xml:space="preserve">{{  </w:t>
+            </w:r>
+            <w:proofErr w:type="spellStart"/>
+            <w:proofErr w:type="gramEnd"/>
+            <w:r>
+              <w:rPr>
+                <w:rFonts w:asciiTheme="majorHAnsi" w:eastAsia="Arial" w:hAnsiTheme="majorHAnsi" w:cs="Arial"/>
+                <w:lang w:eastAsia="es-CO" w:bidi="es-CO"/>
+              </w:rPr>
+              <w:t>fecha_</w:t>
+            </w:r>
+            <w:proofErr w:type="gramStart"/>
+            <w:r>
+              <w:rPr>
+                <w:rFonts w:asciiTheme="majorHAnsi" w:eastAsia="Arial" w:hAnsiTheme="majorHAnsi" w:cs="Arial"/>
+                <w:lang w:eastAsia="es-CO" w:bidi="es-CO"/>
+              </w:rPr>
+              <w:t>inicio</w:t>
+            </w:r>
+            <w:proofErr w:type="spellEnd"/>
+            <w:r>
+              <w:rPr>
+                <w:rFonts w:asciiTheme="majorHAnsi" w:eastAsia="Arial" w:hAnsiTheme="majorHAnsi" w:cs="Arial"/>
+                <w:lang w:eastAsia="es-CO" w:bidi="es-CO"/>
+              </w:rPr>
+              <w:t xml:space="preserve">  }</w:t>
+            </w:r>
+            <w:proofErr w:type="gramEnd"/>
+            <w:r>
+              <w:rPr>
+                <w:rFonts w:asciiTheme="majorHAnsi" w:eastAsia="Arial" w:hAnsiTheme="majorHAnsi" w:cs="Arial"/>
+                <w:lang w:eastAsia="es-CO" w:bidi="es-CO"/>
+              </w:rPr>
+              <w:t>}</w:t>
             </w:r>
           </w:p>
         </w:tc>
@@ -760,12 +891,46 @@
                 <w:lang w:eastAsia="es-CO" w:bidi="es-CO"/>
               </w:rPr>
             </w:pPr>
+            <w:proofErr w:type="gramStart"/>
             <w:r>
               <w:rPr>
                 <w:rFonts w:asciiTheme="majorHAnsi" w:eastAsia="Arial" w:hAnsiTheme="majorHAnsi" w:cs="Arial"/>
                 <w:lang w:eastAsia="es-CO" w:bidi="es-CO"/>
               </w:rPr>
-              <w:t>{{  fecha_inicio  }}</w:t>
+              <w:t xml:space="preserve">{{  </w:t>
+            </w:r>
+            <w:proofErr w:type="spellStart"/>
+            <w:proofErr w:type="gramEnd"/>
+            <w:r>
+              <w:rPr>
+                <w:rFonts w:asciiTheme="majorHAnsi" w:eastAsia="Arial" w:hAnsiTheme="majorHAnsi" w:cs="Arial"/>
+                <w:lang w:eastAsia="es-CO" w:bidi="es-CO"/>
+              </w:rPr>
+              <w:t>fecha_</w:t>
+            </w:r>
+            <w:proofErr w:type="gramStart"/>
+            <w:r>
+              <w:rPr>
+                <w:rFonts w:asciiTheme="majorHAnsi" w:eastAsia="Arial" w:hAnsiTheme="majorHAnsi" w:cs="Arial"/>
+                <w:lang w:eastAsia="es-CO" w:bidi="es-CO"/>
+              </w:rPr>
+              <w:t>inicio</w:t>
+            </w:r>
+            <w:proofErr w:type="spellEnd"/>
+            <w:r>
+              <w:rPr>
+                <w:rFonts w:asciiTheme="majorHAnsi" w:eastAsia="Arial" w:hAnsiTheme="majorHAnsi" w:cs="Arial"/>
+                <w:lang w:eastAsia="es-CO" w:bidi="es-CO"/>
+              </w:rPr>
+              <w:t xml:space="preserve">  }</w:t>
+            </w:r>
+            <w:proofErr w:type="gramEnd"/>
+            <w:r>
+              <w:rPr>
+                <w:rFonts w:asciiTheme="majorHAnsi" w:eastAsia="Arial" w:hAnsiTheme="majorHAnsi" w:cs="Arial"/>
+                <w:lang w:eastAsia="es-CO" w:bidi="es-CO"/>
+              </w:rPr>
+              <w:t>}</w:t>
             </w:r>
           </w:p>
         </w:tc>
@@ -859,8 +1024,17 @@
                 <w:rFonts w:asciiTheme="majorHAnsi" w:eastAsia="Arial" w:hAnsiTheme="majorHAnsi" w:cs="Arial"/>
                 <w:lang w:eastAsia="es-CO" w:bidi="es-CO"/>
               </w:rPr>
-              <w:t>{{fecha_fin</w:t>
-            </w:r>
+              <w:t>{{</w:t>
+            </w:r>
+            <w:proofErr w:type="spellStart"/>
+            <w:r>
+              <w:rPr>
+                <w:rFonts w:asciiTheme="majorHAnsi" w:eastAsia="Arial" w:hAnsiTheme="majorHAnsi" w:cs="Arial"/>
+                <w:lang w:eastAsia="es-CO" w:bidi="es-CO"/>
+              </w:rPr>
+              <w:t>fecha_fin</w:t>
+            </w:r>
+            <w:proofErr w:type="spellEnd"/>
             <w:r>
               <w:rPr>
                 <w:rFonts w:asciiTheme="majorHAnsi" w:eastAsia="Arial" w:hAnsiTheme="majorHAnsi" w:cs="Arial"/>
@@ -1185,12 +1359,46 @@
               </w:rPr>
               <w:t>$</w:t>
             </w:r>
+            <w:proofErr w:type="gramStart"/>
             <w:r>
               <w:rPr>
                 <w:rStyle w:val="Nmerodepgina"/>
                 <w:bCs/>
               </w:rPr>
-              <w:t>{{  valor_contrato  }}</w:t>
+              <w:t xml:space="preserve">{{  </w:t>
+            </w:r>
+            <w:proofErr w:type="spellStart"/>
+            <w:proofErr w:type="gramEnd"/>
+            <w:r>
+              <w:rPr>
+                <w:rStyle w:val="Nmerodepgina"/>
+                <w:bCs/>
+              </w:rPr>
+              <w:t>valor_</w:t>
+            </w:r>
+            <w:proofErr w:type="gramStart"/>
+            <w:r>
+              <w:rPr>
+                <w:rStyle w:val="Nmerodepgina"/>
+                <w:bCs/>
+              </w:rPr>
+              <w:t>contrato</w:t>
+            </w:r>
+            <w:proofErr w:type="spellEnd"/>
+            <w:r>
+              <w:rPr>
+                <w:rStyle w:val="Nmerodepgina"/>
+                <w:bCs/>
+              </w:rPr>
+              <w:t xml:space="preserve">  }</w:t>
+            </w:r>
+            <w:proofErr w:type="gramEnd"/>
+            <w:r>
+              <w:rPr>
+                <w:rStyle w:val="Nmerodepgina"/>
+                <w:bCs/>
+              </w:rPr>
+              <w:t>}</w:t>
             </w:r>
           </w:p>
         </w:tc>
@@ -1240,8 +1448,18 @@
                 <w:bCs/>
                 <w:lang w:eastAsia="es-CO" w:bidi="es-CO"/>
               </w:rPr>
-              <w:t>Incluya la forma de pago establecida en el Estudio previo. Si esta fue modificada, incluya la versión final de la mism</w:t>
-            </w:r>
+              <w:t xml:space="preserve">Incluya la forma de pago establecida en el Estudio previo. Si esta fue modificada, incluya la versión final de la </w:t>
+            </w:r>
+            <w:proofErr w:type="spellStart"/>
+            <w:r>
+              <w:rPr>
+                <w:rFonts w:asciiTheme="majorHAnsi" w:eastAsia="Arial" w:hAnsiTheme="majorHAnsi" w:cs="Arial"/>
+                <w:bCs/>
+                <w:lang w:eastAsia="es-CO" w:bidi="es-CO"/>
+              </w:rPr>
+              <w:t>mism</w:t>
+            </w:r>
+            <w:proofErr w:type="spellEnd"/>
           </w:p>
         </w:tc>
       </w:tr>
@@ -1284,13 +1502,41 @@
                 <w:bCs/>
               </w:rPr>
             </w:pPr>
+            <w:proofErr w:type="gramStart"/>
             <w:r>
               <w:rPr>
                 <w:rStyle w:val="Nmerodepgina"/>
                 <w:rFonts w:cs="Calibri"/>
                 <w:bCs/>
               </w:rPr>
-              <w:t>{{  cdp  }}</w:t>
+              <w:t xml:space="preserve">{{  </w:t>
+            </w:r>
+            <w:proofErr w:type="spellStart"/>
+            <w:r>
+              <w:rPr>
+                <w:rStyle w:val="Nmerodepgina"/>
+                <w:rFonts w:cs="Calibri"/>
+                <w:bCs/>
+              </w:rPr>
+              <w:t>cdp</w:t>
+            </w:r>
+            <w:proofErr w:type="spellEnd"/>
+            <w:r>
+              <w:rPr>
+                <w:rStyle w:val="Nmerodepgina"/>
+                <w:rFonts w:cs="Calibri"/>
+                <w:bCs/>
+              </w:rPr>
+              <w:t xml:space="preserve">  }</w:t>
+            </w:r>
+            <w:proofErr w:type="gramEnd"/>
+            <w:r>
+              <w:rPr>
+                <w:rStyle w:val="Nmerodepgina"/>
+                <w:rFonts w:cs="Calibri"/>
+                <w:bCs/>
+              </w:rPr>
+              <w:t>}</w:t>
             </w:r>
           </w:p>
         </w:tc>
@@ -1335,13 +1581,41 @@
                 <w:bCs/>
               </w:rPr>
             </w:pPr>
+            <w:proofErr w:type="gramStart"/>
             <w:r>
               <w:rPr>
                 <w:rStyle w:val="Nmerodepgina"/>
                 <w:rFonts w:cs="Calibri"/>
                 <w:bCs/>
               </w:rPr>
-              <w:t>{{  crp  }}</w:t>
+              <w:t xml:space="preserve">{{  </w:t>
+            </w:r>
+            <w:proofErr w:type="spellStart"/>
+            <w:r>
+              <w:rPr>
+                <w:rStyle w:val="Nmerodepgina"/>
+                <w:rFonts w:cs="Calibri"/>
+                <w:bCs/>
+              </w:rPr>
+              <w:t>crp</w:t>
+            </w:r>
+            <w:proofErr w:type="spellEnd"/>
+            <w:r>
+              <w:rPr>
+                <w:rStyle w:val="Nmerodepgina"/>
+                <w:rFonts w:cs="Calibri"/>
+                <w:bCs/>
+              </w:rPr>
+              <w:t xml:space="preserve">  }</w:t>
+            </w:r>
+            <w:proofErr w:type="gramEnd"/>
+            <w:r>
+              <w:rPr>
+                <w:rStyle w:val="Nmerodepgina"/>
+                <w:rFonts w:cs="Calibri"/>
+                <w:bCs/>
+              </w:rPr>
+              <w:t>}</w:t>
             </w:r>
           </w:p>
         </w:tc>
@@ -1404,7 +1678,23 @@
                 <w:rFonts w:eastAsia="Arial" w:cs="Arial"/>
                 <w:lang w:eastAsia="es-CO" w:bidi="es-CO"/>
               </w:rPr>
-              <w:t>{{valor_contrato}}</w:t>
+              <w:t>{{</w:t>
+            </w:r>
+            <w:proofErr w:type="spellStart"/>
+            <w:r>
+              <w:rPr>
+                <w:rFonts w:eastAsia="Arial" w:cs="Arial"/>
+                <w:lang w:eastAsia="es-CO" w:bidi="es-CO"/>
+              </w:rPr>
+              <w:t>valor_contrato</w:t>
+            </w:r>
+            <w:proofErr w:type="spellEnd"/>
+            <w:r>
+              <w:rPr>
+                <w:rFonts w:eastAsia="Arial" w:cs="Arial"/>
+                <w:lang w:eastAsia="es-CO" w:bidi="es-CO"/>
+              </w:rPr>
+              <w:t>}}</w:t>
             </w:r>
           </w:p>
         </w:tc>
@@ -1452,7 +1742,23 @@
                 <w:rFonts w:eastAsia="Arial" w:cs="Arial"/>
                 <w:lang w:eastAsia="es-CO" w:bidi="es-CO"/>
               </w:rPr>
-              <w:t>{{fecha_fin}}</w:t>
+              <w:t>{{</w:t>
+            </w:r>
+            <w:proofErr w:type="spellStart"/>
+            <w:r>
+              <w:rPr>
+                <w:rFonts w:eastAsia="Arial" w:cs="Arial"/>
+                <w:lang w:eastAsia="es-CO" w:bidi="es-CO"/>
+              </w:rPr>
+              <w:t>fecha_fin</w:t>
+            </w:r>
+            <w:proofErr w:type="spellEnd"/>
+            <w:r>
+              <w:rPr>
+                <w:rFonts w:eastAsia="Arial" w:cs="Arial"/>
+                <w:lang w:eastAsia="es-CO" w:bidi="es-CO"/>
+              </w:rPr>
+              <w:t>}}</w:t>
             </w:r>
           </w:p>
         </w:tc>
@@ -1495,12 +1801,21 @@
                 <w:lang w:eastAsia="es-CO" w:bidi="es-CO"/>
               </w:rPr>
             </w:pPr>
+            <w:proofErr w:type="spellStart"/>
             <w:r>
               <w:rPr>
                 <w:rFonts w:eastAsia="Times New Roman" w:cs="Calibri"/>
                 <w:lang w:val="es-ES" w:eastAsia="es-ES"/>
               </w:rPr>
-              <w:t xml:space="preserve">ncluya </w:t>
+              <w:t>ncluya</w:t>
+            </w:r>
+            <w:proofErr w:type="spellEnd"/>
+            <w:r>
+              <w:rPr>
+                <w:rFonts w:eastAsia="Times New Roman" w:cs="Calibri"/>
+                <w:lang w:val="es-ES" w:eastAsia="es-ES"/>
+              </w:rPr>
+              <w:t xml:space="preserve"> </w:t>
             </w:r>
             <w:r>
               <w:rPr>
@@ -1571,12 +1886,46 @@
               </w:rPr>
               <w:t>$</w:t>
             </w:r>
+            <w:proofErr w:type="gramStart"/>
             <w:r>
               <w:rPr>
                 <w:rFonts w:asciiTheme="majorHAnsi" w:eastAsia="Arial" w:hAnsiTheme="majorHAnsi" w:cs="Arial"/>
                 <w:lang w:eastAsia="es-CO" w:bidi="es-CO"/>
               </w:rPr>
-              <w:t>{{  valor_contrato  }}</w:t>
+              <w:t xml:space="preserve">{{  </w:t>
+            </w:r>
+            <w:proofErr w:type="spellStart"/>
+            <w:proofErr w:type="gramEnd"/>
+            <w:r>
+              <w:rPr>
+                <w:rFonts w:asciiTheme="majorHAnsi" w:eastAsia="Arial" w:hAnsiTheme="majorHAnsi" w:cs="Arial"/>
+                <w:lang w:eastAsia="es-CO" w:bidi="es-CO"/>
+              </w:rPr>
+              <w:t>valor_</w:t>
+            </w:r>
+            <w:proofErr w:type="gramStart"/>
+            <w:r>
+              <w:rPr>
+                <w:rFonts w:asciiTheme="majorHAnsi" w:eastAsia="Arial" w:hAnsiTheme="majorHAnsi" w:cs="Arial"/>
+                <w:lang w:eastAsia="es-CO" w:bidi="es-CO"/>
+              </w:rPr>
+              <w:t>contrato</w:t>
+            </w:r>
+            <w:proofErr w:type="spellEnd"/>
+            <w:r>
+              <w:rPr>
+                <w:rFonts w:asciiTheme="majorHAnsi" w:eastAsia="Arial" w:hAnsiTheme="majorHAnsi" w:cs="Arial"/>
+                <w:lang w:eastAsia="es-CO" w:bidi="es-CO"/>
+              </w:rPr>
+              <w:t xml:space="preserve">  }</w:t>
+            </w:r>
+            <w:proofErr w:type="gramEnd"/>
+            <w:r>
+              <w:rPr>
+                <w:rFonts w:asciiTheme="majorHAnsi" w:eastAsia="Arial" w:hAnsiTheme="majorHAnsi" w:cs="Arial"/>
+                <w:lang w:eastAsia="es-CO" w:bidi="es-CO"/>
+              </w:rPr>
+              <w:t>}</w:t>
             </w:r>
           </w:p>
         </w:tc>
@@ -1626,12 +1975,53 @@
               </w:rPr>
               <w:t>$</w:t>
             </w:r>
+            <w:proofErr w:type="gramStart"/>
             <w:r>
               <w:rPr>
                 <w:rFonts w:asciiTheme="majorHAnsi" w:eastAsia="Arial" w:hAnsiTheme="majorHAnsi" w:cs="Arial"/>
                 <w:lang w:eastAsia="es-CO" w:bidi="es-CO"/>
               </w:rPr>
-              <w:t>{{ valor_contrato  }}</w:t>
+              <w:t xml:space="preserve">{{ </w:t>
+            </w:r>
+            <w:proofErr w:type="spellStart"/>
+            <w:r>
+              <w:rPr>
+                <w:rFonts w:asciiTheme="majorHAnsi" w:eastAsia="Arial" w:hAnsiTheme="majorHAnsi" w:cs="Arial"/>
+                <w:lang w:eastAsia="es-CO" w:bidi="es-CO"/>
+              </w:rPr>
+              <w:t>valor</w:t>
+            </w:r>
+            <w:proofErr w:type="gramEnd"/>
+            <w:r>
+              <w:rPr>
+                <w:rFonts w:asciiTheme="majorHAnsi" w:eastAsia="Arial" w:hAnsiTheme="majorHAnsi" w:cs="Arial"/>
+                <w:lang w:eastAsia="es-CO" w:bidi="es-CO"/>
+              </w:rPr>
+              <w:t>_</w:t>
+            </w:r>
+            <w:proofErr w:type="gramStart"/>
+            <w:r>
+              <w:rPr>
+                <w:rFonts w:asciiTheme="majorHAnsi" w:eastAsia="Arial" w:hAnsiTheme="majorHAnsi" w:cs="Arial"/>
+                <w:lang w:eastAsia="es-CO" w:bidi="es-CO"/>
+              </w:rPr>
+              <w:t>contrato</w:t>
+            </w:r>
+            <w:proofErr w:type="spellEnd"/>
+            <w:r>
+              <w:rPr>
+                <w:rFonts w:asciiTheme="majorHAnsi" w:eastAsia="Arial" w:hAnsiTheme="majorHAnsi" w:cs="Arial"/>
+                <w:lang w:eastAsia="es-CO" w:bidi="es-CO"/>
+              </w:rPr>
+              <w:t xml:space="preserve">  }</w:t>
+            </w:r>
+            <w:proofErr w:type="gramEnd"/>
+            <w:r>
+              <w:rPr>
+                <w:rFonts w:asciiTheme="majorHAnsi" w:eastAsia="Arial" w:hAnsiTheme="majorHAnsi" w:cs="Arial"/>
+                <w:lang w:eastAsia="es-CO" w:bidi="es-CO"/>
+              </w:rPr>
+              <w:t>}</w:t>
             </w:r>
           </w:p>
         </w:tc>
@@ -1674,6 +2064,7 @@
                 <w:lang w:eastAsia="es-CO" w:bidi="es-CO"/>
               </w:rPr>
             </w:pPr>
+            <w:proofErr w:type="gramStart"/>
             <w:r>
               <w:rPr>
                 <w:rFonts w:asciiTheme="majorHAnsi" w:eastAsia="Arial" w:hAnsiTheme="majorHAnsi" w:cs="Arial"/>
@@ -1681,19 +2072,45 @@
               </w:rPr>
               <w:t xml:space="preserve">{{ </w:t>
             </w:r>
+            <w:proofErr w:type="spellStart"/>
             <w:r>
               <w:rPr>
                 <w:rFonts w:asciiTheme="majorHAnsi" w:eastAsia="Arial" w:hAnsiTheme="majorHAnsi" w:cs="Arial"/>
                 <w:lang w:eastAsia="es-CO" w:bidi="es-CO"/>
               </w:rPr>
-              <w:t>supervisor_nombres</w:t>
-            </w:r>
+              <w:t>supervisor</w:t>
+            </w:r>
+            <w:proofErr w:type="gramEnd"/>
             <w:r>
               <w:rPr>
                 <w:rFonts w:asciiTheme="majorHAnsi" w:eastAsia="Arial" w:hAnsiTheme="majorHAnsi" w:cs="Arial"/>
                 <w:lang w:eastAsia="es-CO" w:bidi="es-CO"/>
               </w:rPr>
-              <w:t xml:space="preserve">  }}</w:t>
+              <w:t>_</w:t>
+            </w:r>
+            <w:proofErr w:type="gramStart"/>
+            <w:r>
+              <w:rPr>
+                <w:rFonts w:asciiTheme="majorHAnsi" w:eastAsia="Arial" w:hAnsiTheme="majorHAnsi" w:cs="Arial"/>
+                <w:lang w:eastAsia="es-CO" w:bidi="es-CO"/>
+              </w:rPr>
+              <w:t>nombres</w:t>
+            </w:r>
+            <w:proofErr w:type="spellEnd"/>
+            <w:r>
+              <w:rPr>
+                <w:rFonts w:asciiTheme="majorHAnsi" w:eastAsia="Arial" w:hAnsiTheme="majorHAnsi" w:cs="Arial"/>
+                <w:lang w:eastAsia="es-CO" w:bidi="es-CO"/>
+              </w:rPr>
+              <w:t xml:space="preserve">  }</w:t>
+            </w:r>
+            <w:proofErr w:type="gramEnd"/>
+            <w:r>
+              <w:rPr>
+                <w:rFonts w:asciiTheme="majorHAnsi" w:eastAsia="Arial" w:hAnsiTheme="majorHAnsi" w:cs="Arial"/>
+                <w:lang w:eastAsia="es-CO" w:bidi="es-CO"/>
+              </w:rPr>
+              <w:t>}</w:t>
             </w:r>
           </w:p>
         </w:tc>
@@ -1741,8 +2158,17 @@
                 <w:rFonts w:asciiTheme="majorHAnsi" w:eastAsia="Arial" w:hAnsiTheme="majorHAnsi" w:cs="Arial"/>
                 <w:lang w:eastAsia="es-CO" w:bidi="es-CO"/>
               </w:rPr>
-              <w:t>Julio Cesar Zapata Lopez</w:t>
-            </w:r>
+              <w:t xml:space="preserve">Julio Cesar Zapata </w:t>
+            </w:r>
+            <w:proofErr w:type="spellStart"/>
+            <w:r>
+              <w:rPr>
+                <w:rFonts w:asciiTheme="majorHAnsi" w:eastAsia="Arial" w:hAnsiTheme="majorHAnsi" w:cs="Arial"/>
+                <w:lang w:eastAsia="es-CO" w:bidi="es-CO"/>
+              </w:rPr>
+              <w:t>Lopez</w:t>
+            </w:r>
+            <w:proofErr w:type="spellEnd"/>
           </w:p>
         </w:tc>
       </w:tr>
@@ -2378,13 +2804,11 @@
         <w:ind w:left="567" w:hanging="567"/>
         <w:rPr>
           <w:b w:val="0"/>
-          <w:color w:val="000000" w:themeColor="text1"/>
           <w:lang w:val="es-ES" w:eastAsia="es-ES"/>
         </w:rPr>
       </w:pPr>
       <w:r>
         <w:rPr>
-          <w:color w:val="000000" w:themeColor="text1"/>
           <w:lang w:val="es-ES" w:eastAsia="es-ES"/>
         </w:rPr>
         <w:t>Garantías contractuales</w:t>
@@ -2430,15 +2854,34 @@
         </w:rPr>
       </w:pPr>
     </w:p>
-    <w:p/>
-    <w:p/>
     <w:p>
       <w:pPr>
         <w:rPr>
+          <w:rStyle w:val="Nmerodepgina"/>
+          <w:rFonts w:eastAsia="Times New Roman" w:cs="Calibri"/>
           <w:b/>
           <w:bCs/>
-        </w:rPr>
-      </w:pPr>
+          <w:lang w:val="es-ES" w:eastAsia="es-ES"/>
+        </w:rPr>
+      </w:pPr>
+      <w:r>
+        <w:rPr>
+          <w:rFonts w:eastAsia="Times New Roman" w:cs="Calibri"/>
+          <w:b/>
+          <w:bCs/>
+          <w:lang w:val="es-ES" w:eastAsia="es-ES"/>
+        </w:rPr>
+        <w:t>Para el centro de formación no aplica garantía en los contratos de prestación de servicio personales por instructor</w:t>
+      </w:r>
+      <w:r>
+        <w:rPr>
+          <w:rFonts w:eastAsia="Times New Roman" w:cs="Calibri"/>
+          <w:b/>
+          <w:bCs/>
+          <w:lang w:val="es-ES" w:eastAsia="es-ES"/>
+        </w:rPr>
+        <w:t>.</w:t>
+      </w:r>
     </w:p>
     <w:p>
       <w:pPr>
@@ -2446,24 +2889,7 @@
           <w:rStyle w:val="Nmerodepgina"/>
           <w:rFonts w:cs="Calibri"/>
           <w:bCs/>
-        </w:rPr>
-      </w:pPr>
-    </w:p>
-    <w:p>
-      <w:pPr>
-        <w:rPr>
-          <w:rStyle w:val="Nmerodepgina"/>
-          <w:rFonts w:cs="Calibri"/>
-          <w:bCs/>
-        </w:rPr>
-      </w:pPr>
-    </w:p>
-    <w:p>
-      <w:pPr>
-        <w:rPr>
-          <w:rStyle w:val="Nmerodepgina"/>
-          <w:rFonts w:cs="Calibri"/>
-          <w:bCs/>
+          <w:color w:val="auto"/>
         </w:rPr>
       </w:pPr>
     </w:p>
@@ -2476,34 +2902,147 @@
         </w:numPr>
         <w:ind w:left="567" w:hanging="567"/>
         <w:rPr>
-          <w:color w:val="000000" w:themeColor="text1"/>
           <w:lang w:val="es-ES" w:eastAsia="es-ES"/>
         </w:rPr>
       </w:pPr>
       <w:r>
         <w:rPr>
-          <w:color w:val="000000" w:themeColor="text1"/>
           <w:lang w:val="es-ES" w:eastAsia="es-ES"/>
         </w:rPr>
         <w:t>Cumplimiento del objeto</w:t>
       </w:r>
     </w:p>
     <w:p>
+      <w:pPr>
+        <w:widowControl w:val="0"/>
+        <w:adjustRightInd w:val="0"/>
+        <w:ind w:right="6"/>
+        <w:rPr>
+          <w:rFonts w:eastAsia="Times New Roman" w:cs="Calibri"/>
+          <w:u w:val="single"/>
+          <w:lang w:val="es-ES" w:eastAsia="es-ES"/>
+        </w:rPr>
+      </w:pPr>
+    </w:p>
+    <w:p>
+      <w:pPr>
+        <w:rPr>
+          <w:rFonts w:eastAsia="Times New Roman" w:cs="Calibri"/>
+          <w:color w:val="auto"/>
+          <w:lang w:eastAsia="es-ES"/>
+        </w:rPr>
+      </w:pPr>
       <w:r>
         <w:rPr>
           <w:rFonts w:eastAsia="Times New Roman" w:cs="Calibri"/>
-          <w:lang w:val="es-ES" w:eastAsia="es-ES"/>
-        </w:rPr>
-        <w:t>Señalar de manera clara y expresa si se dio cumplimiento a los señalado en el contrato, según aplique. Realizar un resumen detallado sobre los bienes o servicios recibidos a satisfacción. Si se presentaron procesos de imposición de multas o declaratria de incumplimientos, se debe relacionar lo correspondiente</w:t>
+          <w:color w:val="auto"/>
+          <w:lang w:eastAsia="es-ES"/>
+        </w:rPr>
+        <w:t xml:space="preserve">Durante el periodo evaluado se dio </w:t>
       </w:r>
       <w:r>
         <w:rPr>
           <w:rFonts w:eastAsia="Times New Roman" w:cs="Calibri"/>
-          <w:lang w:val="es-ES" w:eastAsia="es-ES"/>
-        </w:rPr>
-        <w:t xml:space="preserve"> en el numeral que corresponda</w:t>
+          <w:b/>
+          <w:bCs/>
+          <w:color w:val="auto"/>
+          <w:lang w:eastAsia="es-ES"/>
+        </w:rPr>
+        <w:t>cumplimiento satisfactorio a las obligaciones establecidas en el contrato</w:t>
       </w:r>
       <w:r>
+        <w:rPr>
+          <w:rFonts w:eastAsia="Times New Roman" w:cs="Calibri"/>
+          <w:color w:val="auto"/>
+          <w:lang w:eastAsia="es-ES"/>
+        </w:rPr>
+        <w:t>, de acuerdo con los lineamientos institucionales y la programación asignada.</w:t>
+      </w:r>
+    </w:p>
+    <w:p>
+      <w:pPr>
+        <w:rPr>
+          <w:rFonts w:eastAsia="Times New Roman" w:cs="Calibri"/>
+          <w:color w:val="auto"/>
+          <w:lang w:eastAsia="es-ES"/>
+        </w:rPr>
+      </w:pPr>
+      <w:r>
+        <w:rPr>
+          <w:rFonts w:eastAsia="Times New Roman" w:cs="Calibri"/>
+          <w:color w:val="auto"/>
+          <w:lang w:eastAsia="es-ES"/>
+        </w:rPr>
+        <w:t>Los servicios prestados como instructor se ejecutaron conforme a lo pactado, garantizando el desarrollo del proceso formativo, el acompañamiento permanente a los aprendices, el cumplimiento de la programación académica, el registro oportuno de la información en los aplicativos institucionales y la entrega de los informes requeridos.</w:t>
+      </w:r>
+    </w:p>
+    <w:p>
+      <w:pPr>
+        <w:rPr>
+          <w:rFonts w:eastAsia="Times New Roman" w:cs="Calibri"/>
+          <w:color w:val="auto"/>
+          <w:lang w:eastAsia="es-ES"/>
+        </w:rPr>
+      </w:pPr>
+      <w:r>
+        <w:rPr>
+          <w:rFonts w:eastAsia="Times New Roman" w:cs="Calibri"/>
+          <w:color w:val="auto"/>
+          <w:lang w:eastAsia="es-ES"/>
+        </w:rPr>
+        <w:t xml:space="preserve">Los bienes y/o servicios recibidos por parte del contratista se consideran </w:t>
+      </w:r>
+      <w:r>
+        <w:rPr>
+          <w:rFonts w:eastAsia="Times New Roman" w:cs="Calibri"/>
+          <w:b/>
+          <w:bCs/>
+          <w:color w:val="auto"/>
+          <w:lang w:eastAsia="es-ES"/>
+        </w:rPr>
+        <w:t>recibidos a satisfacción</w:t>
+      </w:r>
+      <w:r>
+        <w:rPr>
+          <w:rFonts w:eastAsia="Times New Roman" w:cs="Calibri"/>
+          <w:color w:val="auto"/>
+          <w:lang w:eastAsia="es-ES"/>
+        </w:rPr>
+        <w:t>, evidenciándose calidad, oportunidad y responsabilidad en la ejecución de las actividades contratadas.</w:t>
+      </w:r>
+    </w:p>
+    <w:p>
+      <w:pPr>
+        <w:rPr>
+          <w:rFonts w:eastAsia="Times New Roman" w:cs="Calibri"/>
+          <w:color w:val="auto"/>
+          <w:lang w:eastAsia="es-ES"/>
+        </w:rPr>
+      </w:pPr>
+      <w:r>
+        <w:rPr>
+          <w:rFonts w:eastAsia="Times New Roman" w:cs="Calibri"/>
+          <w:color w:val="auto"/>
+          <w:lang w:eastAsia="es-ES"/>
+        </w:rPr>
+        <w:t xml:space="preserve">Durante el periodo del informe </w:t>
+      </w:r>
+      <w:r>
+        <w:rPr>
+          <w:rFonts w:eastAsia="Times New Roman" w:cs="Calibri"/>
+          <w:b/>
+          <w:bCs/>
+          <w:color w:val="auto"/>
+          <w:lang w:eastAsia="es-ES"/>
+        </w:rPr>
+        <w:t>no se presentaron procesos de imposición de multas ni declaratorias de incumplimiento</w:t>
+      </w:r>
+      <w:r>
+        <w:rPr>
+          <w:rFonts w:eastAsia="Times New Roman" w:cs="Calibri"/>
+          <w:color w:val="auto"/>
+          <w:lang w:eastAsia="es-ES"/>
+        </w:rPr>
         <w:t>.</w:t>
       </w:r>
     </w:p>
@@ -2513,6 +3052,7 @@
           <w:rStyle w:val="Nmerodepgina"/>
           <w:rFonts w:cs="Calibri"/>
           <w:bCs/>
+          <w:color w:val="auto"/>
         </w:rPr>
       </w:pPr>
     </w:p>
@@ -2528,6 +3068,7 @@
           <w:rFonts w:eastAsiaTheme="majorEastAsia" w:cstheme="majorBidi"/>
           <w:b/>
           <w:bCs/>
+          <w:color w:val="auto"/>
           <w:szCs w:val="26"/>
           <w:lang w:val="es-ES" w:eastAsia="es-ES"/>
         </w:rPr>
@@ -2545,6 +3086,7 @@
           <w:rFonts w:eastAsiaTheme="majorEastAsia" w:cstheme="majorBidi"/>
           <w:b/>
           <w:bCs/>
+          <w:color w:val="auto"/>
           <w:szCs w:val="26"/>
           <w:lang w:val="es-ES" w:eastAsia="es-ES"/>
         </w:rPr>
@@ -2565,30 +3107,2630 @@
         <w:rPr>
           <w:rFonts w:asciiTheme="majorHAnsi" w:hAnsiTheme="majorHAnsi" w:cstheme="majorHAnsi"/>
           <w:bCs/>
+          <w:color w:val="auto"/>
         </w:rPr>
       </w:pPr>
       <w:r>
         <w:rPr>
           <w:rFonts w:asciiTheme="majorHAnsi" w:hAnsiTheme="majorHAnsi" w:cstheme="majorHAnsi"/>
           <w:bCs/>
-        </w:rPr>
-        <w:t>elacione en este espacio el cumplimiento de todas las obligaciones referentes al cumplimiento de las políticas de la entidad: ambientales, seguridad y salud en el trabajo, energéticas</w:t>
+          <w:color w:val="auto"/>
+        </w:rPr>
+        <w:t>Durante la ejecución del contrato se dio cumplimiento a los aspectos del SIGA en cuanto a manejo de documentos de formación controlados, en la presentación de informes, en la realización de capacitaciones y en el cumplimiento de normas de SST y los procedimientos relacionados con la formación.</w:t>
+      </w:r>
+    </w:p>
+    <w:p>
+      <w:pPr>
+        <w:rPr>
+          <w:rStyle w:val="Nmerodepgina"/>
+          <w:rFonts w:cs="Calibri"/>
+          <w:bCs/>
+          <w:color w:val="auto"/>
+        </w:rPr>
+      </w:pPr>
+    </w:p>
+    <w:p>
+      <w:pPr>
+        <w:pStyle w:val="Ttulo2"/>
+        <w:numPr>
+          <w:ilvl w:val="1"/>
+          <w:numId w:val="35"/>
+        </w:numPr>
+        <w:ind w:left="567" w:hanging="567"/>
+        <w:rPr>
+          <w:lang w:val="es-ES" w:eastAsia="es-ES"/>
+        </w:rPr>
+      </w:pPr>
+      <w:r>
+        <w:rPr>
+          <w:lang w:val="es-ES" w:eastAsia="es-ES"/>
+        </w:rPr>
+        <w:t>Multas y sanciones</w:t>
+      </w:r>
+    </w:p>
+    <w:p>
+      <w:pPr>
+        <w:ind w:right="6"/>
+        <w:rPr>
+          <w:rFonts w:eastAsia="Times New Roman" w:cs="Calibri"/>
+          <w:lang w:val="es-ES" w:eastAsia="es-ES"/>
+        </w:rPr>
+      </w:pPr>
+    </w:p>
+    <w:p>
+      <w:pPr>
+        <w:widowControl w:val="0"/>
+        <w:adjustRightInd w:val="0"/>
+        <w:ind w:right="6"/>
+        <w:rPr>
+          <w:rFonts w:eastAsia="Times New Roman" w:cs="Calibri"/>
+          <w:lang w:val="es-ES" w:eastAsia="es-ES"/>
+        </w:rPr>
+      </w:pPr>
+      <w:r>
+        <w:rPr>
+          <w:rFonts w:eastAsia="Times New Roman" w:cs="Calibri"/>
+          <w:lang w:val="es-ES" w:eastAsia="es-ES"/>
+        </w:rPr>
+        <w:t xml:space="preserve">De </w:t>
       </w:r>
       <w:r>
         <w:rPr>
+          <w:rFonts w:eastAsia="Times New Roman" w:cs="Calibri"/>
+          <w:lang w:val="es-ES" w:eastAsia="es-ES"/>
+        </w:rPr>
+        <w:t>conformidad</w:t>
+      </w:r>
+      <w:r>
+        <w:rPr>
+          <w:rFonts w:eastAsia="Times New Roman" w:cs="Calibri"/>
+          <w:lang w:val="es-ES" w:eastAsia="es-ES"/>
+        </w:rPr>
+        <w:t xml:space="preserve"> con </w:t>
+      </w:r>
+      <w:r>
+        <w:rPr>
+          <w:rFonts w:eastAsia="Times New Roman" w:cs="Calibri"/>
+          <w:lang w:val="es-ES" w:eastAsia="es-ES"/>
+        </w:rPr>
+        <w:t>la ejecución del contrato</w:t>
+      </w:r>
+      <w:r>
+        <w:rPr>
+          <w:rStyle w:val="normaltextrun"/>
+          <w:rFonts w:asciiTheme="majorHAnsi" w:hAnsiTheme="majorHAnsi" w:cstheme="majorHAnsi"/>
+          <w:color w:val="C00000"/>
+        </w:rPr>
+        <w:t xml:space="preserve"> </w:t>
+      </w:r>
+      <w:r>
+        <w:rPr>
+          <w:rStyle w:val="normaltextrun"/>
+          <w:rFonts w:asciiTheme="majorHAnsi" w:hAnsiTheme="majorHAnsi" w:cstheme="majorHAnsi"/>
+          <w:b/>
+          <w:bCs/>
+          <w:color w:val="auto"/>
+        </w:rPr>
+        <w:t>NO</w:t>
+      </w:r>
+      <w:r>
+        <w:rPr>
+          <w:rFonts w:eastAsia="Times New Roman" w:cs="Calibri"/>
+          <w:lang w:val="es-ES" w:eastAsia="es-ES"/>
+        </w:rPr>
+        <w:t xml:space="preserve"> s</w:t>
+      </w:r>
+      <w:r>
+        <w:rPr>
+          <w:rFonts w:eastAsia="Times New Roman" w:cs="Calibri"/>
+          <w:lang w:val="es-ES" w:eastAsia="es-ES"/>
+        </w:rPr>
+        <w:t>e presentaron multas y/o sanciones</w:t>
+      </w:r>
+      <w:r>
+        <w:rPr>
+          <w:rFonts w:eastAsia="Times New Roman" w:cs="Calibri"/>
+          <w:lang w:val="es-ES" w:eastAsia="es-ES"/>
+        </w:rPr>
+        <w:t>.</w:t>
+      </w:r>
+    </w:p>
+    <w:p>
+      <w:pPr>
+        <w:widowControl w:val="0"/>
+        <w:adjustRightInd w:val="0"/>
+        <w:ind w:right="6"/>
+        <w:rPr>
+          <w:rFonts w:eastAsia="Times New Roman" w:cs="Calibri"/>
+          <w:lang w:val="es-ES" w:eastAsia="es-ES"/>
+        </w:rPr>
+      </w:pPr>
+    </w:p>
+    <w:p>
+      <w:pPr>
+        <w:pStyle w:val="Ttulo2"/>
+        <w:numPr>
+          <w:ilvl w:val="1"/>
+          <w:numId w:val="35"/>
+        </w:numPr>
+        <w:ind w:left="567" w:hanging="567"/>
+        <w:rPr>
+          <w:lang w:val="es-ES" w:eastAsia="es-ES"/>
+        </w:rPr>
+      </w:pPr>
+      <w:r>
+        <w:rPr>
+          <w:lang w:val="es-ES" w:eastAsia="es-ES"/>
+        </w:rPr>
+        <w:t>C</w:t>
+      </w:r>
+      <w:r>
+        <w:rPr>
+          <w:lang w:val="es-ES" w:eastAsia="es-ES"/>
+        </w:rPr>
+        <w:t>ertificado de pagos de seguridad social</w:t>
+      </w:r>
+    </w:p>
+    <w:p>
+      <w:pPr>
+        <w:rPr>
+          <w:lang w:val="es-ES" w:eastAsia="es-ES"/>
+        </w:rPr>
+      </w:pPr>
+      <w:r>
+        <w:rPr>
+          <w:lang w:val="es-ES" w:eastAsia="es-ES"/>
+        </w:rPr>
+        <w:t>Mediante los informes presentados por la supervisión durante la ejecución del contrato, los cuales fueron entregados para el proceso de pago, se evidenció que el contratista cumplió a cabalidad con el objeto y las obligaciones contractuales.</w:t>
+      </w:r>
+    </w:p>
+    <w:p>
+      <w:pPr>
+        <w:widowControl w:val="0"/>
+        <w:adjustRightInd w:val="0"/>
+        <w:ind w:right="6"/>
+        <w:rPr>
+          <w:rFonts w:eastAsia="Times New Roman" w:cs="Calibri"/>
+          <w:lang w:val="es-ES" w:eastAsia="es-ES"/>
+        </w:rPr>
+      </w:pPr>
+    </w:p>
+    <w:p>
+      <w:pPr>
+        <w:pStyle w:val="Ttulo2"/>
+        <w:numPr>
+          <w:ilvl w:val="1"/>
+          <w:numId w:val="35"/>
+        </w:numPr>
+        <w:ind w:left="567" w:hanging="567"/>
+        <w:rPr>
+          <w:lang w:val="es-ES" w:eastAsia="es-ES"/>
+        </w:rPr>
+      </w:pPr>
+      <w:r>
+        <w:t xml:space="preserve">Designación de la </w:t>
+      </w:r>
+      <w:r>
+        <w:t>supervisión</w:t>
+      </w:r>
+    </w:p>
+    <w:p>
+      <w:pPr>
+        <w:rPr>
+          <w:color w:val="auto"/>
+          <w:lang w:val="es-ES" w:eastAsia="es-ES"/>
+        </w:rPr>
+      </w:pPr>
+    </w:p>
+    <w:p>
+      <w:pPr>
+        <w:rPr>
+          <w:rFonts w:eastAsia="Times New Roman" w:cs="Calibri"/>
+          <w:color w:val="auto"/>
+          <w:lang w:val="es-ES" w:eastAsia="es-ES"/>
+        </w:rPr>
+      </w:pPr>
+      <w:r>
+        <w:rPr>
+          <w:rFonts w:eastAsia="Times New Roman" w:cs="Calibri"/>
+          <w:color w:val="auto"/>
+          <w:lang w:val="es-ES" w:eastAsia="es-ES"/>
+        </w:rPr>
+        <w:t xml:space="preserve">Que el ordenador del gasto realizó la designación de supervisión el </w:t>
+      </w:r>
+      <w:r>
+        <w:rPr>
+          <w:rStyle w:val="normaltextrun"/>
+          <w:rFonts w:asciiTheme="majorHAnsi" w:hAnsiTheme="majorHAnsi" w:cstheme="majorHAnsi"/>
+          <w:color w:val="EE0000"/>
+        </w:rPr>
+        <w:t xml:space="preserve">05 de </w:t>
+      </w:r>
+      <w:proofErr w:type="gramStart"/>
+      <w:r>
+        <w:rPr>
+          <w:rStyle w:val="normaltextrun"/>
+          <w:rFonts w:asciiTheme="majorHAnsi" w:hAnsiTheme="majorHAnsi" w:cstheme="majorHAnsi"/>
+          <w:color w:val="EE0000"/>
+        </w:rPr>
+        <w:t>Febrero</w:t>
+      </w:r>
+      <w:proofErr w:type="gramEnd"/>
+      <w:r>
+        <w:rPr>
+          <w:rStyle w:val="normaltextrun"/>
+          <w:rFonts w:asciiTheme="majorHAnsi" w:hAnsiTheme="majorHAnsi" w:cstheme="majorHAnsi"/>
+          <w:color w:val="EE0000"/>
+        </w:rPr>
+        <w:t xml:space="preserve"> de 2025</w:t>
+      </w:r>
+      <w:r>
+        <w:rPr>
+          <w:rStyle w:val="normaltextrun"/>
+          <w:rFonts w:asciiTheme="majorHAnsi" w:hAnsiTheme="majorHAnsi" w:cstheme="majorHAnsi"/>
+          <w:color w:val="auto"/>
+        </w:rPr>
+        <w:t xml:space="preserve"> a </w:t>
+      </w:r>
+      <w:proofErr w:type="gramStart"/>
+      <w:r>
+        <w:rPr>
+          <w:rFonts w:asciiTheme="majorHAnsi" w:eastAsia="Arial" w:hAnsiTheme="majorHAnsi" w:cs="Arial"/>
+          <w:lang w:eastAsia="es-CO" w:bidi="es-CO"/>
+        </w:rPr>
+        <w:t xml:space="preserve">{{ </w:t>
+      </w:r>
+      <w:proofErr w:type="spellStart"/>
+      <w:r>
+        <w:rPr>
+          <w:rFonts w:asciiTheme="majorHAnsi" w:eastAsia="Arial" w:hAnsiTheme="majorHAnsi" w:cs="Arial"/>
+          <w:lang w:eastAsia="es-CO" w:bidi="es-CO"/>
+        </w:rPr>
+        <w:t>supervisor</w:t>
+      </w:r>
+      <w:proofErr w:type="gramEnd"/>
+      <w:r>
+        <w:rPr>
+          <w:rFonts w:asciiTheme="majorHAnsi" w:eastAsia="Arial" w:hAnsiTheme="majorHAnsi" w:cs="Arial"/>
+          <w:lang w:eastAsia="es-CO" w:bidi="es-CO"/>
+        </w:rPr>
+        <w:t>_</w:t>
+      </w:r>
+      <w:proofErr w:type="gramStart"/>
+      <w:r>
+        <w:rPr>
+          <w:rFonts w:asciiTheme="majorHAnsi" w:eastAsia="Arial" w:hAnsiTheme="majorHAnsi" w:cs="Arial"/>
+          <w:lang w:eastAsia="es-CO" w:bidi="es-CO"/>
+        </w:rPr>
+        <w:t>nombres</w:t>
+      </w:r>
+      <w:proofErr w:type="spellEnd"/>
+      <w:r>
+        <w:rPr>
+          <w:rFonts w:asciiTheme="majorHAnsi" w:eastAsia="Arial" w:hAnsiTheme="majorHAnsi" w:cs="Arial"/>
+          <w:lang w:eastAsia="es-CO" w:bidi="es-CO"/>
+        </w:rPr>
+        <w:t xml:space="preserve">  }</w:t>
+      </w:r>
+      <w:proofErr w:type="gramEnd"/>
+      <w:r>
+        <w:rPr>
+          <w:rFonts w:asciiTheme="majorHAnsi" w:eastAsia="Arial" w:hAnsiTheme="majorHAnsi" w:cs="Arial"/>
+          <w:lang w:eastAsia="es-CO" w:bidi="es-CO"/>
+        </w:rPr>
+        <w:t>}</w:t>
+      </w:r>
+    </w:p>
+    <w:p>
+      <w:pPr>
+        <w:rPr>
+          <w:color w:val="auto"/>
+          <w:lang w:val="es-ES" w:eastAsia="es-ES"/>
+        </w:rPr>
+      </w:pPr>
+    </w:p>
+    <w:p>
+      <w:pPr>
+        <w:pStyle w:val="Ttulo2"/>
+        <w:numPr>
+          <w:ilvl w:val="1"/>
+          <w:numId w:val="35"/>
+        </w:numPr>
+        <w:ind w:left="567" w:hanging="567"/>
+        <w:rPr>
+          <w:lang w:val="es-ES" w:eastAsia="es-ES"/>
+        </w:rPr>
+      </w:pPr>
+      <w:r>
+        <w:rPr>
+          <w:lang w:val="es-ES" w:eastAsia="es-ES"/>
+        </w:rPr>
+        <w:t xml:space="preserve">Liquidación del </w:t>
+      </w:r>
+      <w:r>
+        <w:rPr>
+          <w:lang w:val="es-ES" w:eastAsia="es-ES"/>
+        </w:rPr>
+        <w:t>negocio jurídico</w:t>
+      </w:r>
+    </w:p>
+    <w:p>
+      <w:pPr>
+        <w:rPr>
+          <w:color w:val="auto"/>
+          <w:lang w:val="es-ES" w:eastAsia="es-ES"/>
+        </w:rPr>
+      </w:pPr>
+    </w:p>
+    <w:p>
+      <w:pPr>
+        <w:pStyle w:val="Ttulo1"/>
+        <w:numPr>
+          <w:ilvl w:val="0"/>
+          <w:numId w:val="0"/>
+        </w:numPr>
+        <w:rPr>
+          <w:b w:val="0"/>
+          <w:bCs/>
+          <w:szCs w:val="22"/>
+          <w:lang w:val="es-ES" w:eastAsia="es-ES"/>
+        </w:rPr>
+      </w:pPr>
+      <w:r>
+        <w:rPr>
+          <w:b w:val="0"/>
+          <w:bCs/>
+          <w:lang w:val="es-ES" w:eastAsia="es-ES"/>
+        </w:rPr>
+        <w:t xml:space="preserve">De conformidad con el artículo 217 del Decreto Ley 19 de 2012, que modificó el artículo 60 de la Ley 80 de 1993, no será liquidado el presente contrato cuando el Supervisor de este, certifique a su finalización que el objeto y todas las obligaciones del contrato fueron cumplidas a satisfacción por el Contratista y que a éste se le canceló el valor total de los honorarios pactados. En caso contrario, o cuando el contratista </w:t>
+      </w:r>
+      <w:r>
+        <w:rPr>
+          <w:b w:val="0"/>
+          <w:bCs/>
+          <w:lang w:val="es-ES" w:eastAsia="es-ES"/>
+        </w:rPr>
+        <w:lastRenderedPageBreak/>
+        <w:t>presente reclamación que impida considerar que las partes han terminado el contrato a paz y salvo, el presente contrato será liquidado de mutuo acuerdo entre las partes, dentro de los cuatro (4) meses siguientes a la fecha de su terminación por cualquier causa; en el evento de que las partes no lleguen a un acuerdo, el SENA procederá a liquidarlo unilateralmente en las condiciones y términos establecidos en los artículos 60 de la Ley 80 de 1993 y el artículo 11 de la Ley 1150 de 2007.</w:t>
+      </w:r>
+    </w:p>
+    <w:p>
+      <w:pPr>
+        <w:widowControl w:val="0"/>
+        <w:adjustRightInd w:val="0"/>
+        <w:ind w:right="6"/>
+        <w:rPr>
+          <w:rFonts w:eastAsia="Times New Roman" w:cs="Calibri"/>
+          <w:lang w:val="es-ES" w:eastAsia="es-ES"/>
+        </w:rPr>
+      </w:pPr>
+    </w:p>
+    <w:p>
+      <w:pPr>
+        <w:pStyle w:val="Ttulo1"/>
+        <w:rPr>
+          <w:b w:val="0"/>
+          <w:lang w:val="es-ES" w:eastAsia="es-ES"/>
+        </w:rPr>
+      </w:pPr>
+      <w:r>
+        <w:rPr>
+          <w:lang w:val="es-ES" w:eastAsia="es-ES"/>
+        </w:rPr>
+        <w:t>OBLIGACIONES DE LA ENTIDAD</w:t>
+      </w:r>
+    </w:p>
+    <w:p>
+      <w:pPr>
+        <w:widowControl w:val="0"/>
+        <w:adjustRightInd w:val="0"/>
+        <w:ind w:right="6"/>
+        <w:rPr>
+          <w:rFonts w:eastAsia="Times New Roman" w:cs="Calibri"/>
+          <w:lang w:val="es-ES" w:eastAsia="es-ES"/>
+        </w:rPr>
+      </w:pPr>
+    </w:p>
+    <w:p>
+      <w:pPr>
+        <w:widowControl w:val="0"/>
+        <w:adjustRightInd w:val="0"/>
+        <w:ind w:right="6"/>
+        <w:rPr>
+          <w:rFonts w:eastAsia="Times New Roman" w:cs="Calibri"/>
+          <w:lang w:val="es-ES" w:eastAsia="es-ES"/>
+        </w:rPr>
+      </w:pPr>
+      <w:r>
+        <w:rPr>
+          <w:rFonts w:eastAsia="Times New Roman" w:cs="Calibri"/>
+          <w:lang w:val="es-ES" w:eastAsia="es-ES"/>
+        </w:rPr>
+        <w:t>OBLIGACIONES DEL SENA: Además de las obligaciones consagradas en la Ley 80 de 1993 y 1150 de 2007, así como las que se deriven del Decreto 1082 de 2015 y las demás normas que regulen la materia, el SENA se obliga a: 1) Verificar previo a la suscripción del contrato los documentos requeridos para la contratación. 2) Pagar los honorarios en la forma estipulada en este contrato. 3) Prestar la mayor colaboración necesaria para la correcta ejecución del objeto contratado. 4) Poner a disposición la información y/o documentación que se requiera para la cabal ejecución del contrato. 5) Socializar los lineamientos del Subsistema de Gestión de Seguridad y Salud en el Trabajo. 6) Cumplir las obligaciones establecidas en el artículo 2.2.4.2.2.15 del Decreto 1072 de 2015. 7) Ejercer el respectivo control en el cumplimiento del contrato y expedir el recibo a satisfacción que fuere a lugar. Para tal efecto, se designará al supervisor del control de ejecución, quien estará en contacto con el CONTRATISTA para la coordinación de cualquier asunto que así lo requiera y sea acorde a la naturaleza del contrato. 8) Suscribir las actas que sean necesarias durante la ejecución del contrato. 9) Verificar el registro en el Sistema de Información y Gestión del Empleo Público (SIGEP) administrado por el Departamento Administrativo de la Función Pública, de la información de hoja de vida del CONTRATISTA, en cumplimiento de lo establecido en el artículo 227 del Decreto Ley 019 de 2012. 10) Afiliar al CONTRATISTA al Sistema General de Riesgos Laborales a través de la Aseguradora de Riesgos Laborales, en los términos del literal a) del artículo 2º de la Ley 1562 del 11 de julio de 2012. 11) Brindar al CONTRATISTA los medios para que conozca los lineamientos y políticas del Sistema Integrado de Gestión y del Sistema de Gestión Documental. 12) Socializar al CONTRATISTA la política y propósitos del Sistema Integrado de Gestión que aplican en la ejecución del contrato, los procesos, riesgos, lineamientos, controles, requisitos y/o responsabilidades del Sistema Integrado de Gestión que le aplican en el desarrollo del contrato. 13) Remover o designar al supervisor o supervisores de conformidad con las exigencias de ejecución del contrato. En el evento de cambio del Supervisor, no será necesario modificar el presente contrato, y la designación se efectuará mediante notificación para asignación del seguimiento del contrato a través de la plataforma de Colombia Compra Eficiente SECOP. 14) Verificar y aprobar la garantía constituida por el CONTRATISTA. 15) Las demás que sean necesarias para el cabal cumplimiento del objeto contractual.</w:t>
+      </w:r>
+    </w:p>
+    <w:p>
+      <w:pPr>
+        <w:rPr>
+          <w:rStyle w:val="Nmerodepgina"/>
+          <w:rFonts w:cs="Calibri"/>
+          <w:b/>
+          <w:color w:val="auto"/>
+        </w:rPr>
+      </w:pPr>
+    </w:p>
+    <w:p>
+      <w:pPr>
+        <w:rPr>
+          <w:rStyle w:val="Nmerodepgina"/>
+          <w:rFonts w:cs="Calibri"/>
+          <w:b/>
+          <w:color w:val="auto"/>
+        </w:rPr>
+      </w:pPr>
+    </w:p>
+    <w:p>
+      <w:pPr>
+        <w:pStyle w:val="Ttulo1"/>
+        <w:rPr>
+          <w:b w:val="0"/>
+          <w:lang w:val="es-ES" w:eastAsia="es-ES"/>
+        </w:rPr>
+      </w:pPr>
+      <w:r>
+        <w:rPr>
+          <w:lang w:val="es-ES" w:eastAsia="es-ES"/>
+        </w:rPr>
+        <w:t>ASPECTOS FINANCIEROS</w:t>
+      </w:r>
+    </w:p>
+    <w:p>
+      <w:pPr>
+        <w:tabs>
+          <w:tab w:val="left" w:pos="426"/>
+          <w:tab w:val="center" w:pos="4560"/>
+        </w:tabs>
+        <w:suppressAutoHyphens/>
+        <w:ind w:right="6"/>
+        <w:rPr>
+          <w:rFonts w:eastAsia="Times New Roman" w:cs="Calibri"/>
+          <w:u w:val="single"/>
+          <w:lang w:val="es-ES" w:eastAsia="es-ES"/>
+        </w:rPr>
+      </w:pPr>
+    </w:p>
+    <w:p>
+      <w:pPr>
+        <w:pStyle w:val="Ttulo2"/>
+        <w:numPr>
+          <w:ilvl w:val="1"/>
+          <w:numId w:val="35"/>
+        </w:numPr>
+        <w:ind w:left="567" w:hanging="567"/>
+      </w:pPr>
+      <w:r>
+        <w:t>Pagos realizados</w:t>
+      </w:r>
+    </w:p>
+    <w:p>
+      <w:pPr>
+        <w:ind w:right="6"/>
+        <w:rPr>
+          <w:rFonts w:eastAsia="Times New Roman" w:cs="Calibri"/>
+          <w:u w:val="single"/>
+          <w:lang w:val="es-ES" w:eastAsia="es-ES"/>
+        </w:rPr>
+      </w:pPr>
+    </w:p>
+    <w:p>
+      <w:pPr>
+        <w:rPr>
+          <w:rFonts w:eastAsia="Times New Roman" w:cs="Calibri"/>
+          <w:color w:val="C00000"/>
+          <w:lang w:val="es-ES" w:eastAsia="es-ES"/>
+        </w:rPr>
+      </w:pPr>
+      <w:r>
+        <w:rPr>
+          <w:rFonts w:eastAsia="Times New Roman" w:cs="Calibri"/>
+          <w:lang w:val="es-ES" w:eastAsia="es-ES"/>
+        </w:rPr>
+        <w:lastRenderedPageBreak/>
+        <w:t>No aplica</w:t>
+      </w:r>
+    </w:p>
+    <w:p>
+      <w:pPr>
+        <w:rPr>
+          <w:rStyle w:val="Nmerodepgina"/>
+          <w:rFonts w:cs="Calibri"/>
+          <w:bCs/>
+          <w:color w:val="auto"/>
+        </w:rPr>
+      </w:pPr>
+    </w:p>
+    <w:p>
+      <w:pPr>
+        <w:pStyle w:val="Ttulo2"/>
+        <w:numPr>
+          <w:ilvl w:val="1"/>
+          <w:numId w:val="35"/>
+        </w:numPr>
+        <w:ind w:left="567" w:hanging="567"/>
+        <w:rPr>
+          <w:rStyle w:val="Nmerodepgina"/>
+          <w:rFonts w:cs="Calibri"/>
+          <w:b w:val="0"/>
+          <w:bCs/>
+          <w:szCs w:val="22"/>
+        </w:rPr>
+      </w:pPr>
+      <w:r>
+        <w:rPr>
+          <w:rStyle w:val="Nmerodepgina"/>
+          <w:rFonts w:cs="Calibri"/>
+          <w:bCs/>
+          <w:szCs w:val="22"/>
+        </w:rPr>
+        <w:t>Estado financiero</w:t>
+      </w:r>
+    </w:p>
+    <w:p>
+      <w:pPr>
+        <w:rPr>
+          <w:rFonts w:cs="Calibri"/>
+        </w:rPr>
+      </w:pPr>
+    </w:p>
+    <w:tbl>
+      <w:tblPr>
+        <w:tblStyle w:val="Tablaconcuadrcula"/>
+        <w:tblW w:w="7366" w:type="dxa"/>
+        <w:jc w:val="center"/>
+        <w:tblLook w:val="04A0" w:firstRow="1" w:lastRow="0" w:firstColumn="1" w:lastColumn="0" w:noHBand="0" w:noVBand="1"/>
+      </w:tblPr>
+      <w:tblGrid>
+        <w:gridCol w:w="4760"/>
+        <w:gridCol w:w="2606"/>
+      </w:tblGrid>
+      <w:tr>
+        <w:trPr>
+          <w:trHeight w:val="300"/>
+          <w:jc w:val="center"/>
+        </w:trPr>
+        <w:tc>
+          <w:tcPr>
+            <w:tcW w:w="4760" w:type="dxa"/>
+            <w:shd w:val="clear" w:color="auto" w:fill="D9D9D9" w:themeFill="background1" w:themeFillShade="D9"/>
+            <w:noWrap/>
+          </w:tcPr>
+          <w:p>
+            <w:pPr>
+              <w:spacing w:after="0"/>
+              <w:jc w:val="center"/>
+              <w:rPr>
+                <w:rFonts w:eastAsia="Times New Roman" w:cs="Calibri"/>
+                <w:b/>
+                <w:lang w:eastAsia="es-CO"/>
+              </w:rPr>
+            </w:pPr>
+            <w:r>
+              <w:rPr>
+                <w:rFonts w:eastAsia="Times New Roman" w:cs="Calibri"/>
+                <w:b/>
+                <w:lang w:eastAsia="es-CO"/>
+              </w:rPr>
+              <w:t>CONCEPTO</w:t>
+            </w:r>
+          </w:p>
+        </w:tc>
+        <w:tc>
+          <w:tcPr>
+            <w:tcW w:w="2606" w:type="dxa"/>
+            <w:shd w:val="clear" w:color="auto" w:fill="D9D9D9" w:themeFill="background1" w:themeFillShade="D9"/>
+            <w:noWrap/>
+          </w:tcPr>
+          <w:p>
+            <w:pPr>
+              <w:spacing w:after="0"/>
+              <w:jc w:val="center"/>
+              <w:rPr>
+                <w:rFonts w:eastAsia="Times New Roman" w:cs="Calibri"/>
+                <w:b/>
+                <w:lang w:eastAsia="es-CO"/>
+              </w:rPr>
+            </w:pPr>
+            <w:r>
+              <w:rPr>
+                <w:rFonts w:eastAsia="Times New Roman" w:cs="Calibri"/>
+                <w:b/>
+                <w:lang w:eastAsia="es-CO"/>
+              </w:rPr>
+              <w:t>VALOR</w:t>
+            </w:r>
+          </w:p>
+        </w:tc>
+      </w:tr>
+      <w:tr>
+        <w:trPr>
+          <w:trHeight w:val="300"/>
+          <w:jc w:val="center"/>
+        </w:trPr>
+        <w:tc>
+          <w:tcPr>
+            <w:tcW w:w="4760" w:type="dxa"/>
+            <w:noWrap/>
+            <w:hideMark/>
+          </w:tcPr>
+          <w:p>
+            <w:pPr>
+              <w:spacing w:after="0"/>
+              <w:rPr>
+                <w:rFonts w:eastAsia="Times New Roman" w:cs="Calibri"/>
+                <w:b/>
+                <w:bCs/>
+                <w:color w:val="000000"/>
+                <w:lang w:eastAsia="es-CO"/>
+              </w:rPr>
+            </w:pPr>
+            <w:r>
+              <w:rPr>
+                <w:rFonts w:eastAsia="Times New Roman" w:cs="Calibri"/>
+                <w:b/>
+                <w:bCs/>
+                <w:color w:val="000000"/>
+                <w:lang w:eastAsia="es-CO"/>
+              </w:rPr>
+              <w:t>V</w:t>
+            </w:r>
+            <w:r>
+              <w:rPr>
+                <w:rFonts w:eastAsia="Times New Roman" w:cs="Calibri"/>
+                <w:b/>
+                <w:bCs/>
+                <w:color w:val="000000"/>
+                <w:lang w:eastAsia="es-CO"/>
+              </w:rPr>
+              <w:t xml:space="preserve">alor inicial </w:t>
+            </w:r>
+            <w:r>
+              <w:rPr>
+                <w:rFonts w:eastAsia="Times New Roman" w:cs="Calibri"/>
+                <w:b/>
+                <w:bCs/>
+                <w:color w:val="000000"/>
+                <w:lang w:eastAsia="es-CO"/>
+              </w:rPr>
+              <w:t>del negocio jurídico</w:t>
+            </w:r>
+          </w:p>
+        </w:tc>
+        <w:tc>
+          <w:tcPr>
+            <w:tcW w:w="2606" w:type="dxa"/>
+            <w:noWrap/>
+            <w:hideMark/>
+          </w:tcPr>
+          <w:p>
+            <w:pPr>
+              <w:spacing w:after="0"/>
+              <w:jc w:val="right"/>
+              <w:rPr>
+                <w:rFonts w:eastAsia="Times New Roman" w:cs="Calibri"/>
+                <w:color w:val="auto"/>
+                <w:lang w:eastAsia="es-CO"/>
+              </w:rPr>
+            </w:pPr>
+            <w:r>
+              <w:rPr>
+                <w:rFonts w:asciiTheme="majorHAnsi" w:eastAsia="Arial" w:hAnsiTheme="majorHAnsi" w:cs="Arial"/>
+                <w:lang w:eastAsia="es-CO" w:bidi="es-CO"/>
+              </w:rPr>
+              <w:t>$</w:t>
+            </w:r>
+            <w:r>
+              <w:rPr>
+                <w:rFonts w:asciiTheme="majorHAnsi" w:eastAsia="Arial" w:hAnsiTheme="majorHAnsi" w:cs="Arial"/>
+                <w:lang w:eastAsia="es-CO" w:bidi="es-CO"/>
+              </w:rPr>
+              <w:t xml:space="preserve"> </w:t>
+            </w:r>
+            <w:proofErr w:type="gramStart"/>
+            <w:r>
+              <w:rPr>
+                <w:rFonts w:asciiTheme="majorHAnsi" w:eastAsia="Arial" w:hAnsiTheme="majorHAnsi" w:cs="Arial"/>
+                <w:lang w:eastAsia="es-CO" w:bidi="es-CO"/>
+              </w:rPr>
+              <w:t xml:space="preserve">{{ </w:t>
+            </w:r>
+            <w:proofErr w:type="spellStart"/>
+            <w:r>
+              <w:rPr>
+                <w:rFonts w:asciiTheme="majorHAnsi" w:eastAsia="Arial" w:hAnsiTheme="majorHAnsi" w:cs="Arial"/>
+                <w:lang w:eastAsia="es-CO" w:bidi="es-CO"/>
+              </w:rPr>
+              <w:t>valor</w:t>
+            </w:r>
+            <w:proofErr w:type="gramEnd"/>
+            <w:r>
+              <w:rPr>
+                <w:rFonts w:asciiTheme="majorHAnsi" w:eastAsia="Arial" w:hAnsiTheme="majorHAnsi" w:cs="Arial"/>
+                <w:lang w:eastAsia="es-CO" w:bidi="es-CO"/>
+              </w:rPr>
+              <w:t>_</w:t>
+            </w:r>
+            <w:proofErr w:type="gramStart"/>
+            <w:r>
+              <w:rPr>
+                <w:rFonts w:asciiTheme="majorHAnsi" w:eastAsia="Arial" w:hAnsiTheme="majorHAnsi" w:cs="Arial"/>
+                <w:lang w:eastAsia="es-CO" w:bidi="es-CO"/>
+              </w:rPr>
+              <w:t>contrato</w:t>
+            </w:r>
+            <w:proofErr w:type="spellEnd"/>
+            <w:r>
+              <w:rPr>
+                <w:rFonts w:asciiTheme="majorHAnsi" w:eastAsia="Arial" w:hAnsiTheme="majorHAnsi" w:cs="Arial"/>
+                <w:lang w:eastAsia="es-CO" w:bidi="es-CO"/>
+              </w:rPr>
+              <w:t xml:space="preserve">  }</w:t>
+            </w:r>
+            <w:proofErr w:type="gramEnd"/>
+            <w:r>
+              <w:rPr>
+                <w:rFonts w:asciiTheme="majorHAnsi" w:eastAsia="Arial" w:hAnsiTheme="majorHAnsi" w:cs="Arial"/>
+                <w:lang w:eastAsia="es-CO" w:bidi="es-CO"/>
+              </w:rPr>
+              <w:t>}</w:t>
+            </w:r>
+          </w:p>
+        </w:tc>
+      </w:tr>
+      <w:tr>
+        <w:trPr>
+          <w:trHeight w:val="300"/>
+          <w:jc w:val="center"/>
+        </w:trPr>
+        <w:tc>
+          <w:tcPr>
+            <w:tcW w:w="4760" w:type="dxa"/>
+            <w:noWrap/>
+            <w:hideMark/>
+          </w:tcPr>
+          <w:p>
+            <w:pPr>
+              <w:spacing w:after="0"/>
+              <w:rPr>
+                <w:rFonts w:eastAsia="Times New Roman" w:cs="Calibri"/>
+                <w:b/>
+                <w:bCs/>
+                <w:color w:val="000000"/>
+                <w:lang w:eastAsia="es-CO"/>
+              </w:rPr>
+            </w:pPr>
+            <w:r>
+              <w:rPr>
+                <w:rFonts w:eastAsia="Times New Roman" w:cs="Calibri"/>
+                <w:b/>
+                <w:bCs/>
+                <w:color w:val="000000"/>
+                <w:lang w:eastAsia="es-CO"/>
+              </w:rPr>
+              <w:t>A</w:t>
+            </w:r>
+            <w:r>
+              <w:rPr>
+                <w:rFonts w:eastAsia="Times New Roman" w:cs="Calibri"/>
+                <w:b/>
+                <w:bCs/>
+                <w:color w:val="000000"/>
+                <w:lang w:eastAsia="es-CO"/>
+              </w:rPr>
+              <w:t>dici</w:t>
+            </w:r>
+            <w:r>
+              <w:rPr>
+                <w:rFonts w:eastAsia="Times New Roman" w:cs="Calibri"/>
+                <w:b/>
+                <w:bCs/>
+                <w:color w:val="000000"/>
+                <w:lang w:eastAsia="es-CO"/>
+              </w:rPr>
+              <w:t xml:space="preserve">ones </w:t>
+            </w:r>
+            <w:r>
+              <w:rPr>
+                <w:rFonts w:eastAsia="Times New Roman" w:cs="Calibri"/>
+                <w:b/>
+                <w:bCs/>
+                <w:color w:val="000000"/>
+                <w:lang w:eastAsia="es-CO"/>
+              </w:rPr>
+              <w:t>o disminuci</w:t>
+            </w:r>
+            <w:r>
+              <w:rPr>
+                <w:rFonts w:eastAsia="Times New Roman" w:cs="Calibri"/>
+                <w:b/>
+                <w:bCs/>
+                <w:color w:val="000000"/>
+                <w:lang w:eastAsia="es-CO"/>
+              </w:rPr>
+              <w:t xml:space="preserve">ones </w:t>
+            </w:r>
+            <w:r>
+              <w:rPr>
+                <w:rFonts w:eastAsia="Times New Roman" w:cs="Calibri"/>
+                <w:b/>
+                <w:bCs/>
+                <w:color w:val="000000"/>
+                <w:lang w:eastAsia="es-CO"/>
+              </w:rPr>
+              <w:t xml:space="preserve">del </w:t>
+            </w:r>
+            <w:r>
+              <w:rPr>
+                <w:rFonts w:eastAsia="Times New Roman" w:cs="Calibri"/>
+                <w:b/>
+                <w:bCs/>
+                <w:color w:val="000000"/>
+                <w:lang w:eastAsia="es-CO"/>
+              </w:rPr>
+              <w:t>negocio jurídico</w:t>
+            </w:r>
+          </w:p>
+        </w:tc>
+        <w:tc>
+          <w:tcPr>
+            <w:tcW w:w="2606" w:type="dxa"/>
+            <w:noWrap/>
+            <w:hideMark/>
+          </w:tcPr>
+          <w:p>
+            <w:pPr>
+              <w:spacing w:after="0"/>
+              <w:jc w:val="right"/>
+              <w:rPr>
+                <w:rFonts w:eastAsia="Times New Roman" w:cs="Calibri"/>
+                <w:color w:val="auto"/>
+                <w:lang w:eastAsia="es-CO"/>
+              </w:rPr>
+            </w:pPr>
+            <w:r>
+              <w:rPr>
+                <w:rFonts w:eastAsia="Times New Roman" w:cs="Calibri"/>
+                <w:color w:val="auto"/>
+                <w:lang w:eastAsia="es-CO"/>
+              </w:rPr>
+              <w:t>$ 0,00</w:t>
+            </w:r>
+          </w:p>
+        </w:tc>
+      </w:tr>
+      <w:tr>
+        <w:trPr>
+          <w:trHeight w:val="300"/>
+          <w:jc w:val="center"/>
+        </w:trPr>
+        <w:tc>
+          <w:tcPr>
+            <w:tcW w:w="4760" w:type="dxa"/>
+            <w:noWrap/>
+          </w:tcPr>
+          <w:p>
+            <w:pPr>
+              <w:spacing w:after="0"/>
+              <w:rPr>
+                <w:rFonts w:eastAsia="Times New Roman" w:cs="Calibri"/>
+                <w:b/>
+                <w:bCs/>
+                <w:color w:val="000000"/>
+                <w:lang w:eastAsia="es-CO"/>
+              </w:rPr>
+            </w:pPr>
+            <w:r>
+              <w:rPr>
+                <w:rFonts w:eastAsia="Times New Roman" w:cs="Calibri"/>
+                <w:b/>
+                <w:bCs/>
+                <w:color w:val="000000"/>
+                <w:lang w:eastAsia="es-CO"/>
+              </w:rPr>
+              <w:t>V</w:t>
+            </w:r>
+            <w:r>
+              <w:rPr>
+                <w:rFonts w:eastAsia="Times New Roman" w:cs="Calibri"/>
+                <w:b/>
+                <w:bCs/>
+                <w:color w:val="000000"/>
+                <w:lang w:eastAsia="es-CO"/>
+              </w:rPr>
+              <w:t xml:space="preserve">alor </w:t>
+            </w:r>
+            <w:r>
+              <w:rPr>
+                <w:rFonts w:eastAsia="Times New Roman" w:cs="Calibri"/>
+                <w:b/>
+                <w:bCs/>
+                <w:color w:val="000000"/>
+                <w:lang w:eastAsia="es-CO"/>
+              </w:rPr>
+              <w:t>de las reducciones</w:t>
+            </w:r>
+          </w:p>
+        </w:tc>
+        <w:tc>
+          <w:tcPr>
+            <w:tcW w:w="2606" w:type="dxa"/>
+            <w:noWrap/>
+          </w:tcPr>
+          <w:p>
+            <w:pPr>
+              <w:spacing w:after="0"/>
+              <w:jc w:val="right"/>
+              <w:rPr>
+                <w:rFonts w:eastAsia="Times New Roman" w:cs="Calibri"/>
+                <w:color w:val="auto"/>
+                <w:lang w:eastAsia="es-CO"/>
+              </w:rPr>
+            </w:pPr>
+            <w:r>
+              <w:rPr>
+                <w:rFonts w:eastAsia="Times New Roman" w:cs="Calibri"/>
+                <w:color w:val="auto"/>
+                <w:lang w:eastAsia="es-CO"/>
+              </w:rPr>
+              <w:t>$ 0,00</w:t>
+            </w:r>
+          </w:p>
+        </w:tc>
+      </w:tr>
+      <w:tr>
+        <w:trPr>
+          <w:trHeight w:val="300"/>
+          <w:jc w:val="center"/>
+        </w:trPr>
+        <w:tc>
+          <w:tcPr>
+            <w:tcW w:w="4760" w:type="dxa"/>
+            <w:noWrap/>
+            <w:hideMark/>
+          </w:tcPr>
+          <w:p>
+            <w:pPr>
+              <w:spacing w:after="0"/>
+              <w:rPr>
+                <w:rFonts w:eastAsia="Times New Roman" w:cs="Calibri"/>
+                <w:b/>
+                <w:bCs/>
+                <w:color w:val="000000"/>
+                <w:lang w:eastAsia="es-CO"/>
+              </w:rPr>
+            </w:pPr>
+            <w:r>
+              <w:rPr>
+                <w:rFonts w:eastAsia="Times New Roman" w:cs="Calibri"/>
+                <w:b/>
+                <w:bCs/>
+                <w:color w:val="000000"/>
+                <w:lang w:eastAsia="es-CO"/>
+              </w:rPr>
+              <w:t>V</w:t>
+            </w:r>
+            <w:r>
+              <w:rPr>
+                <w:rFonts w:eastAsia="Times New Roman" w:cs="Calibri"/>
+                <w:b/>
+                <w:bCs/>
+                <w:color w:val="000000"/>
+                <w:lang w:eastAsia="es-CO"/>
+              </w:rPr>
+              <w:t xml:space="preserve">alor final del </w:t>
+            </w:r>
+            <w:r>
+              <w:rPr>
+                <w:rFonts w:eastAsia="Times New Roman" w:cs="Calibri"/>
+                <w:b/>
+                <w:bCs/>
+                <w:color w:val="000000"/>
+                <w:lang w:eastAsia="es-CO"/>
+              </w:rPr>
+              <w:t>negocio jurídico</w:t>
+            </w:r>
+          </w:p>
+        </w:tc>
+        <w:tc>
+          <w:tcPr>
+            <w:tcW w:w="2606" w:type="dxa"/>
+            <w:noWrap/>
+            <w:hideMark/>
+          </w:tcPr>
+          <w:p>
+            <w:pPr>
+              <w:spacing w:after="0"/>
+              <w:jc w:val="right"/>
+              <w:rPr>
+                <w:rFonts w:eastAsia="Times New Roman" w:cs="Calibri"/>
+                <w:color w:val="auto"/>
+                <w:lang w:eastAsia="es-CO"/>
+              </w:rPr>
+            </w:pPr>
+            <w:r>
+              <w:rPr>
+                <w:rFonts w:asciiTheme="majorHAnsi" w:eastAsia="Arial" w:hAnsiTheme="majorHAnsi" w:cs="Arial"/>
+                <w:lang w:eastAsia="es-CO" w:bidi="es-CO"/>
+              </w:rPr>
+              <w:t>$</w:t>
+            </w:r>
+            <w:r>
+              <w:rPr>
+                <w:rFonts w:asciiTheme="majorHAnsi" w:eastAsia="Arial" w:hAnsiTheme="majorHAnsi" w:cs="Arial"/>
+                <w:lang w:eastAsia="es-CO" w:bidi="es-CO"/>
+              </w:rPr>
+              <w:t xml:space="preserve"> </w:t>
+            </w:r>
+            <w:proofErr w:type="gramStart"/>
+            <w:r>
+              <w:rPr>
+                <w:rFonts w:asciiTheme="majorHAnsi" w:eastAsia="Arial" w:hAnsiTheme="majorHAnsi" w:cs="Arial"/>
+                <w:lang w:eastAsia="es-CO" w:bidi="es-CO"/>
+              </w:rPr>
+              <w:t xml:space="preserve">{{ </w:t>
+            </w:r>
+            <w:proofErr w:type="spellStart"/>
+            <w:r>
+              <w:rPr>
+                <w:rFonts w:asciiTheme="majorHAnsi" w:eastAsia="Arial" w:hAnsiTheme="majorHAnsi" w:cs="Arial"/>
+                <w:lang w:eastAsia="es-CO" w:bidi="es-CO"/>
+              </w:rPr>
+              <w:t>valor</w:t>
+            </w:r>
+            <w:proofErr w:type="gramEnd"/>
+            <w:r>
+              <w:rPr>
+                <w:rFonts w:asciiTheme="majorHAnsi" w:eastAsia="Arial" w:hAnsiTheme="majorHAnsi" w:cs="Arial"/>
+                <w:lang w:eastAsia="es-CO" w:bidi="es-CO"/>
+              </w:rPr>
+              <w:t>_</w:t>
+            </w:r>
+            <w:proofErr w:type="gramStart"/>
+            <w:r>
+              <w:rPr>
+                <w:rFonts w:asciiTheme="majorHAnsi" w:eastAsia="Arial" w:hAnsiTheme="majorHAnsi" w:cs="Arial"/>
+                <w:lang w:eastAsia="es-CO" w:bidi="es-CO"/>
+              </w:rPr>
+              <w:t>contrato</w:t>
+            </w:r>
+            <w:proofErr w:type="spellEnd"/>
+            <w:r>
+              <w:rPr>
+                <w:rFonts w:asciiTheme="majorHAnsi" w:eastAsia="Arial" w:hAnsiTheme="majorHAnsi" w:cs="Arial"/>
+                <w:lang w:eastAsia="es-CO" w:bidi="es-CO"/>
+              </w:rPr>
+              <w:t xml:space="preserve">  }</w:t>
+            </w:r>
+            <w:proofErr w:type="gramEnd"/>
+            <w:r>
+              <w:rPr>
+                <w:rFonts w:asciiTheme="majorHAnsi" w:eastAsia="Arial" w:hAnsiTheme="majorHAnsi" w:cs="Arial"/>
+                <w:lang w:eastAsia="es-CO" w:bidi="es-CO"/>
+              </w:rPr>
+              <w:t>}</w:t>
+            </w:r>
+            <w:r>
+              <w:rPr>
+                <w:rFonts w:eastAsia="Times New Roman" w:cs="Calibri"/>
+                <w:color w:val="auto"/>
+                <w:lang w:eastAsia="es-CO"/>
+              </w:rPr>
+              <w:t xml:space="preserve"> </w:t>
+            </w:r>
+          </w:p>
+        </w:tc>
+      </w:tr>
+      <w:tr>
+        <w:trPr>
+          <w:trHeight w:val="300"/>
+          <w:jc w:val="center"/>
+        </w:trPr>
+        <w:tc>
+          <w:tcPr>
+            <w:tcW w:w="4760" w:type="dxa"/>
+            <w:noWrap/>
+            <w:hideMark/>
+          </w:tcPr>
+          <w:p>
+            <w:pPr>
+              <w:spacing w:after="0"/>
+              <w:rPr>
+                <w:rFonts w:eastAsia="Times New Roman" w:cs="Calibri"/>
+                <w:b/>
+                <w:bCs/>
+                <w:color w:val="000000"/>
+                <w:lang w:eastAsia="es-CO"/>
+              </w:rPr>
+            </w:pPr>
+            <w:r>
+              <w:rPr>
+                <w:rFonts w:eastAsia="Times New Roman" w:cs="Calibri"/>
+                <w:b/>
+                <w:bCs/>
+                <w:color w:val="000000"/>
+                <w:lang w:eastAsia="es-CO"/>
+              </w:rPr>
+              <w:t>V</w:t>
+            </w:r>
+            <w:r>
+              <w:rPr>
+                <w:rFonts w:eastAsia="Times New Roman" w:cs="Calibri"/>
+                <w:b/>
+                <w:bCs/>
+                <w:color w:val="000000"/>
+                <w:lang w:eastAsia="es-CO"/>
+              </w:rPr>
+              <w:t>alor ejecutado</w:t>
+            </w:r>
+          </w:p>
+        </w:tc>
+        <w:tc>
+          <w:tcPr>
+            <w:tcW w:w="2606" w:type="dxa"/>
+            <w:noWrap/>
+            <w:hideMark/>
+          </w:tcPr>
+          <w:p>
+            <w:pPr>
+              <w:spacing w:after="0"/>
+              <w:jc w:val="right"/>
+              <w:rPr>
+                <w:rFonts w:eastAsia="Times New Roman" w:cs="Calibri"/>
+                <w:color w:val="auto"/>
+                <w:lang w:eastAsia="es-CO"/>
+              </w:rPr>
+            </w:pPr>
+            <w:r>
+              <w:rPr>
+                <w:rFonts w:asciiTheme="majorHAnsi" w:eastAsia="Arial" w:hAnsiTheme="majorHAnsi" w:cs="Arial"/>
+                <w:lang w:eastAsia="es-CO" w:bidi="es-CO"/>
+              </w:rPr>
+              <w:t>$</w:t>
+            </w:r>
+            <w:r>
+              <w:rPr>
+                <w:rFonts w:asciiTheme="majorHAnsi" w:eastAsia="Arial" w:hAnsiTheme="majorHAnsi" w:cs="Arial"/>
+                <w:lang w:eastAsia="es-CO" w:bidi="es-CO"/>
+              </w:rPr>
+              <w:t xml:space="preserve"> </w:t>
+            </w:r>
+            <w:proofErr w:type="gramStart"/>
+            <w:r>
+              <w:rPr>
+                <w:rFonts w:asciiTheme="majorHAnsi" w:eastAsia="Arial" w:hAnsiTheme="majorHAnsi" w:cs="Arial"/>
+                <w:lang w:eastAsia="es-CO" w:bidi="es-CO"/>
+              </w:rPr>
+              <w:t xml:space="preserve">{{ </w:t>
+            </w:r>
+            <w:proofErr w:type="spellStart"/>
+            <w:r>
+              <w:rPr>
+                <w:rFonts w:asciiTheme="majorHAnsi" w:eastAsia="Arial" w:hAnsiTheme="majorHAnsi" w:cs="Arial"/>
+                <w:lang w:eastAsia="es-CO" w:bidi="es-CO"/>
+              </w:rPr>
+              <w:t>valor</w:t>
+            </w:r>
+            <w:proofErr w:type="gramEnd"/>
+            <w:r>
+              <w:rPr>
+                <w:rFonts w:asciiTheme="majorHAnsi" w:eastAsia="Arial" w:hAnsiTheme="majorHAnsi" w:cs="Arial"/>
+                <w:lang w:eastAsia="es-CO" w:bidi="es-CO"/>
+              </w:rPr>
+              <w:t>_</w:t>
+            </w:r>
+            <w:proofErr w:type="gramStart"/>
+            <w:r>
+              <w:rPr>
+                <w:rFonts w:asciiTheme="majorHAnsi" w:eastAsia="Arial" w:hAnsiTheme="majorHAnsi" w:cs="Arial"/>
+                <w:lang w:eastAsia="es-CO" w:bidi="es-CO"/>
+              </w:rPr>
+              <w:t>contrato</w:t>
+            </w:r>
+            <w:proofErr w:type="spellEnd"/>
+            <w:r>
+              <w:rPr>
+                <w:rFonts w:asciiTheme="majorHAnsi" w:eastAsia="Arial" w:hAnsiTheme="majorHAnsi" w:cs="Arial"/>
+                <w:lang w:eastAsia="es-CO" w:bidi="es-CO"/>
+              </w:rPr>
+              <w:t xml:space="preserve">  }</w:t>
+            </w:r>
+            <w:proofErr w:type="gramEnd"/>
+            <w:r>
+              <w:rPr>
+                <w:rFonts w:asciiTheme="majorHAnsi" w:eastAsia="Arial" w:hAnsiTheme="majorHAnsi" w:cs="Arial"/>
+                <w:lang w:eastAsia="es-CO" w:bidi="es-CO"/>
+              </w:rPr>
+              <w:t>}</w:t>
+            </w:r>
+          </w:p>
+        </w:tc>
+      </w:tr>
+      <w:tr>
+        <w:trPr>
+          <w:trHeight w:val="300"/>
+          <w:jc w:val="center"/>
+        </w:trPr>
+        <w:tc>
+          <w:tcPr>
+            <w:tcW w:w="4760" w:type="dxa"/>
+            <w:noWrap/>
+            <w:hideMark/>
+          </w:tcPr>
+          <w:p>
+            <w:pPr>
+              <w:spacing w:after="0"/>
+              <w:rPr>
+                <w:rFonts w:eastAsia="Times New Roman" w:cs="Calibri"/>
+                <w:b/>
+                <w:bCs/>
+                <w:color w:val="000000"/>
+                <w:lang w:eastAsia="es-CO"/>
+              </w:rPr>
+            </w:pPr>
+            <w:r>
+              <w:rPr>
+                <w:rFonts w:eastAsia="Times New Roman" w:cs="Calibri"/>
+                <w:b/>
+                <w:bCs/>
+                <w:color w:val="000000"/>
+                <w:lang w:eastAsia="es-CO"/>
+              </w:rPr>
+              <w:t>V</w:t>
+            </w:r>
+            <w:r>
+              <w:rPr>
+                <w:rFonts w:eastAsia="Times New Roman" w:cs="Calibri"/>
+                <w:b/>
+                <w:bCs/>
+                <w:color w:val="000000"/>
+                <w:lang w:eastAsia="es-CO"/>
+              </w:rPr>
+              <w:t xml:space="preserve">alor </w:t>
+            </w:r>
+            <w:r>
+              <w:rPr>
+                <w:rFonts w:eastAsia="Times New Roman" w:cs="Calibri"/>
+                <w:b/>
+                <w:bCs/>
+                <w:color w:val="000000"/>
+                <w:lang w:eastAsia="es-CO"/>
+              </w:rPr>
+              <w:t>pagado</w:t>
+            </w:r>
+          </w:p>
+        </w:tc>
+        <w:tc>
+          <w:tcPr>
+            <w:tcW w:w="2606" w:type="dxa"/>
+            <w:noWrap/>
+            <w:hideMark/>
+          </w:tcPr>
+          <w:p>
+            <w:pPr>
+              <w:spacing w:after="0"/>
+              <w:jc w:val="right"/>
+              <w:rPr>
+                <w:rFonts w:eastAsia="Times New Roman" w:cs="Calibri"/>
+                <w:color w:val="auto"/>
+                <w:lang w:eastAsia="es-CO"/>
+              </w:rPr>
+            </w:pPr>
+            <w:r>
+              <w:rPr>
+                <w:rFonts w:asciiTheme="majorHAnsi" w:eastAsia="Arial" w:hAnsiTheme="majorHAnsi" w:cs="Arial"/>
+                <w:lang w:eastAsia="es-CO" w:bidi="es-CO"/>
+              </w:rPr>
+              <w:t>$</w:t>
+            </w:r>
+            <w:r>
+              <w:rPr>
+                <w:rFonts w:asciiTheme="majorHAnsi" w:eastAsia="Arial" w:hAnsiTheme="majorHAnsi" w:cs="Arial"/>
+                <w:lang w:eastAsia="es-CO" w:bidi="es-CO"/>
+              </w:rPr>
+              <w:t xml:space="preserve"> </w:t>
+            </w:r>
+            <w:proofErr w:type="gramStart"/>
+            <w:r>
+              <w:rPr>
+                <w:rFonts w:asciiTheme="majorHAnsi" w:eastAsia="Arial" w:hAnsiTheme="majorHAnsi" w:cs="Arial"/>
+                <w:lang w:eastAsia="es-CO" w:bidi="es-CO"/>
+              </w:rPr>
+              <w:t xml:space="preserve">{{ </w:t>
+            </w:r>
+            <w:proofErr w:type="spellStart"/>
+            <w:r>
+              <w:rPr>
+                <w:rFonts w:asciiTheme="majorHAnsi" w:eastAsia="Arial" w:hAnsiTheme="majorHAnsi" w:cs="Arial"/>
+                <w:lang w:eastAsia="es-CO" w:bidi="es-CO"/>
+              </w:rPr>
+              <w:t>valor</w:t>
+            </w:r>
+            <w:proofErr w:type="gramEnd"/>
+            <w:r>
+              <w:rPr>
+                <w:rFonts w:asciiTheme="majorHAnsi" w:eastAsia="Arial" w:hAnsiTheme="majorHAnsi" w:cs="Arial"/>
+                <w:lang w:eastAsia="es-CO" w:bidi="es-CO"/>
+              </w:rPr>
+              <w:t>_</w:t>
+            </w:r>
+            <w:proofErr w:type="gramStart"/>
+            <w:r>
+              <w:rPr>
+                <w:rFonts w:asciiTheme="majorHAnsi" w:eastAsia="Arial" w:hAnsiTheme="majorHAnsi" w:cs="Arial"/>
+                <w:lang w:eastAsia="es-CO" w:bidi="es-CO"/>
+              </w:rPr>
+              <w:t>contrato</w:t>
+            </w:r>
+            <w:proofErr w:type="spellEnd"/>
+            <w:r>
+              <w:rPr>
+                <w:rFonts w:asciiTheme="majorHAnsi" w:eastAsia="Arial" w:hAnsiTheme="majorHAnsi" w:cs="Arial"/>
+                <w:lang w:eastAsia="es-CO" w:bidi="es-CO"/>
+              </w:rPr>
+              <w:t xml:space="preserve">  }</w:t>
+            </w:r>
+            <w:proofErr w:type="gramEnd"/>
+            <w:r>
+              <w:rPr>
+                <w:rFonts w:asciiTheme="majorHAnsi" w:eastAsia="Arial" w:hAnsiTheme="majorHAnsi" w:cs="Arial"/>
+                <w:lang w:eastAsia="es-CO" w:bidi="es-CO"/>
+              </w:rPr>
+              <w:t>}</w:t>
+            </w:r>
+          </w:p>
+        </w:tc>
+      </w:tr>
+      <w:tr>
+        <w:trPr>
+          <w:trHeight w:val="300"/>
+          <w:jc w:val="center"/>
+        </w:trPr>
+        <w:tc>
+          <w:tcPr>
+            <w:tcW w:w="4760" w:type="dxa"/>
+            <w:noWrap/>
+            <w:hideMark/>
+          </w:tcPr>
+          <w:p>
+            <w:pPr>
+              <w:spacing w:after="0"/>
+              <w:rPr>
+                <w:rFonts w:eastAsia="Times New Roman" w:cs="Calibri"/>
+                <w:b/>
+                <w:bCs/>
+                <w:color w:val="000000"/>
+                <w:lang w:eastAsia="es-CO"/>
+              </w:rPr>
+            </w:pPr>
+            <w:r>
+              <w:rPr>
+                <w:rFonts w:eastAsia="Times New Roman" w:cs="Calibri"/>
+                <w:b/>
+                <w:bCs/>
+                <w:color w:val="000000"/>
+                <w:lang w:eastAsia="es-CO"/>
+              </w:rPr>
+              <w:t>V</w:t>
+            </w:r>
+            <w:r>
+              <w:rPr>
+                <w:rFonts w:eastAsia="Times New Roman" w:cs="Calibri"/>
+                <w:b/>
+                <w:bCs/>
+                <w:color w:val="000000"/>
+                <w:lang w:eastAsia="es-CO"/>
+              </w:rPr>
+              <w:t xml:space="preserve">alor por </w:t>
+            </w:r>
+            <w:r>
+              <w:rPr>
+                <w:rFonts w:eastAsia="Times New Roman" w:cs="Calibri"/>
+                <w:b/>
+                <w:bCs/>
+                <w:color w:val="000000"/>
+                <w:lang w:eastAsia="es-CO"/>
+              </w:rPr>
+              <w:t>pagar</w:t>
+            </w:r>
+          </w:p>
+        </w:tc>
+        <w:tc>
+          <w:tcPr>
+            <w:tcW w:w="2606" w:type="dxa"/>
+            <w:noWrap/>
+            <w:hideMark/>
+          </w:tcPr>
+          <w:p>
+            <w:pPr>
+              <w:spacing w:after="0"/>
+              <w:jc w:val="right"/>
+              <w:rPr>
+                <w:rFonts w:eastAsia="Times New Roman" w:cs="Calibri"/>
+                <w:color w:val="auto"/>
+                <w:lang w:eastAsia="es-CO"/>
+              </w:rPr>
+            </w:pPr>
+            <w:r>
+              <w:rPr>
+                <w:rFonts w:eastAsia="Times New Roman" w:cs="Calibri"/>
+                <w:color w:val="auto"/>
+                <w:lang w:eastAsia="es-CO"/>
+              </w:rPr>
+              <w:t>$ 0,00</w:t>
+            </w:r>
+          </w:p>
+        </w:tc>
+      </w:tr>
+      <w:tr>
+        <w:trPr>
+          <w:trHeight w:val="300"/>
+          <w:jc w:val="center"/>
+        </w:trPr>
+        <w:tc>
+          <w:tcPr>
+            <w:tcW w:w="4760" w:type="dxa"/>
+            <w:noWrap/>
+            <w:hideMark/>
+          </w:tcPr>
+          <w:p>
+            <w:pPr>
+              <w:spacing w:after="0"/>
+              <w:rPr>
+                <w:rFonts w:eastAsia="Times New Roman" w:cs="Calibri"/>
+                <w:b/>
+                <w:bCs/>
+                <w:color w:val="000000"/>
+                <w:lang w:eastAsia="es-CO"/>
+              </w:rPr>
+            </w:pPr>
+            <w:proofErr w:type="gramStart"/>
+            <w:r>
+              <w:rPr>
+                <w:rFonts w:eastAsia="Times New Roman" w:cs="Calibri"/>
+                <w:b/>
+                <w:bCs/>
+                <w:color w:val="000000"/>
+                <w:lang w:eastAsia="es-CO"/>
+              </w:rPr>
+              <w:t>V</w:t>
+            </w:r>
+            <w:r>
+              <w:rPr>
+                <w:rFonts w:eastAsia="Times New Roman" w:cs="Calibri"/>
+                <w:b/>
+                <w:bCs/>
+                <w:color w:val="000000"/>
+                <w:lang w:eastAsia="es-CO"/>
+              </w:rPr>
+              <w:t xml:space="preserve">alor a </w:t>
+            </w:r>
+            <w:r>
+              <w:rPr>
+                <w:rFonts w:eastAsia="Times New Roman" w:cs="Calibri"/>
+                <w:b/>
+                <w:bCs/>
+                <w:color w:val="000000"/>
+                <w:lang w:eastAsia="es-CO"/>
+              </w:rPr>
+              <w:t>liberar</w:t>
+            </w:r>
+            <w:proofErr w:type="gramEnd"/>
+          </w:p>
+        </w:tc>
+        <w:tc>
+          <w:tcPr>
+            <w:tcW w:w="2606" w:type="dxa"/>
+            <w:noWrap/>
+            <w:hideMark/>
+          </w:tcPr>
+          <w:p>
+            <w:pPr>
+              <w:spacing w:after="0"/>
+              <w:jc w:val="right"/>
+              <w:rPr>
+                <w:rFonts w:eastAsia="Times New Roman" w:cs="Calibri"/>
+                <w:color w:val="auto"/>
+                <w:lang w:eastAsia="es-CO"/>
+              </w:rPr>
+            </w:pPr>
+            <w:r>
+              <w:rPr>
+                <w:rFonts w:eastAsia="Times New Roman" w:cs="Calibri"/>
+                <w:color w:val="auto"/>
+                <w:lang w:eastAsia="es-CO"/>
+              </w:rPr>
+              <w:t>$ 0,00</w:t>
+            </w:r>
+          </w:p>
+        </w:tc>
+      </w:tr>
+    </w:tbl>
+    <w:p>
+      <w:pPr>
+        <w:rPr>
+          <w:rFonts w:cs="Calibri"/>
+        </w:rPr>
+      </w:pPr>
+    </w:p>
+    <w:p>
+      <w:pPr>
+        <w:ind w:right="6"/>
+        <w:rPr>
+          <w:rFonts w:cs="Calibri"/>
+          <w:color w:val="auto"/>
+        </w:rPr>
+      </w:pPr>
+    </w:p>
+    <w:p>
+      <w:pPr>
+        <w:ind w:right="6"/>
+        <w:rPr>
+          <w:rFonts w:eastAsia="Times New Roman" w:cs="Calibri"/>
+          <w:color w:val="000000"/>
+          <w:lang w:val="es-ES" w:eastAsia="es-ES"/>
+        </w:rPr>
+      </w:pPr>
+      <w:r>
+        <w:rPr>
+          <w:rFonts w:eastAsia="Times New Roman" w:cs="Calibri"/>
+          <w:lang w:val="es-ES" w:eastAsia="es-ES"/>
+        </w:rPr>
+        <w:t>Conforme a lo anteriormente expuesto, se debe:</w:t>
+      </w:r>
+    </w:p>
+    <w:p>
+      <w:pPr>
+        <w:ind w:right="6"/>
+        <w:rPr>
+          <w:rFonts w:eastAsia="Times New Roman" w:cs="Calibri"/>
+          <w:color w:val="000000"/>
+          <w:lang w:val="es-ES" w:eastAsia="es-ES"/>
+        </w:rPr>
+      </w:pPr>
+    </w:p>
+    <w:p>
+      <w:pPr>
+        <w:rPr>
+          <w:color w:val="auto"/>
+          <w:lang w:val="es-ES" w:eastAsia="es-ES"/>
+        </w:rPr>
+      </w:pPr>
+    </w:p>
+    <w:p>
+      <w:pPr>
+        <w:rPr>
+          <w:rFonts w:asciiTheme="majorHAnsi" w:eastAsiaTheme="minorHAnsi" w:hAnsiTheme="majorHAnsi" w:cstheme="majorHAnsi"/>
+        </w:rPr>
+      </w:pPr>
+      <w:r>
+        <w:rPr>
+          <w:rFonts w:asciiTheme="majorHAnsi" w:hAnsiTheme="majorHAnsi" w:cstheme="majorHAnsi"/>
+        </w:rPr>
+        <w:t xml:space="preserve">Para constancia se firma </w:t>
+      </w:r>
+      <w:r>
+        <w:rPr>
+          <w:rFonts w:asciiTheme="majorHAnsi" w:eastAsia="Arial" w:hAnsiTheme="majorHAnsi" w:cs="Arial"/>
+          <w:color w:val="auto"/>
+          <w:lang w:eastAsia="es-CO" w:bidi="es-CO"/>
+        </w:rPr>
+        <w:t xml:space="preserve">en </w:t>
+      </w:r>
+      <w:r>
+        <w:rPr>
+          <w:rFonts w:asciiTheme="majorHAnsi" w:eastAsia="Arial" w:hAnsiTheme="majorHAnsi" w:cs="Arial"/>
+          <w:color w:val="EE0000"/>
+          <w:lang w:eastAsia="es-CO" w:bidi="es-CO"/>
+        </w:rPr>
+        <w:t>diciembre de 2025</w:t>
+      </w:r>
+    </w:p>
+    <w:p>
+      <w:pPr>
+        <w:ind w:right="6"/>
+        <w:rPr>
+          <w:rFonts w:eastAsia="Times New Roman" w:cs="Calibri"/>
+          <w:color w:val="000000"/>
+          <w:lang w:val="es-ES" w:eastAsia="es-ES"/>
+        </w:rPr>
+      </w:pPr>
+    </w:p>
+    <w:p>
+      <w:pPr>
+        <w:ind w:right="6"/>
+        <w:rPr>
+          <w:rFonts w:eastAsia="Times New Roman" w:cs="Calibri"/>
+          <w:color w:val="000000"/>
+          <w:lang w:val="es-ES" w:eastAsia="es-ES"/>
+        </w:rPr>
+      </w:pPr>
+    </w:p>
+    <w:p>
+      <w:pPr>
+        <w:ind w:right="6"/>
+        <w:rPr>
+          <w:rFonts w:eastAsia="Times New Roman" w:cs="Calibri"/>
+          <w:color w:val="000000"/>
+          <w:lang w:val="es-ES" w:eastAsia="es-ES"/>
+        </w:rPr>
+      </w:pPr>
+      <w:r>
+        <w:rPr>
+          <w:rFonts w:eastAsia="Times New Roman" w:cs="Calibri"/>
+          <w:color w:val="000000"/>
+          <w:lang w:val="es-ES" w:eastAsia="es-ES"/>
+        </w:rPr>
+        <w:fldChar w:fldCharType="begin"/>
+      </w:r>
+      <w:r>
+        <w:rPr>
+          <w:rFonts w:eastAsia="Times New Roman" w:cs="Calibri"/>
+          <w:color w:val="000000"/>
+          <w:lang w:val="es-ES" w:eastAsia="es-ES"/>
+        </w:rPr>
+        <w:instrText xml:space="preserve"> MERGEFIELD Supervisor </w:instrText>
+      </w:r>
+      <w:r>
+        <w:rPr>
+          <w:rFonts w:eastAsia="Times New Roman" w:cs="Calibri"/>
+          <w:color w:val="000000"/>
+          <w:lang w:val="es-ES" w:eastAsia="es-ES"/>
+        </w:rPr>
+        <w:fldChar w:fldCharType="separate"/>
+      </w:r>
+      <w:r>
+        <w:rPr>
+          <w:rFonts w:eastAsia="Times New Roman" w:cs="Calibri"/>
+          <w:noProof/>
+          <w:color w:val="000000"/>
+          <w:lang w:val="es-ES" w:eastAsia="es-ES"/>
+        </w:rPr>
+        <w:t>Natalia Marulanda Mendez</w:t>
+      </w:r>
+      <w:r>
+        <w:rPr>
+          <w:rFonts w:eastAsia="Times New Roman" w:cs="Calibri"/>
+          <w:color w:val="000000"/>
+          <w:lang w:val="es-ES" w:eastAsia="es-ES"/>
+        </w:rPr>
+        <w:fldChar w:fldCharType="end"/>
+      </w:r>
+    </w:p>
+    <w:tbl>
+      <w:tblPr>
+        <w:tblStyle w:val="Tablaconcuadrcula"/>
+        <w:tblW w:w="0" w:type="auto"/>
+        <w:tblBorders>
+          <w:top w:val="none" w:sz="0" w:space="0" w:color="auto"/>
+          <w:left w:val="none" w:sz="0" w:space="0" w:color="auto"/>
+          <w:bottom w:val="none" w:sz="0" w:space="0" w:color="auto"/>
+          <w:right w:val="none" w:sz="0" w:space="0" w:color="auto"/>
+          <w:insideH w:val="none" w:sz="0" w:space="0" w:color="auto"/>
+          <w:insideV w:val="none" w:sz="0" w:space="0" w:color="auto"/>
+        </w:tblBorders>
+        <w:tblLook w:val="04A0" w:firstRow="1" w:lastRow="0" w:firstColumn="1" w:lastColumn="0" w:noHBand="0" w:noVBand="1"/>
+      </w:tblPr>
+      <w:tblGrid>
+        <w:gridCol w:w="9394"/>
+      </w:tblGrid>
+      <w:tr>
+        <w:tc>
+          <w:tcPr>
+            <w:tcW w:w="9394" w:type="dxa"/>
+            <w:vAlign w:val="center"/>
+          </w:tcPr>
+          <w:p>
+            <w:pPr>
+              <w:spacing w:after="0"/>
+              <w:rPr>
+                <w:rFonts w:asciiTheme="majorHAnsi" w:hAnsiTheme="majorHAnsi" w:cstheme="majorHAnsi"/>
+                <w:color w:val="auto"/>
+              </w:rPr>
+            </w:pPr>
+            <w:r>
+              <w:rPr>
+                <w:rFonts w:asciiTheme="majorHAnsi" w:hAnsiTheme="majorHAnsi" w:cstheme="majorHAnsi"/>
+                <w:color w:val="auto"/>
+              </w:rPr>
+              <w:t>Supervisor del contrato</w:t>
+            </w:r>
+          </w:p>
+        </w:tc>
+      </w:tr>
+    </w:tbl>
+    <w:p>
+      <w:pPr>
+        <w:rPr>
           <w:rFonts w:asciiTheme="majorHAnsi" w:hAnsiTheme="majorHAnsi" w:cstheme="majorHAnsi"/>
           <w:bCs/>
         </w:rPr>
-        <w:t>, viales</w:t>
+      </w:pPr>
+    </w:p>
+    <w:p>
+      <w:pPr>
+        <w:rPr>
+          <w:rFonts w:asciiTheme="majorHAnsi" w:eastAsia="Arial" w:hAnsiTheme="majorHAnsi" w:cstheme="majorHAnsi"/>
+          <w:sz w:val="20"/>
+          <w:lang w:eastAsia="es-CO" w:bidi="es-CO"/>
+        </w:rPr>
+      </w:pPr>
+      <w:r>
+        <w:rPr>
+          <w:rFonts w:asciiTheme="majorHAnsi" w:eastAsia="Arial" w:hAnsiTheme="majorHAnsi" w:cstheme="majorHAnsi"/>
+          <w:sz w:val="20"/>
+          <w:lang w:eastAsia="es-CO" w:bidi="es-CO"/>
+        </w:rPr>
+        <w:t>Elaboró:</w:t>
       </w:r>
       <w:r>
         <w:rPr>
-          <w:rFonts w:asciiTheme="majorHAnsi" w:hAnsiTheme="majorHAnsi" w:cstheme="majorHAnsi"/>
-          <w:bCs/>
-        </w:rPr>
-        <w:t xml:space="preserve"> y demás. Para tal efecto, tenga en cuenta el formato “GCCON-AN-001 Anexo de verificación criterios de contratación”. En caso que no haya obligaciones de este tipo, digite “No aplica”</w:t>
+          <w:rFonts w:asciiTheme="majorHAnsi" w:eastAsia="Arial" w:hAnsiTheme="majorHAnsi" w:cstheme="majorHAnsi"/>
+          <w:sz w:val="20"/>
+          <w:lang w:eastAsia="es-CO" w:bidi="es-CO"/>
+        </w:rPr>
+        <w:t xml:space="preserve"> </w:t>
+      </w:r>
+      <w:r>
+        <w:rPr>
+          <w:rFonts w:asciiTheme="majorHAnsi" w:eastAsia="Arial" w:hAnsiTheme="majorHAnsi" w:cstheme="majorHAnsi"/>
+          <w:color w:val="auto"/>
+          <w:sz w:val="20"/>
+          <w:lang w:eastAsia="es-CO" w:bidi="es-CO"/>
+        </w:rPr>
+        <w:t>Julio César Zapata López – Apoyo a la supervisión.</w:t>
       </w:r>
     </w:p>
+    <w:p>
+      <w:pPr>
+        <w:ind w:right="6"/>
+        <w:rPr>
+          <w:rFonts w:eastAsia="Times New Roman" w:cs="Calibri"/>
+          <w:color w:val="auto"/>
+          <w:lang w:eastAsia="es-ES"/>
+        </w:rPr>
+      </w:pPr>
+    </w:p>
+    <w:p>
+      <w:pPr>
+        <w:ind w:right="6"/>
+        <w:rPr>
+          <w:rFonts w:eastAsia="Times New Roman" w:cs="Calibri"/>
+          <w:lang w:eastAsia="es-ES"/>
+        </w:rPr>
+      </w:pPr>
+    </w:p>
+    <w:p>
+      <w:pPr>
+        <w:rPr>
+          <w:rFonts w:cs="Calibri"/>
+          <w:i/>
+          <w:iCs/>
+          <w:vertAlign w:val="superscript"/>
+        </w:rPr>
+      </w:pPr>
+    </w:p>
+    <w:p>
+      <w:pPr>
+        <w:pStyle w:val="Ttulo1"/>
+        <w:numPr>
+          <w:ilvl w:val="0"/>
+          <w:numId w:val="0"/>
+        </w:numPr>
+        <w:ind w:left="567" w:hanging="567"/>
+      </w:pPr>
+      <w:bookmarkStart w:id="1" w:name="_Toc130460921"/>
+      <w:r>
+        <w:t>CONTROL DE CAMBIOS</w:t>
+      </w:r>
+      <w:bookmarkEnd w:id="1"/>
+    </w:p>
+    <w:p/>
+    <w:tbl>
+      <w:tblPr>
+        <w:tblStyle w:val="Tablaconcuadrcula"/>
+        <w:tblW w:w="9209" w:type="dxa"/>
+        <w:tblLook w:val="04A0" w:firstRow="1" w:lastRow="0" w:firstColumn="1" w:lastColumn="0" w:noHBand="0" w:noVBand="1"/>
+      </w:tblPr>
+      <w:tblGrid>
+        <w:gridCol w:w="1129"/>
+        <w:gridCol w:w="2268"/>
+        <w:gridCol w:w="5812"/>
+      </w:tblGrid>
+      <w:tr>
+        <w:trPr>
+          <w:trHeight w:val="545"/>
+          <w:tblHeader/>
+        </w:trPr>
+        <w:tc>
+          <w:tcPr>
+            <w:tcW w:w="1129" w:type="dxa"/>
+            <w:tcBorders>
+              <w:top w:val="single" w:sz="4" w:space="0" w:color="auto"/>
+              <w:left w:val="single" w:sz="4" w:space="0" w:color="auto"/>
+              <w:bottom w:val="single" w:sz="4" w:space="0" w:color="auto"/>
+              <w:right w:val="single" w:sz="4" w:space="0" w:color="auto"/>
+            </w:tcBorders>
+            <w:vAlign w:val="center"/>
+          </w:tcPr>
+          <w:p>
+            <w:pPr>
+              <w:spacing w:after="0"/>
+              <w:jc w:val="center"/>
+              <w:rPr>
+                <w:rFonts w:cs="Calibri"/>
+                <w:b/>
+                <w:bCs/>
+                <w:sz w:val="20"/>
+                <w:szCs w:val="20"/>
+                <w:lang w:val="es-ES"/>
+              </w:rPr>
+            </w:pPr>
+            <w:r>
+              <w:rPr>
+                <w:rFonts w:cs="Calibri"/>
+                <w:b/>
+                <w:bCs/>
+                <w:sz w:val="20"/>
+                <w:szCs w:val="20"/>
+                <w:lang w:val="es-ES"/>
+              </w:rPr>
+              <w:t>VERSIÓN</w:t>
+            </w:r>
+          </w:p>
+        </w:tc>
+        <w:tc>
+          <w:tcPr>
+            <w:tcW w:w="2268" w:type="dxa"/>
+            <w:tcBorders>
+              <w:left w:val="single" w:sz="4" w:space="0" w:color="auto"/>
+            </w:tcBorders>
+            <w:vAlign w:val="center"/>
+          </w:tcPr>
+          <w:p>
+            <w:pPr>
+              <w:spacing w:after="0"/>
+              <w:jc w:val="center"/>
+              <w:rPr>
+                <w:rFonts w:cs="Calibri"/>
+                <w:b/>
+                <w:bCs/>
+                <w:sz w:val="20"/>
+                <w:szCs w:val="20"/>
+                <w:lang w:val="es-ES"/>
+              </w:rPr>
+            </w:pPr>
+            <w:r>
+              <w:rPr>
+                <w:rFonts w:cs="Calibri"/>
+                <w:b/>
+                <w:bCs/>
+                <w:sz w:val="20"/>
+                <w:szCs w:val="20"/>
+                <w:lang w:val="es-ES"/>
+              </w:rPr>
+              <w:t xml:space="preserve">FECHA DE </w:t>
+            </w:r>
+            <w:proofErr w:type="gramStart"/>
+            <w:r>
+              <w:rPr>
+                <w:rFonts w:cs="Calibri"/>
+                <w:b/>
+                <w:bCs/>
+                <w:sz w:val="20"/>
+                <w:szCs w:val="20"/>
+                <w:lang w:val="es-ES"/>
+              </w:rPr>
+              <w:t>ENTRADA EN VIGENCIA</w:t>
+            </w:r>
+            <w:proofErr w:type="gramEnd"/>
+          </w:p>
+        </w:tc>
+        <w:tc>
+          <w:tcPr>
+            <w:tcW w:w="5812" w:type="dxa"/>
+            <w:vAlign w:val="center"/>
+          </w:tcPr>
+          <w:p>
+            <w:pPr>
+              <w:spacing w:after="0"/>
+              <w:jc w:val="center"/>
+              <w:rPr>
+                <w:rFonts w:cs="Calibri"/>
+                <w:b/>
+                <w:bCs/>
+                <w:sz w:val="20"/>
+                <w:szCs w:val="20"/>
+                <w:lang w:val="es-ES"/>
+              </w:rPr>
+            </w:pPr>
+            <w:r>
+              <w:rPr>
+                <w:rFonts w:cs="Calibri"/>
+                <w:b/>
+                <w:bCs/>
+                <w:sz w:val="20"/>
+                <w:szCs w:val="20"/>
+                <w:lang w:val="es-ES"/>
+              </w:rPr>
+              <w:t>NATURALEZA DEL CAMBIO</w:t>
+            </w:r>
+          </w:p>
+        </w:tc>
+      </w:tr>
+      <w:tr>
+        <w:tc>
+          <w:tcPr>
+            <w:tcW w:w="1129" w:type="dxa"/>
+            <w:tcBorders>
+              <w:top w:val="single" w:sz="4" w:space="0" w:color="auto"/>
+              <w:left w:val="single" w:sz="4" w:space="0" w:color="auto"/>
+              <w:bottom w:val="single" w:sz="4" w:space="0" w:color="auto"/>
+              <w:right w:val="single" w:sz="4" w:space="0" w:color="auto"/>
+            </w:tcBorders>
+            <w:vAlign w:val="center"/>
+          </w:tcPr>
+          <w:p>
+            <w:pPr>
+              <w:spacing w:after="0"/>
+              <w:jc w:val="center"/>
+              <w:rPr>
+                <w:rFonts w:cs="Calibri"/>
+                <w:sz w:val="20"/>
+                <w:szCs w:val="20"/>
+                <w:lang w:val="es-ES"/>
+              </w:rPr>
+            </w:pPr>
+            <w:r>
+              <w:rPr>
+                <w:rFonts w:cs="Calibri"/>
+                <w:sz w:val="20"/>
+                <w:szCs w:val="20"/>
+                <w:lang w:val="es-ES"/>
+              </w:rPr>
+              <w:t>V2</w:t>
+            </w:r>
+          </w:p>
+        </w:tc>
+        <w:tc>
+          <w:tcPr>
+            <w:tcW w:w="2268" w:type="dxa"/>
+            <w:tcBorders>
+              <w:left w:val="single" w:sz="4" w:space="0" w:color="auto"/>
+            </w:tcBorders>
+            <w:vAlign w:val="center"/>
+          </w:tcPr>
+          <w:p>
+            <w:pPr>
+              <w:spacing w:after="0"/>
+              <w:jc w:val="center"/>
+              <w:rPr>
+                <w:rFonts w:cs="Calibri"/>
+                <w:sz w:val="20"/>
+                <w:szCs w:val="20"/>
+                <w:lang w:val="es-ES"/>
+              </w:rPr>
+            </w:pPr>
+            <w:r>
+              <w:rPr>
+                <w:rFonts w:cs="Calibri"/>
+                <w:sz w:val="20"/>
+                <w:szCs w:val="20"/>
+                <w:lang w:val="es-ES"/>
+              </w:rPr>
+              <w:t>29/03/2023</w:t>
+            </w:r>
+          </w:p>
+        </w:tc>
+        <w:tc>
+          <w:tcPr>
+            <w:tcW w:w="5812" w:type="dxa"/>
+            <w:vAlign w:val="center"/>
+          </w:tcPr>
+          <w:p>
+            <w:pPr>
+              <w:pStyle w:val="paragraph"/>
+              <w:spacing w:before="0" w:beforeAutospacing="0" w:after="0" w:afterAutospacing="0" w:line="276" w:lineRule="auto"/>
+              <w:textAlignment w:val="baseline"/>
+              <w:rPr>
+                <w:rStyle w:val="normaltextrun"/>
+                <w:rFonts w:ascii="Calibri" w:eastAsia="Calibri" w:hAnsi="Calibri" w:cs="Calibri"/>
+                <w:sz w:val="20"/>
+                <w:szCs w:val="20"/>
+                <w:lang w:eastAsia="en-US"/>
+              </w:rPr>
+            </w:pPr>
+            <w:r>
+              <w:rPr>
+                <w:rStyle w:val="normaltextrun"/>
+                <w:rFonts w:ascii="Calibri" w:hAnsi="Calibri" w:cs="Calibri"/>
+                <w:sz w:val="20"/>
+                <w:szCs w:val="20"/>
+              </w:rPr>
+              <w:t>Se realizan modificaciones en el Punto II Aspectos Técnicos, numeral 1 obligaciones: En la tabla que se relaciona se eliminaron las columnas:</w:t>
+            </w:r>
+          </w:p>
+          <w:p>
+            <w:pPr>
+              <w:pStyle w:val="paragraph"/>
+              <w:spacing w:before="0" w:beforeAutospacing="0" w:after="0" w:afterAutospacing="0" w:line="276" w:lineRule="auto"/>
+              <w:textAlignment w:val="baseline"/>
+              <w:rPr>
+                <w:rStyle w:val="normaltextrun"/>
+                <w:rFonts w:ascii="Calibri" w:eastAsia="Calibri" w:hAnsi="Calibri" w:cs="Calibri"/>
+                <w:sz w:val="20"/>
+                <w:szCs w:val="20"/>
+                <w:lang w:eastAsia="en-US"/>
+              </w:rPr>
+            </w:pPr>
+            <w:r>
+              <w:rPr>
+                <w:rStyle w:val="normaltextrun"/>
+                <w:rFonts w:ascii="Calibri" w:hAnsi="Calibri" w:cs="Calibri"/>
+                <w:sz w:val="20"/>
+                <w:szCs w:val="20"/>
+              </w:rPr>
+              <w:t>No cumplió,</w:t>
+            </w:r>
+          </w:p>
+          <w:p>
+            <w:pPr>
+              <w:pStyle w:val="paragraph"/>
+              <w:spacing w:before="0" w:beforeAutospacing="0" w:after="0" w:afterAutospacing="0" w:line="276" w:lineRule="auto"/>
+              <w:textAlignment w:val="baseline"/>
+              <w:rPr>
+                <w:rFonts w:ascii="Calibri" w:hAnsi="Calibri" w:cs="Calibri"/>
+                <w:sz w:val="20"/>
+                <w:szCs w:val="20"/>
+              </w:rPr>
+            </w:pPr>
+            <w:r>
+              <w:rPr>
+                <w:rStyle w:val="normaltextrun"/>
+                <w:rFonts w:ascii="Calibri" w:hAnsi="Calibri" w:cs="Calibri"/>
+                <w:sz w:val="20"/>
+                <w:szCs w:val="20"/>
+              </w:rPr>
+              <w:t>Columna no se requirió el cumplimiento</w:t>
+            </w:r>
+          </w:p>
+          <w:p>
+            <w:pPr>
+              <w:pStyle w:val="paragraph"/>
+              <w:spacing w:before="0" w:beforeAutospacing="0" w:after="0" w:afterAutospacing="0" w:line="276" w:lineRule="auto"/>
+              <w:textAlignment w:val="baseline"/>
+              <w:rPr>
+                <w:rStyle w:val="normaltextrun"/>
+                <w:rFonts w:ascii="Calibri" w:eastAsia="Calibri" w:hAnsi="Calibri" w:cs="Calibri"/>
+                <w:sz w:val="20"/>
+                <w:szCs w:val="20"/>
+                <w:lang w:eastAsia="en-US"/>
+              </w:rPr>
+            </w:pPr>
+          </w:p>
+          <w:p>
+            <w:pPr>
+              <w:pStyle w:val="paragraph"/>
+              <w:spacing w:before="0" w:beforeAutospacing="0" w:after="0" w:afterAutospacing="0" w:line="276" w:lineRule="auto"/>
+              <w:textAlignment w:val="baseline"/>
+              <w:rPr>
+                <w:rStyle w:val="normaltextrun"/>
+                <w:rFonts w:ascii="Calibri" w:eastAsia="Calibri" w:hAnsi="Calibri" w:cs="Calibri"/>
+                <w:sz w:val="20"/>
+                <w:szCs w:val="20"/>
+                <w:lang w:eastAsia="en-US"/>
+              </w:rPr>
+            </w:pPr>
+            <w:r>
+              <w:rPr>
+                <w:rStyle w:val="normaltextrun"/>
+                <w:rFonts w:ascii="Calibri" w:hAnsi="Calibri" w:cs="Calibri"/>
+                <w:sz w:val="20"/>
+                <w:szCs w:val="20"/>
+              </w:rPr>
+              <w:t xml:space="preserve">En el punto IV, numeral 1 pagos realizados, se eliminaron las columnas: </w:t>
+            </w:r>
+          </w:p>
+          <w:p>
+            <w:pPr>
+              <w:pStyle w:val="paragraph"/>
+              <w:spacing w:before="0" w:beforeAutospacing="0" w:after="0" w:afterAutospacing="0" w:line="276" w:lineRule="auto"/>
+              <w:textAlignment w:val="baseline"/>
+              <w:rPr>
+                <w:rStyle w:val="normaltextrun"/>
+                <w:rFonts w:ascii="Calibri" w:eastAsia="Calibri" w:hAnsi="Calibri" w:cs="Calibri"/>
+                <w:sz w:val="20"/>
+                <w:szCs w:val="20"/>
+                <w:lang w:eastAsia="en-US"/>
+              </w:rPr>
+            </w:pPr>
+            <w:r>
+              <w:rPr>
+                <w:rStyle w:val="normaltextrun"/>
+                <w:rFonts w:ascii="Calibri" w:hAnsi="Calibri" w:cs="Calibri"/>
+                <w:sz w:val="20"/>
+                <w:szCs w:val="20"/>
+              </w:rPr>
+              <w:lastRenderedPageBreak/>
+              <w:t>NÚMERO DE CUENTA POR PAGAR,</w:t>
+            </w:r>
+          </w:p>
+          <w:p>
+            <w:pPr>
+              <w:pStyle w:val="paragraph"/>
+              <w:spacing w:before="0" w:beforeAutospacing="0" w:after="0" w:afterAutospacing="0" w:line="276" w:lineRule="auto"/>
+              <w:textAlignment w:val="baseline"/>
+              <w:rPr>
+                <w:rStyle w:val="normaltextrun"/>
+                <w:rFonts w:ascii="Calibri" w:eastAsia="Calibri" w:hAnsi="Calibri" w:cs="Calibri"/>
+                <w:sz w:val="20"/>
+                <w:szCs w:val="20"/>
+                <w:lang w:eastAsia="en-US"/>
+              </w:rPr>
+            </w:pPr>
+            <w:r>
+              <w:rPr>
+                <w:rStyle w:val="normaltextrun"/>
+                <w:rFonts w:ascii="Calibri" w:hAnsi="Calibri" w:cs="Calibri"/>
+                <w:sz w:val="20"/>
+                <w:szCs w:val="20"/>
+              </w:rPr>
+              <w:t>NUMERO DE OBLIGACIÓN,</w:t>
+            </w:r>
+          </w:p>
+          <w:p>
+            <w:pPr>
+              <w:pStyle w:val="paragraph"/>
+              <w:spacing w:before="0" w:beforeAutospacing="0" w:after="0" w:afterAutospacing="0" w:line="276" w:lineRule="auto"/>
+              <w:textAlignment w:val="baseline"/>
+              <w:rPr>
+                <w:rStyle w:val="normaltextrun"/>
+                <w:rFonts w:ascii="Calibri" w:eastAsia="Calibri" w:hAnsi="Calibri" w:cs="Calibri"/>
+                <w:sz w:val="20"/>
+                <w:szCs w:val="20"/>
+                <w:lang w:eastAsia="en-US"/>
+              </w:rPr>
+            </w:pPr>
+            <w:r>
+              <w:rPr>
+                <w:rStyle w:val="normaltextrun"/>
+                <w:rFonts w:ascii="Calibri" w:hAnsi="Calibri" w:cs="Calibri"/>
+                <w:sz w:val="20"/>
+                <w:szCs w:val="20"/>
+              </w:rPr>
+              <w:t>VALOR BRUTO VALOR,</w:t>
+            </w:r>
+          </w:p>
+          <w:p>
+            <w:pPr>
+              <w:pStyle w:val="paragraph"/>
+              <w:spacing w:before="0" w:beforeAutospacing="0" w:after="0" w:afterAutospacing="0" w:line="276" w:lineRule="auto"/>
+              <w:textAlignment w:val="baseline"/>
+              <w:rPr>
+                <w:rStyle w:val="normaltextrun"/>
+                <w:rFonts w:ascii="Calibri" w:hAnsi="Calibri" w:cs="Calibri"/>
+                <w:sz w:val="20"/>
+                <w:szCs w:val="20"/>
+              </w:rPr>
+            </w:pPr>
+            <w:r>
+              <w:rPr>
+                <w:rStyle w:val="normaltextrun"/>
+                <w:rFonts w:ascii="Calibri" w:hAnsi="Calibri" w:cs="Calibri"/>
+                <w:sz w:val="20"/>
+                <w:szCs w:val="20"/>
+              </w:rPr>
+              <w:t>DEDUCCIONES</w:t>
+            </w:r>
+          </w:p>
+          <w:p>
+            <w:pPr>
+              <w:pStyle w:val="paragraph"/>
+              <w:spacing w:before="0" w:beforeAutospacing="0" w:after="0" w:afterAutospacing="0" w:line="276" w:lineRule="auto"/>
+              <w:textAlignment w:val="baseline"/>
+              <w:rPr>
+                <w:rStyle w:val="normaltextrun"/>
+                <w:rFonts w:ascii="Calibri" w:eastAsia="Calibri" w:hAnsi="Calibri" w:cs="Calibri"/>
+                <w:sz w:val="20"/>
+                <w:szCs w:val="20"/>
+                <w:lang w:eastAsia="en-US"/>
+              </w:rPr>
+            </w:pPr>
+          </w:p>
+          <w:p>
+            <w:pPr>
+              <w:pStyle w:val="paragraph"/>
+              <w:spacing w:before="0" w:beforeAutospacing="0" w:after="0" w:afterAutospacing="0" w:line="276" w:lineRule="auto"/>
+              <w:textAlignment w:val="baseline"/>
+              <w:rPr>
+                <w:rFonts w:ascii="Segoe UI" w:hAnsi="Segoe UI" w:cs="Segoe UI"/>
+                <w:sz w:val="20"/>
+                <w:szCs w:val="20"/>
+              </w:rPr>
+            </w:pPr>
+            <w:r>
+              <w:rPr>
+                <w:rStyle w:val="normaltextrun"/>
+                <w:rFonts w:ascii="Calibri" w:hAnsi="Calibri" w:cs="Calibri"/>
+                <w:sz w:val="20"/>
+                <w:szCs w:val="20"/>
+              </w:rPr>
+              <w:t>Igualmente se modifica la columna valor neto pagado por Valor pago</w:t>
+            </w:r>
+          </w:p>
+        </w:tc>
+      </w:tr>
+      <w:tr>
+        <w:tc>
+          <w:tcPr>
+            <w:tcW w:w="1129" w:type="dxa"/>
+            <w:tcBorders>
+              <w:top w:val="single" w:sz="4" w:space="0" w:color="auto"/>
+              <w:left w:val="single" w:sz="4" w:space="0" w:color="auto"/>
+              <w:bottom w:val="single" w:sz="4" w:space="0" w:color="auto"/>
+              <w:right w:val="single" w:sz="4" w:space="0" w:color="auto"/>
+            </w:tcBorders>
+            <w:vAlign w:val="center"/>
+          </w:tcPr>
+          <w:p>
+            <w:pPr>
+              <w:spacing w:after="0"/>
+              <w:jc w:val="center"/>
+              <w:rPr>
+                <w:sz w:val="20"/>
+                <w:szCs w:val="20"/>
+                <w:lang w:val="es-ES"/>
+              </w:rPr>
+            </w:pPr>
+            <w:r>
+              <w:rPr>
+                <w:sz w:val="20"/>
+                <w:szCs w:val="20"/>
+                <w:lang w:val="es-ES"/>
+              </w:rPr>
+              <w:lastRenderedPageBreak/>
+              <w:t>V4</w:t>
+            </w:r>
+          </w:p>
+        </w:tc>
+        <w:tc>
+          <w:tcPr>
+            <w:tcW w:w="2268" w:type="dxa"/>
+            <w:tcBorders>
+              <w:left w:val="single" w:sz="4" w:space="0" w:color="auto"/>
+            </w:tcBorders>
+            <w:vAlign w:val="center"/>
+          </w:tcPr>
+          <w:p>
+            <w:pPr>
+              <w:spacing w:after="0"/>
+              <w:jc w:val="center"/>
+              <w:rPr>
+                <w:sz w:val="20"/>
+                <w:szCs w:val="20"/>
+                <w:lang w:val="es-ES"/>
+              </w:rPr>
+            </w:pPr>
+            <w:r>
+              <w:rPr>
+                <w:sz w:val="20"/>
+                <w:szCs w:val="20"/>
+                <w:lang w:val="es-ES"/>
+              </w:rPr>
+              <w:t>08/11/2024</w:t>
+            </w:r>
+          </w:p>
+        </w:tc>
+        <w:tc>
+          <w:tcPr>
+            <w:tcW w:w="5812" w:type="dxa"/>
+            <w:vAlign w:val="center"/>
+          </w:tcPr>
+          <w:p>
+            <w:pPr>
+              <w:spacing w:after="0"/>
+              <w:rPr>
+                <w:rStyle w:val="normaltextrun"/>
+                <w:rFonts w:cs="Calibri"/>
+                <w:sz w:val="20"/>
+                <w:szCs w:val="20"/>
+              </w:rPr>
+            </w:pPr>
+            <w:r>
+              <w:rPr>
+                <w:rStyle w:val="normaltextrun"/>
+                <w:rFonts w:cs="Calibri"/>
+                <w:sz w:val="20"/>
+                <w:szCs w:val="20"/>
+              </w:rPr>
+              <w:t>Se incluyen n</w:t>
+            </w:r>
+            <w:r>
+              <w:rPr>
+                <w:rStyle w:val="normaltextrun"/>
+                <w:sz w:val="20"/>
+                <w:szCs w:val="20"/>
+              </w:rPr>
+              <w:t>umerales en</w:t>
+            </w:r>
+            <w:r>
+              <w:rPr>
+                <w:rStyle w:val="normaltextrun"/>
+                <w:sz w:val="20"/>
+                <w:szCs w:val="20"/>
+              </w:rPr>
+              <w:t xml:space="preserve"> </w:t>
+            </w:r>
+            <w:r>
+              <w:rPr>
+                <w:rStyle w:val="normaltextrun"/>
+                <w:szCs w:val="20"/>
+              </w:rPr>
+              <w:t>las</w:t>
+            </w:r>
+            <w:r>
+              <w:rPr>
+                <w:rStyle w:val="normaltextrun"/>
+                <w:sz w:val="20"/>
+                <w:szCs w:val="20"/>
+              </w:rPr>
+              <w:t xml:space="preserve"> </w:t>
+            </w:r>
+            <w:r>
+              <w:rPr>
+                <w:rStyle w:val="normaltextrun"/>
+                <w:rFonts w:cs="Calibri"/>
+                <w:sz w:val="20"/>
+                <w:szCs w:val="20"/>
+              </w:rPr>
+              <w:t>generalidad</w:t>
+            </w:r>
+            <w:r>
+              <w:rPr>
+                <w:rStyle w:val="normaltextrun"/>
+                <w:rFonts w:cs="Calibri"/>
+                <w:sz w:val="20"/>
+                <w:szCs w:val="20"/>
+              </w:rPr>
+              <w:t>e</w:t>
+            </w:r>
+            <w:r>
+              <w:rPr>
+                <w:rStyle w:val="normaltextrun"/>
+                <w:szCs w:val="20"/>
+              </w:rPr>
+              <w:t>s</w:t>
+            </w:r>
+            <w:r>
+              <w:rPr>
+                <w:rStyle w:val="normaltextrun"/>
+                <w:rFonts w:cs="Calibri"/>
+                <w:sz w:val="20"/>
+                <w:szCs w:val="20"/>
+              </w:rPr>
+              <w:t>,</w:t>
+            </w:r>
+          </w:p>
+          <w:p>
+            <w:pPr>
+              <w:spacing w:after="0"/>
+              <w:rPr>
+                <w:rStyle w:val="normaltextrun"/>
+                <w:rFonts w:cs="Calibri"/>
+                <w:sz w:val="20"/>
+                <w:szCs w:val="20"/>
+              </w:rPr>
+            </w:pPr>
+            <w:r>
+              <w:rPr>
+                <w:rStyle w:val="normaltextrun"/>
+                <w:rFonts w:cs="Calibri"/>
+                <w:sz w:val="20"/>
+                <w:szCs w:val="20"/>
+              </w:rPr>
+              <w:t xml:space="preserve">Se incluyen </w:t>
+            </w:r>
+            <w:r>
+              <w:rPr>
+                <w:rStyle w:val="normaltextrun"/>
+                <w:rFonts w:cs="Calibri"/>
+                <w:sz w:val="20"/>
+                <w:szCs w:val="20"/>
+              </w:rPr>
+              <w:t xml:space="preserve">notas internas </w:t>
+            </w:r>
+            <w:r>
+              <w:rPr>
+                <w:rStyle w:val="normaltextrun"/>
+                <w:rFonts w:cs="Calibri"/>
+                <w:sz w:val="20"/>
+                <w:szCs w:val="20"/>
+              </w:rPr>
+              <w:t>para dar contexto a la información contenida en el formato.</w:t>
+            </w:r>
+          </w:p>
+        </w:tc>
+      </w:tr>
+      <w:tr>
+        <w:tc>
+          <w:tcPr>
+            <w:tcW w:w="1129" w:type="dxa"/>
+            <w:tcBorders>
+              <w:top w:val="single" w:sz="4" w:space="0" w:color="auto"/>
+              <w:left w:val="single" w:sz="4" w:space="0" w:color="auto"/>
+              <w:bottom w:val="single" w:sz="4" w:space="0" w:color="auto"/>
+              <w:right w:val="single" w:sz="4" w:space="0" w:color="auto"/>
+            </w:tcBorders>
+            <w:vAlign w:val="center"/>
+          </w:tcPr>
+          <w:p>
+            <w:pPr>
+              <w:spacing w:after="0"/>
+              <w:jc w:val="center"/>
+              <w:rPr>
+                <w:sz w:val="20"/>
+                <w:szCs w:val="20"/>
+                <w:lang w:val="es-ES"/>
+              </w:rPr>
+            </w:pPr>
+            <w:r>
+              <w:rPr>
+                <w:sz w:val="20"/>
+                <w:szCs w:val="20"/>
+                <w:lang w:val="es-ES"/>
+              </w:rPr>
+              <w:t>V5</w:t>
+            </w:r>
+          </w:p>
+        </w:tc>
+        <w:tc>
+          <w:tcPr>
+            <w:tcW w:w="2268" w:type="dxa"/>
+            <w:tcBorders>
+              <w:left w:val="single" w:sz="4" w:space="0" w:color="auto"/>
+            </w:tcBorders>
+            <w:vAlign w:val="center"/>
+          </w:tcPr>
+          <w:p>
+            <w:pPr>
+              <w:spacing w:after="0"/>
+              <w:jc w:val="center"/>
+            </w:pPr>
+            <w:r>
+              <w:rPr>
+                <w:sz w:val="20"/>
+                <w:szCs w:val="20"/>
+              </w:rPr>
+              <w:t>30/09/2025</w:t>
+            </w:r>
+          </w:p>
+        </w:tc>
+        <w:tc>
+          <w:tcPr>
+            <w:tcW w:w="5812" w:type="dxa"/>
+            <w:vAlign w:val="center"/>
+          </w:tcPr>
+          <w:p>
+            <w:pPr>
+              <w:spacing w:after="0"/>
+              <w:rPr>
+                <w:rFonts w:cs="Calibri"/>
+                <w:sz w:val="20"/>
+                <w:szCs w:val="20"/>
+              </w:rPr>
+            </w:pPr>
+            <w:r>
+              <w:rPr>
+                <w:rFonts w:cs="Calibri"/>
+                <w:sz w:val="20"/>
+                <w:szCs w:val="20"/>
+              </w:rPr>
+              <w:t xml:space="preserve">El documento ha sido actualizado para incluir la clasificación de la información, la cual debe realizarse conforme a las directrices establecidas en el documento GOR-G-015 Guía Etiquetado de Información, disponible en la </w:t>
+            </w:r>
+            <w:r>
+              <w:rPr>
+                <w:rFonts w:cstheme="majorHAnsi"/>
+                <w:bCs/>
+                <w:sz w:val="20"/>
+                <w:szCs w:val="20"/>
+              </w:rPr>
+              <w:t>herramienta de gestión del SIGA</w:t>
+            </w:r>
+            <w:r>
+              <w:rPr>
+                <w:rFonts w:cs="Calibri"/>
+                <w:sz w:val="20"/>
+                <w:szCs w:val="20"/>
+              </w:rPr>
+              <w:t>.</w:t>
+            </w:r>
+          </w:p>
+          <w:p>
+            <w:pPr>
+              <w:spacing w:after="0"/>
+              <w:rPr>
+                <w:rStyle w:val="normaltextrun"/>
+                <w:rFonts w:cs="Calibri"/>
+                <w:sz w:val="20"/>
+                <w:szCs w:val="20"/>
+              </w:rPr>
+            </w:pPr>
+          </w:p>
+          <w:p>
+            <w:pPr>
+              <w:spacing w:after="0"/>
+              <w:rPr>
+                <w:rStyle w:val="normaltextrun"/>
+                <w:sz w:val="20"/>
+                <w:szCs w:val="20"/>
+              </w:rPr>
+            </w:pPr>
+            <w:r>
+              <w:rPr>
+                <w:rStyle w:val="normaltextrun"/>
+                <w:rFonts w:cs="Calibri"/>
+                <w:sz w:val="20"/>
+                <w:szCs w:val="20"/>
+              </w:rPr>
+              <w:t>S</w:t>
+            </w:r>
+            <w:r>
+              <w:rPr>
+                <w:rStyle w:val="normaltextrun"/>
+                <w:sz w:val="20"/>
+                <w:szCs w:val="20"/>
+              </w:rPr>
+              <w:t>e adecúa el documento para que sirva también como informe final de persona natural</w:t>
+            </w:r>
+            <w:r>
+              <w:rPr>
+                <w:rStyle w:val="normaltextrun"/>
+                <w:sz w:val="20"/>
+                <w:szCs w:val="20"/>
+              </w:rPr>
+              <w:t>.</w:t>
+            </w:r>
+          </w:p>
+          <w:p>
+            <w:pPr>
+              <w:spacing w:after="0"/>
+              <w:rPr>
+                <w:rStyle w:val="normaltextrun"/>
+                <w:sz w:val="20"/>
+                <w:szCs w:val="20"/>
+              </w:rPr>
+            </w:pPr>
+          </w:p>
+          <w:p>
+            <w:pPr>
+              <w:spacing w:after="0"/>
+              <w:rPr>
+                <w:rStyle w:val="normaltextrun"/>
+                <w:rFonts w:cs="Calibri"/>
+                <w:sz w:val="20"/>
+                <w:szCs w:val="20"/>
+              </w:rPr>
+            </w:pPr>
+            <w:r>
+              <w:rPr>
+                <w:rStyle w:val="normaltextrun"/>
+                <w:sz w:val="20"/>
+                <w:szCs w:val="20"/>
+              </w:rPr>
+              <w:t>Se incluye el numeral de obligaciones de la entidad, a efectos de garantizar la adecuada conservación de bienes u obras.</w:t>
+            </w:r>
+          </w:p>
+        </w:tc>
+      </w:tr>
+    </w:tbl>
     <w:p>
       <w:pPr>
         <w:rPr>
